--- a/Capstone_Project_Plan_Intelligent_Phishing_Email_Analyzer.docx
+++ b/Capstone_Project_Plan_Intelligent_Phishing_Email_Analyzer.docx
@@ -1411,18 +1411,2284 @@
         </w:tc>
       </w:tr>
     </w:tbl>
+    <w:p>
+      <w:pPr>
+        <w:pStyle w:val="Heading1"/>
+      </w:pPr>
+      <w:r>
+        <w:t>9. Weekly Individual Checklists</w:t>
+      </w:r>
+    </w:p>
+    <w:p>
+      <w:pPr>
+        <w:spacing w:after="160"/>
+      </w:pPr>
+      <w:r>
+        <w:t>Each team member should use the checklist below to track weekly responsibilities. Items may be checked off during team meetings or as tasks are completed.</w:t>
+      </w:r>
+    </w:p>
+    <w:tbl>
+      <w:tblPr>
+        <w:tblStyle w:val="TableGrid"/>
+        <w:tblW w:type="auto" w:w="0"/>
+        <w:tblLayout w:type="fixed"/>
+        <w:tblLook w:firstColumn="1" w:firstRow="1" w:lastColumn="0" w:lastRow="0" w:noHBand="0" w:noVBand="1" w:val="04A0"/>
+      </w:tblPr>
+      <w:tblGrid>
+        <w:gridCol w:w="2340"/>
+        <w:gridCol w:w="2340"/>
+        <w:gridCol w:w="2340"/>
+        <w:gridCol w:w="2340"/>
+      </w:tblGrid>
+      <w:tr>
+        <w:tc>
+          <w:tcPr>
+            <w:tcW w:type="dxa" w:w="1350"/>
+            <w:vAlign w:val="center"/>
+            <w:shd w:fill="1F4E79"/>
+          </w:tcPr>
+          <w:p>
+            <w:pPr>
+              <w:spacing w:after="40" w:line="240" w:lineRule="auto"/>
+              <w:jc w:val="center"/>
+            </w:pPr>
+            <w:r>
+              <w:rPr>
+                <w:rFonts w:ascii="Aptos" w:hAnsi="Aptos"/>
+                <w:b/>
+                <w:color w:val="FFFFFF"/>
+                <w:sz w:val="18"/>
+              </w:rPr>
+              <w:t>Week</w:t>
+            </w:r>
+          </w:p>
+        </w:tc>
+        <w:tc>
+          <w:tcPr>
+            <w:tcW w:type="dxa" w:w="2650"/>
+            <w:vAlign w:val="center"/>
+            <w:shd w:fill="1F4E79"/>
+          </w:tcPr>
+          <w:p>
+            <w:pPr>
+              <w:spacing w:after="40" w:line="240" w:lineRule="auto"/>
+              <w:jc w:val="center"/>
+            </w:pPr>
+            <w:r>
+              <w:rPr>
+                <w:rFonts w:ascii="Aptos" w:hAnsi="Aptos"/>
+                <w:b/>
+                <w:color w:val="FFFFFF"/>
+                <w:sz w:val="18"/>
+              </w:rPr>
+              <w:t>Yuuki</w:t>
+            </w:r>
+          </w:p>
+        </w:tc>
+        <w:tc>
+          <w:tcPr>
+            <w:tcW w:type="dxa" w:w="2650"/>
+            <w:vAlign w:val="center"/>
+            <w:shd w:fill="1F4E79"/>
+          </w:tcPr>
+          <w:p>
+            <w:pPr>
+              <w:spacing w:after="40" w:line="240" w:lineRule="auto"/>
+              <w:jc w:val="center"/>
+            </w:pPr>
+            <w:r>
+              <w:rPr>
+                <w:rFonts w:ascii="Aptos" w:hAnsi="Aptos"/>
+                <w:b/>
+                <w:color w:val="FFFFFF"/>
+                <w:sz w:val="18"/>
+              </w:rPr>
+              <w:t>Joseph</w:t>
+            </w:r>
+          </w:p>
+        </w:tc>
+        <w:tc>
+          <w:tcPr>
+            <w:tcW w:type="dxa" w:w="2650"/>
+            <w:vAlign w:val="center"/>
+            <w:shd w:fill="1F4E79"/>
+          </w:tcPr>
+          <w:p>
+            <w:pPr>
+              <w:spacing w:after="40" w:line="240" w:lineRule="auto"/>
+              <w:jc w:val="center"/>
+            </w:pPr>
+            <w:r>
+              <w:rPr>
+                <w:rFonts w:ascii="Aptos" w:hAnsi="Aptos"/>
+                <w:b/>
+                <w:color w:val="FFFFFF"/>
+                <w:sz w:val="18"/>
+              </w:rPr>
+              <w:t>Bivaina</w:t>
+            </w:r>
+          </w:p>
+        </w:tc>
+      </w:tr>
+      <w:tr>
+        <w:tc>
+          <w:tcPr>
+            <w:tcW w:type="dxa" w:w="1350"/>
+            <w:shd w:fill="D9EAF7"/>
+            <w:vAlign w:val="top"/>
+          </w:tcPr>
+          <w:p>
+            <w:pPr>
+              <w:spacing w:after="40" w:line="240" w:lineRule="auto"/>
+              <w:jc w:val="center"/>
+            </w:pPr>
+            <w:r>
+              <w:rPr>
+                <w:rFonts w:ascii="Aptos" w:hAnsi="Aptos"/>
+                <w:b/>
+                <w:sz w:val="17"/>
+              </w:rPr>
+              <w:t>Week 1: Jun 1-Jun 5</w:t>
+            </w:r>
+          </w:p>
+        </w:tc>
+        <w:tc>
+          <w:tcPr>
+            <w:tcW w:type="dxa" w:w="2650"/>
+            <w:vAlign w:val="top"/>
+          </w:tcPr>
+          <w:p>
+            <w:pPr>
+              <w:spacing w:after="40" w:line="240" w:lineRule="auto"/>
+              <w:ind w:left="115" w:hanging="115"/>
+            </w:pPr>
+            <w:r>
+              <w:rPr>
+                <w:rFonts w:ascii="Aptos" w:hAnsi="Aptos"/>
+                <w:b w:val="0"/>
+                <w:sz w:val="16"/>
+              </w:rPr>
+              <w:t xml:space="preserve">[ ] </w:t>
+            </w:r>
+            <w:r>
+              <w:rPr>
+                <w:rFonts w:ascii="Aptos" w:hAnsi="Aptos"/>
+                <w:b w:val="0"/>
+                <w:sz w:val="16"/>
+              </w:rPr>
+              <w:t>Confirm team formation and record member contact information.</w:t>
+            </w:r>
+          </w:p>
+          <w:p>
+            <w:pPr>
+              <w:spacing w:after="40" w:line="240" w:lineRule="auto"/>
+              <w:ind w:left="115" w:hanging="115"/>
+            </w:pPr>
+            <w:r>
+              <w:rPr>
+                <w:rFonts w:ascii="Aptos" w:hAnsi="Aptos"/>
+                <w:b w:val="0"/>
+                <w:sz w:val="16"/>
+              </w:rPr>
+              <w:t xml:space="preserve">[ ] </w:t>
+            </w:r>
+            <w:r>
+              <w:rPr>
+                <w:rFonts w:ascii="Aptos" w:hAnsi="Aptos"/>
+                <w:b w:val="0"/>
+                <w:sz w:val="16"/>
+              </w:rPr>
+              <w:t>Lead topic discussion and capture the initial project concept.</w:t>
+            </w:r>
+          </w:p>
+          <w:p>
+            <w:pPr>
+              <w:spacing w:after="40" w:line="240" w:lineRule="auto"/>
+              <w:ind w:left="115" w:hanging="115"/>
+            </w:pPr>
+            <w:r>
+              <w:rPr>
+                <w:rFonts w:ascii="Aptos" w:hAnsi="Aptos"/>
+                <w:b w:val="0"/>
+                <w:sz w:val="16"/>
+              </w:rPr>
+              <w:t xml:space="preserve">[ ] </w:t>
+            </w:r>
+            <w:r>
+              <w:rPr>
+                <w:rFonts w:ascii="Aptos" w:hAnsi="Aptos"/>
+                <w:b w:val="0"/>
+                <w:sz w:val="16"/>
+              </w:rPr>
+              <w:t>Set up weekly check-in expectations.</w:t>
+            </w:r>
+          </w:p>
+        </w:tc>
+        <w:tc>
+          <w:tcPr>
+            <w:tcW w:type="dxa" w:w="2650"/>
+            <w:vAlign w:val="top"/>
+          </w:tcPr>
+          <w:p>
+            <w:pPr>
+              <w:spacing w:after="40" w:line="240" w:lineRule="auto"/>
+              <w:ind w:left="115" w:hanging="115"/>
+            </w:pPr>
+            <w:r>
+              <w:rPr>
+                <w:rFonts w:ascii="Aptos" w:hAnsi="Aptos"/>
+                <w:b w:val="0"/>
+                <w:sz w:val="16"/>
+              </w:rPr>
+              <w:t xml:space="preserve">[ ] </w:t>
+            </w:r>
+            <w:r>
+              <w:rPr>
+                <w:rFonts w:ascii="Aptos" w:hAnsi="Aptos"/>
+                <w:b w:val="0"/>
+                <w:sz w:val="16"/>
+              </w:rPr>
+              <w:t>Complete lab environment setup.</w:t>
+            </w:r>
+          </w:p>
+          <w:p>
+            <w:pPr>
+              <w:spacing w:after="40" w:line="240" w:lineRule="auto"/>
+              <w:ind w:left="115" w:hanging="115"/>
+            </w:pPr>
+            <w:r>
+              <w:rPr>
+                <w:rFonts w:ascii="Aptos" w:hAnsi="Aptos"/>
+                <w:b w:val="0"/>
+                <w:sz w:val="16"/>
+              </w:rPr>
+              <w:t xml:space="preserve">[ ] </w:t>
+            </w:r>
+            <w:r>
+              <w:rPr>
+                <w:rFonts w:ascii="Aptos" w:hAnsi="Aptos"/>
+                <w:b w:val="0"/>
+                <w:sz w:val="16"/>
+              </w:rPr>
+              <w:t>Research email parsing options for .eml files.</w:t>
+            </w:r>
+          </w:p>
+          <w:p>
+            <w:pPr>
+              <w:spacing w:after="40" w:line="240" w:lineRule="auto"/>
+              <w:ind w:left="115" w:hanging="115"/>
+            </w:pPr>
+            <w:r>
+              <w:rPr>
+                <w:rFonts w:ascii="Aptos" w:hAnsi="Aptos"/>
+                <w:b w:val="0"/>
+                <w:sz w:val="16"/>
+              </w:rPr>
+              <w:t xml:space="preserve">[ ] </w:t>
+            </w:r>
+            <w:r>
+              <w:rPr>
+                <w:rFonts w:ascii="Aptos" w:hAnsi="Aptos"/>
+                <w:b w:val="0"/>
+                <w:sz w:val="16"/>
+              </w:rPr>
+              <w:t>Share backend tool recommendations with the team.</w:t>
+            </w:r>
+          </w:p>
+        </w:tc>
+        <w:tc>
+          <w:tcPr>
+            <w:tcW w:type="dxa" w:w="2650"/>
+            <w:vAlign w:val="top"/>
+          </w:tcPr>
+          <w:p>
+            <w:pPr>
+              <w:spacing w:after="40" w:line="240" w:lineRule="auto"/>
+              <w:ind w:left="115" w:hanging="115"/>
+            </w:pPr>
+            <w:r>
+              <w:rPr>
+                <w:rFonts w:ascii="Aptos" w:hAnsi="Aptos"/>
+                <w:b w:val="0"/>
+                <w:sz w:val="16"/>
+              </w:rPr>
+              <w:t xml:space="preserve">[ ] </w:t>
+            </w:r>
+            <w:r>
+              <w:rPr>
+                <w:rFonts w:ascii="Aptos" w:hAnsi="Aptos"/>
+                <w:b w:val="0"/>
+                <w:sz w:val="16"/>
+              </w:rPr>
+              <w:t>Complete lab environment setup.</w:t>
+            </w:r>
+          </w:p>
+          <w:p>
+            <w:pPr>
+              <w:spacing w:after="40" w:line="240" w:lineRule="auto"/>
+              <w:ind w:left="115" w:hanging="115"/>
+            </w:pPr>
+            <w:r>
+              <w:rPr>
+                <w:rFonts w:ascii="Aptos" w:hAnsi="Aptos"/>
+                <w:b w:val="0"/>
+                <w:sz w:val="16"/>
+              </w:rPr>
+              <w:t xml:space="preserve">[ ] </w:t>
+            </w:r>
+            <w:r>
+              <w:rPr>
+                <w:rFonts w:ascii="Aptos" w:hAnsi="Aptos"/>
+                <w:b w:val="0"/>
+                <w:sz w:val="16"/>
+              </w:rPr>
+              <w:t>Review possible UI patterns for file upload and pasted email input.</w:t>
+            </w:r>
+          </w:p>
+          <w:p>
+            <w:pPr>
+              <w:spacing w:after="40" w:line="240" w:lineRule="auto"/>
+              <w:ind w:left="115" w:hanging="115"/>
+            </w:pPr>
+            <w:r>
+              <w:rPr>
+                <w:rFonts w:ascii="Aptos" w:hAnsi="Aptos"/>
+                <w:b w:val="0"/>
+                <w:sz w:val="16"/>
+              </w:rPr>
+              <w:t xml:space="preserve">[ ] </w:t>
+            </w:r>
+            <w:r>
+              <w:rPr>
+                <w:rFonts w:ascii="Aptos" w:hAnsi="Aptos"/>
+                <w:b w:val="0"/>
+                <w:sz w:val="16"/>
+              </w:rPr>
+              <w:t>Collect example layouts for the analysis report screen.</w:t>
+            </w:r>
+          </w:p>
+        </w:tc>
+      </w:tr>
+      <w:tr>
+        <w:tc>
+          <w:tcPr>
+            <w:tcW w:type="dxa" w:w="1350"/>
+            <w:shd w:fill="D9EAF7"/>
+            <w:vAlign w:val="top"/>
+          </w:tcPr>
+          <w:p>
+            <w:pPr>
+              <w:spacing w:after="40" w:line="240" w:lineRule="auto"/>
+              <w:jc w:val="center"/>
+            </w:pPr>
+            <w:r>
+              <w:rPr>
+                <w:rFonts w:ascii="Aptos" w:hAnsi="Aptos"/>
+                <w:b/>
+                <w:sz w:val="17"/>
+              </w:rPr>
+              <w:t>Week 2: Jun 8-Jun 12</w:t>
+            </w:r>
+          </w:p>
+        </w:tc>
+        <w:tc>
+          <w:tcPr>
+            <w:tcW w:type="dxa" w:w="2650"/>
+            <w:vAlign w:val="top"/>
+          </w:tcPr>
+          <w:p>
+            <w:pPr>
+              <w:spacing w:after="40" w:line="240" w:lineRule="auto"/>
+              <w:ind w:left="115" w:hanging="115"/>
+            </w:pPr>
+            <w:r>
+              <w:rPr>
+                <w:rFonts w:ascii="Aptos" w:hAnsi="Aptos"/>
+                <w:b w:val="0"/>
+                <w:sz w:val="16"/>
+              </w:rPr>
+              <w:t xml:space="preserve">[ ] </w:t>
+            </w:r>
+            <w:r>
+              <w:rPr>
+                <w:rFonts w:ascii="Aptos" w:hAnsi="Aptos"/>
+                <w:b w:val="0"/>
+                <w:sz w:val="16"/>
+              </w:rPr>
+              <w:t>Finalize project plan, timeline, and weekly schedule.</w:t>
+            </w:r>
+          </w:p>
+          <w:p>
+            <w:pPr>
+              <w:spacing w:after="40" w:line="240" w:lineRule="auto"/>
+              <w:ind w:left="115" w:hanging="115"/>
+            </w:pPr>
+            <w:r>
+              <w:rPr>
+                <w:rFonts w:ascii="Aptos" w:hAnsi="Aptos"/>
+                <w:b w:val="0"/>
+                <w:sz w:val="16"/>
+              </w:rPr>
+              <w:t xml:space="preserve">[ ] </w:t>
+            </w:r>
+            <w:r>
+              <w:rPr>
+                <w:rFonts w:ascii="Aptos" w:hAnsi="Aptos"/>
+                <w:b w:val="0"/>
+                <w:sz w:val="16"/>
+              </w:rPr>
+              <w:t>Assign responsibilities for frontend, backend, AI integration, and documentation.</w:t>
+            </w:r>
+          </w:p>
+          <w:p>
+            <w:pPr>
+              <w:spacing w:after="40" w:line="240" w:lineRule="auto"/>
+              <w:ind w:left="115" w:hanging="115"/>
+            </w:pPr>
+            <w:r>
+              <w:rPr>
+                <w:rFonts w:ascii="Aptos" w:hAnsi="Aptos"/>
+                <w:b w:val="0"/>
+                <w:sz w:val="16"/>
+              </w:rPr>
+              <w:t xml:space="preserve">[ ] </w:t>
+            </w:r>
+            <w:r>
+              <w:rPr>
+                <w:rFonts w:ascii="Aptos" w:hAnsi="Aptos"/>
+                <w:b w:val="0"/>
+                <w:sz w:val="16"/>
+              </w:rPr>
+              <w:t>Create or organize the project repository/workspace.</w:t>
+            </w:r>
+          </w:p>
+        </w:tc>
+        <w:tc>
+          <w:tcPr>
+            <w:tcW w:type="dxa" w:w="2650"/>
+            <w:vAlign w:val="top"/>
+          </w:tcPr>
+          <w:p>
+            <w:pPr>
+              <w:spacing w:after="40" w:line="240" w:lineRule="auto"/>
+              <w:ind w:left="115" w:hanging="115"/>
+            </w:pPr>
+            <w:r>
+              <w:rPr>
+                <w:rFonts w:ascii="Aptos" w:hAnsi="Aptos"/>
+                <w:b w:val="0"/>
+                <w:sz w:val="16"/>
+              </w:rPr>
+              <w:t xml:space="preserve">[ ] </w:t>
+            </w:r>
+            <w:r>
+              <w:rPr>
+                <w:rFonts w:ascii="Aptos" w:hAnsi="Aptos"/>
+                <w:b w:val="0"/>
+                <w:sz w:val="16"/>
+              </w:rPr>
+              <w:t>Select backend language/framework and parsing library.</w:t>
+            </w:r>
+          </w:p>
+          <w:p>
+            <w:pPr>
+              <w:spacing w:after="40" w:line="240" w:lineRule="auto"/>
+              <w:ind w:left="115" w:hanging="115"/>
+            </w:pPr>
+            <w:r>
+              <w:rPr>
+                <w:rFonts w:ascii="Aptos" w:hAnsi="Aptos"/>
+                <w:b w:val="0"/>
+                <w:sz w:val="16"/>
+              </w:rPr>
+              <w:t xml:space="preserve">[ ] </w:t>
+            </w:r>
+            <w:r>
+              <w:rPr>
+                <w:rFonts w:ascii="Aptos" w:hAnsi="Aptos"/>
+                <w:b w:val="0"/>
+                <w:sz w:val="16"/>
+              </w:rPr>
+              <w:t>Draft backend endpoint plan for upload and pasted-content analysis.</w:t>
+            </w:r>
+          </w:p>
+          <w:p>
+            <w:pPr>
+              <w:spacing w:after="40" w:line="240" w:lineRule="auto"/>
+              <w:ind w:left="115" w:hanging="115"/>
+            </w:pPr>
+            <w:r>
+              <w:rPr>
+                <w:rFonts w:ascii="Aptos" w:hAnsi="Aptos"/>
+                <w:b w:val="0"/>
+                <w:sz w:val="16"/>
+              </w:rPr>
+              <w:t xml:space="preserve">[ ] </w:t>
+            </w:r>
+            <w:r>
+              <w:rPr>
+                <w:rFonts w:ascii="Aptos" w:hAnsi="Aptos"/>
+                <w:b w:val="0"/>
+                <w:sz w:val="16"/>
+              </w:rPr>
+              <w:t>Document parser inputs, outputs, and expected error cases.</w:t>
+            </w:r>
+          </w:p>
+        </w:tc>
+        <w:tc>
+          <w:tcPr>
+            <w:tcW w:type="dxa" w:w="2650"/>
+            <w:vAlign w:val="top"/>
+          </w:tcPr>
+          <w:p>
+            <w:pPr>
+              <w:spacing w:after="40" w:line="240" w:lineRule="auto"/>
+              <w:ind w:left="115" w:hanging="115"/>
+            </w:pPr>
+            <w:r>
+              <w:rPr>
+                <w:rFonts w:ascii="Aptos" w:hAnsi="Aptos"/>
+                <w:b w:val="0"/>
+                <w:sz w:val="16"/>
+              </w:rPr>
+              <w:t xml:space="preserve">[ ] </w:t>
+            </w:r>
+            <w:r>
+              <w:rPr>
+                <w:rFonts w:ascii="Aptos" w:hAnsi="Aptos"/>
+                <w:b w:val="0"/>
+                <w:sz w:val="16"/>
+              </w:rPr>
+              <w:t>Select frontend structure and page layout.</w:t>
+            </w:r>
+          </w:p>
+          <w:p>
+            <w:pPr>
+              <w:spacing w:after="40" w:line="240" w:lineRule="auto"/>
+              <w:ind w:left="115" w:hanging="115"/>
+            </w:pPr>
+            <w:r>
+              <w:rPr>
+                <w:rFonts w:ascii="Aptos" w:hAnsi="Aptos"/>
+                <w:b w:val="0"/>
+                <w:sz w:val="16"/>
+              </w:rPr>
+              <w:t xml:space="preserve">[ ] </w:t>
+            </w:r>
+            <w:r>
+              <w:rPr>
+                <w:rFonts w:ascii="Aptos" w:hAnsi="Aptos"/>
+                <w:b w:val="0"/>
+                <w:sz w:val="16"/>
+              </w:rPr>
+              <w:t>Draft wireframe for upload, paste input, parsed preview, and report output.</w:t>
+            </w:r>
+          </w:p>
+          <w:p>
+            <w:pPr>
+              <w:spacing w:after="40" w:line="240" w:lineRule="auto"/>
+              <w:ind w:left="115" w:hanging="115"/>
+            </w:pPr>
+            <w:r>
+              <w:rPr>
+                <w:rFonts w:ascii="Aptos" w:hAnsi="Aptos"/>
+                <w:b w:val="0"/>
+                <w:sz w:val="16"/>
+              </w:rPr>
+              <w:t xml:space="preserve">[ ] </w:t>
+            </w:r>
+            <w:r>
+              <w:rPr>
+                <w:rFonts w:ascii="Aptos" w:hAnsi="Aptos"/>
+                <w:b w:val="0"/>
+                <w:sz w:val="16"/>
+              </w:rPr>
+              <w:t>Define report fields needed from backend and LLM output.</w:t>
+            </w:r>
+          </w:p>
+        </w:tc>
+      </w:tr>
+      <w:tr>
+        <w:tc>
+          <w:tcPr>
+            <w:tcW w:type="dxa" w:w="1350"/>
+            <w:shd w:fill="D9EAF7"/>
+            <w:vAlign w:val="top"/>
+          </w:tcPr>
+          <w:p>
+            <w:pPr>
+              <w:spacing w:after="40" w:line="240" w:lineRule="auto"/>
+              <w:jc w:val="center"/>
+            </w:pPr>
+            <w:r>
+              <w:rPr>
+                <w:rFonts w:ascii="Aptos" w:hAnsi="Aptos"/>
+                <w:b/>
+                <w:sz w:val="17"/>
+              </w:rPr>
+              <w:t>Week 3: Jun 15-Jun 19</w:t>
+            </w:r>
+          </w:p>
+        </w:tc>
+        <w:tc>
+          <w:tcPr>
+            <w:tcW w:type="dxa" w:w="2650"/>
+            <w:vAlign w:val="top"/>
+          </w:tcPr>
+          <w:p>
+            <w:pPr>
+              <w:spacing w:after="40" w:line="240" w:lineRule="auto"/>
+              <w:ind w:left="115" w:hanging="115"/>
+            </w:pPr>
+            <w:r>
+              <w:rPr>
+                <w:rFonts w:ascii="Aptos" w:hAnsi="Aptos"/>
+                <w:b w:val="0"/>
+                <w:sz w:val="16"/>
+              </w:rPr>
+              <w:t xml:space="preserve">[ ] </w:t>
+            </w:r>
+            <w:r>
+              <w:rPr>
+                <w:rFonts w:ascii="Aptos" w:hAnsi="Aptos"/>
+                <w:b w:val="0"/>
+                <w:sz w:val="16"/>
+              </w:rPr>
+              <w:t>Track prototype progress and remove blockers.</w:t>
+            </w:r>
+          </w:p>
+          <w:p>
+            <w:pPr>
+              <w:spacing w:after="40" w:line="240" w:lineRule="auto"/>
+              <w:ind w:left="115" w:hanging="115"/>
+            </w:pPr>
+            <w:r>
+              <w:rPr>
+                <w:rFonts w:ascii="Aptos" w:hAnsi="Aptos"/>
+                <w:b w:val="0"/>
+                <w:sz w:val="16"/>
+              </w:rPr>
+              <w:t xml:space="preserve">[ ] </w:t>
+            </w:r>
+            <w:r>
+              <w:rPr>
+                <w:rFonts w:ascii="Aptos" w:hAnsi="Aptos"/>
+                <w:b w:val="0"/>
+                <w:sz w:val="16"/>
+              </w:rPr>
+              <w:t>Review initial workflow from input to backend connection.</w:t>
+            </w:r>
+          </w:p>
+          <w:p>
+            <w:pPr>
+              <w:spacing w:after="40" w:line="240" w:lineRule="auto"/>
+              <w:ind w:left="115" w:hanging="115"/>
+            </w:pPr>
+            <w:r>
+              <w:rPr>
+                <w:rFonts w:ascii="Aptos" w:hAnsi="Aptos"/>
+                <w:b w:val="0"/>
+                <w:sz w:val="16"/>
+              </w:rPr>
+              <w:t xml:space="preserve">[ ] </w:t>
+            </w:r>
+            <w:r>
+              <w:rPr>
+                <w:rFonts w:ascii="Aptos" w:hAnsi="Aptos"/>
+                <w:b w:val="0"/>
+                <w:sz w:val="16"/>
+              </w:rPr>
+              <w:t>Update schedule based on actual progress.</w:t>
+            </w:r>
+          </w:p>
+        </w:tc>
+        <w:tc>
+          <w:tcPr>
+            <w:tcW w:type="dxa" w:w="2650"/>
+            <w:vAlign w:val="top"/>
+          </w:tcPr>
+          <w:p>
+            <w:pPr>
+              <w:spacing w:after="40" w:line="240" w:lineRule="auto"/>
+              <w:ind w:left="115" w:hanging="115"/>
+            </w:pPr>
+            <w:r>
+              <w:rPr>
+                <w:rFonts w:ascii="Aptos" w:hAnsi="Aptos"/>
+                <w:b w:val="0"/>
+                <w:sz w:val="16"/>
+              </w:rPr>
+              <w:t xml:space="preserve">[ ] </w:t>
+            </w:r>
+            <w:r>
+              <w:rPr>
+                <w:rFonts w:ascii="Aptos" w:hAnsi="Aptos"/>
+                <w:b w:val="0"/>
+                <w:sz w:val="16"/>
+              </w:rPr>
+              <w:t>Build initial backend endpoint for email submission.</w:t>
+            </w:r>
+          </w:p>
+          <w:p>
+            <w:pPr>
+              <w:spacing w:after="40" w:line="240" w:lineRule="auto"/>
+              <w:ind w:left="115" w:hanging="115"/>
+            </w:pPr>
+            <w:r>
+              <w:rPr>
+                <w:rFonts w:ascii="Aptos" w:hAnsi="Aptos"/>
+                <w:b w:val="0"/>
+                <w:sz w:val="16"/>
+              </w:rPr>
+              <w:t xml:space="preserve">[ ] </w:t>
+            </w:r>
+            <w:r>
+              <w:rPr>
+                <w:rFonts w:ascii="Aptos" w:hAnsi="Aptos"/>
+                <w:b w:val="0"/>
+                <w:sz w:val="16"/>
+              </w:rPr>
+              <w:t>Implement first-pass .eml parsing for sender, subject, body, and headers.</w:t>
+            </w:r>
+          </w:p>
+          <w:p>
+            <w:pPr>
+              <w:spacing w:after="40" w:line="240" w:lineRule="auto"/>
+              <w:ind w:left="115" w:hanging="115"/>
+            </w:pPr>
+            <w:r>
+              <w:rPr>
+                <w:rFonts w:ascii="Aptos" w:hAnsi="Aptos"/>
+                <w:b w:val="0"/>
+                <w:sz w:val="16"/>
+              </w:rPr>
+              <w:t xml:space="preserve">[ ] </w:t>
+            </w:r>
+            <w:r>
+              <w:rPr>
+                <w:rFonts w:ascii="Aptos" w:hAnsi="Aptos"/>
+                <w:b w:val="0"/>
+                <w:sz w:val="16"/>
+              </w:rPr>
+              <w:t>Test parser with at least two safe sample emails.</w:t>
+            </w:r>
+          </w:p>
+        </w:tc>
+        <w:tc>
+          <w:tcPr>
+            <w:tcW w:type="dxa" w:w="2650"/>
+            <w:vAlign w:val="top"/>
+          </w:tcPr>
+          <w:p>
+            <w:pPr>
+              <w:spacing w:after="40" w:line="240" w:lineRule="auto"/>
+              <w:ind w:left="115" w:hanging="115"/>
+            </w:pPr>
+            <w:r>
+              <w:rPr>
+                <w:rFonts w:ascii="Aptos" w:hAnsi="Aptos"/>
+                <w:b w:val="0"/>
+                <w:sz w:val="16"/>
+              </w:rPr>
+              <w:t xml:space="preserve">[ ] </w:t>
+            </w:r>
+            <w:r>
+              <w:rPr>
+                <w:rFonts w:ascii="Aptos" w:hAnsi="Aptos"/>
+                <w:b w:val="0"/>
+                <w:sz w:val="16"/>
+              </w:rPr>
+              <w:t>Build first web interface for .eml upload.</w:t>
+            </w:r>
+          </w:p>
+          <w:p>
+            <w:pPr>
+              <w:spacing w:after="40" w:line="240" w:lineRule="auto"/>
+              <w:ind w:left="115" w:hanging="115"/>
+            </w:pPr>
+            <w:r>
+              <w:rPr>
+                <w:rFonts w:ascii="Aptos" w:hAnsi="Aptos"/>
+                <w:b w:val="0"/>
+                <w:sz w:val="16"/>
+              </w:rPr>
+              <w:t xml:space="preserve">[ ] </w:t>
+            </w:r>
+            <w:r>
+              <w:rPr>
+                <w:rFonts w:ascii="Aptos" w:hAnsi="Aptos"/>
+                <w:b w:val="0"/>
+                <w:sz w:val="16"/>
+              </w:rPr>
+              <w:t>Add pasted email content input.</w:t>
+            </w:r>
+          </w:p>
+          <w:p>
+            <w:pPr>
+              <w:spacing w:after="40" w:line="240" w:lineRule="auto"/>
+              <w:ind w:left="115" w:hanging="115"/>
+            </w:pPr>
+            <w:r>
+              <w:rPr>
+                <w:rFonts w:ascii="Aptos" w:hAnsi="Aptos"/>
+                <w:b w:val="0"/>
+                <w:sz w:val="16"/>
+              </w:rPr>
+              <w:t xml:space="preserve">[ ] </w:t>
+            </w:r>
+            <w:r>
+              <w:rPr>
+                <w:rFonts w:ascii="Aptos" w:hAnsi="Aptos"/>
+                <w:b w:val="0"/>
+                <w:sz w:val="16"/>
+              </w:rPr>
+              <w:t>Connect frontend submission flow to the backend endpoint.</w:t>
+            </w:r>
+          </w:p>
+        </w:tc>
+      </w:tr>
+      <w:tr>
+        <w:tc>
+          <w:tcPr>
+            <w:tcW w:type="dxa" w:w="1350"/>
+            <w:shd w:fill="D9EAF7"/>
+            <w:vAlign w:val="top"/>
+          </w:tcPr>
+          <w:p>
+            <w:pPr>
+              <w:spacing w:after="40" w:line="240" w:lineRule="auto"/>
+              <w:jc w:val="center"/>
+            </w:pPr>
+            <w:r>
+              <w:rPr>
+                <w:rFonts w:ascii="Aptos" w:hAnsi="Aptos"/>
+                <w:b/>
+                <w:sz w:val="17"/>
+              </w:rPr>
+              <w:t>Week 4: Jun 22-Jun 26</w:t>
+            </w:r>
+          </w:p>
+        </w:tc>
+        <w:tc>
+          <w:tcPr>
+            <w:tcW w:type="dxa" w:w="2650"/>
+            <w:vAlign w:val="top"/>
+          </w:tcPr>
+          <w:p>
+            <w:pPr>
+              <w:spacing w:after="40" w:line="240" w:lineRule="auto"/>
+              <w:ind w:left="115" w:hanging="115"/>
+            </w:pPr>
+            <w:r>
+              <w:rPr>
+                <w:rFonts w:ascii="Aptos" w:hAnsi="Aptos"/>
+                <w:b w:val="0"/>
+                <w:sz w:val="16"/>
+              </w:rPr>
+              <w:t xml:space="preserve">[ ] </w:t>
+            </w:r>
+            <w:r>
+              <w:rPr>
+                <w:rFonts w:ascii="Aptos" w:hAnsi="Aptos"/>
+                <w:b w:val="0"/>
+                <w:sz w:val="16"/>
+              </w:rPr>
+              <w:t>Run a mid-project review of parser output and feature scope.</w:t>
+            </w:r>
+          </w:p>
+          <w:p>
+            <w:pPr>
+              <w:spacing w:after="40" w:line="240" w:lineRule="auto"/>
+              <w:ind w:left="115" w:hanging="115"/>
+            </w:pPr>
+            <w:r>
+              <w:rPr>
+                <w:rFonts w:ascii="Aptos" w:hAnsi="Aptos"/>
+                <w:b w:val="0"/>
+                <w:sz w:val="16"/>
+              </w:rPr>
+              <w:t xml:space="preserve">[ ] </w:t>
+            </w:r>
+            <w:r>
+              <w:rPr>
+                <w:rFonts w:ascii="Aptos" w:hAnsi="Aptos"/>
+                <w:b w:val="0"/>
+                <w:sz w:val="16"/>
+              </w:rPr>
+              <w:t>Confirm required report fields and success criteria.</w:t>
+            </w:r>
+          </w:p>
+          <w:p>
+            <w:pPr>
+              <w:spacing w:after="40" w:line="240" w:lineRule="auto"/>
+              <w:ind w:left="115" w:hanging="115"/>
+            </w:pPr>
+            <w:r>
+              <w:rPr>
+                <w:rFonts w:ascii="Aptos" w:hAnsi="Aptos"/>
+                <w:b w:val="0"/>
+                <w:sz w:val="16"/>
+              </w:rPr>
+              <w:t xml:space="preserve">[ ] </w:t>
+            </w:r>
+            <w:r>
+              <w:rPr>
+                <w:rFonts w:ascii="Aptos" w:hAnsi="Aptos"/>
+                <w:b w:val="0"/>
+                <w:sz w:val="16"/>
+              </w:rPr>
+              <w:t>Maintain the shared task board or weekly status notes.</w:t>
+            </w:r>
+          </w:p>
+        </w:tc>
+        <w:tc>
+          <w:tcPr>
+            <w:tcW w:type="dxa" w:w="2650"/>
+            <w:vAlign w:val="top"/>
+          </w:tcPr>
+          <w:p>
+            <w:pPr>
+              <w:spacing w:after="40" w:line="240" w:lineRule="auto"/>
+              <w:ind w:left="115" w:hanging="115"/>
+            </w:pPr>
+            <w:r>
+              <w:rPr>
+                <w:rFonts w:ascii="Aptos" w:hAnsi="Aptos"/>
+                <w:b w:val="0"/>
+                <w:sz w:val="16"/>
+              </w:rPr>
+              <w:t xml:space="preserve">[ ] </w:t>
+            </w:r>
+            <w:r>
+              <w:rPr>
+                <w:rFonts w:ascii="Aptos" w:hAnsi="Aptos"/>
+                <w:b w:val="0"/>
+                <w:sz w:val="16"/>
+              </w:rPr>
+              <w:t>Extract URLs, attachment names, reply-to, and key header fields.</w:t>
+            </w:r>
+          </w:p>
+          <w:p>
+            <w:pPr>
+              <w:spacing w:after="40" w:line="240" w:lineRule="auto"/>
+              <w:ind w:left="115" w:hanging="115"/>
+            </w:pPr>
+            <w:r>
+              <w:rPr>
+                <w:rFonts w:ascii="Aptos" w:hAnsi="Aptos"/>
+                <w:b w:val="0"/>
+                <w:sz w:val="16"/>
+              </w:rPr>
+              <w:t xml:space="preserve">[ ] </w:t>
+            </w:r>
+            <w:r>
+              <w:rPr>
+                <w:rFonts w:ascii="Aptos" w:hAnsi="Aptos"/>
+                <w:b w:val="0"/>
+                <w:sz w:val="16"/>
+              </w:rPr>
+              <w:t>Normalize parser output into a structured format for LLM analysis.</w:t>
+            </w:r>
+          </w:p>
+          <w:p>
+            <w:pPr>
+              <w:spacing w:after="40" w:line="240" w:lineRule="auto"/>
+              <w:ind w:left="115" w:hanging="115"/>
+            </w:pPr>
+            <w:r>
+              <w:rPr>
+                <w:rFonts w:ascii="Aptos" w:hAnsi="Aptos"/>
+                <w:b w:val="0"/>
+                <w:sz w:val="16"/>
+              </w:rPr>
+              <w:t xml:space="preserve">[ ] </w:t>
+            </w:r>
+            <w:r>
+              <w:rPr>
+                <w:rFonts w:ascii="Aptos" w:hAnsi="Aptos"/>
+                <w:b w:val="0"/>
+                <w:sz w:val="16"/>
+              </w:rPr>
+              <w:t>Add invalid file/input handling and parser test cases.</w:t>
+            </w:r>
+          </w:p>
+        </w:tc>
+        <w:tc>
+          <w:tcPr>
+            <w:tcW w:type="dxa" w:w="2650"/>
+            <w:vAlign w:val="top"/>
+          </w:tcPr>
+          <w:p>
+            <w:pPr>
+              <w:spacing w:after="40" w:line="240" w:lineRule="auto"/>
+              <w:ind w:left="115" w:hanging="115"/>
+            </w:pPr>
+            <w:r>
+              <w:rPr>
+                <w:rFonts w:ascii="Aptos" w:hAnsi="Aptos"/>
+                <w:b w:val="0"/>
+                <w:sz w:val="16"/>
+              </w:rPr>
+              <w:t xml:space="preserve">[ ] </w:t>
+            </w:r>
+            <w:r>
+              <w:rPr>
+                <w:rFonts w:ascii="Aptos" w:hAnsi="Aptos"/>
+                <w:b w:val="0"/>
+                <w:sz w:val="16"/>
+              </w:rPr>
+              <w:t>Display parsed email preview in the interface.</w:t>
+            </w:r>
+          </w:p>
+          <w:p>
+            <w:pPr>
+              <w:spacing w:after="40" w:line="240" w:lineRule="auto"/>
+              <w:ind w:left="115" w:hanging="115"/>
+            </w:pPr>
+            <w:r>
+              <w:rPr>
+                <w:rFonts w:ascii="Aptos" w:hAnsi="Aptos"/>
+                <w:b w:val="0"/>
+                <w:sz w:val="16"/>
+              </w:rPr>
+              <w:t xml:space="preserve">[ ] </w:t>
+            </w:r>
+            <w:r>
+              <w:rPr>
+                <w:rFonts w:ascii="Aptos" w:hAnsi="Aptos"/>
+                <w:b w:val="0"/>
+                <w:sz w:val="16"/>
+              </w:rPr>
+              <w:t>Add user feedback for invalid input and processing states.</w:t>
+            </w:r>
+          </w:p>
+          <w:p>
+            <w:pPr>
+              <w:spacing w:after="40" w:line="240" w:lineRule="auto"/>
+              <w:ind w:left="115" w:hanging="115"/>
+            </w:pPr>
+            <w:r>
+              <w:rPr>
+                <w:rFonts w:ascii="Aptos" w:hAnsi="Aptos"/>
+                <w:b w:val="0"/>
+                <w:sz w:val="16"/>
+              </w:rPr>
+              <w:t xml:space="preserve">[ ] </w:t>
+            </w:r>
+            <w:r>
+              <w:rPr>
+                <w:rFonts w:ascii="Aptos" w:hAnsi="Aptos"/>
+                <w:b w:val="0"/>
+                <w:sz w:val="16"/>
+              </w:rPr>
+              <w:t>Review the UI with the team and record improvement notes.</w:t>
+            </w:r>
+          </w:p>
+        </w:tc>
+      </w:tr>
+      <w:tr>
+        <w:tc>
+          <w:tcPr>
+            <w:tcW w:type="dxa" w:w="1350"/>
+            <w:shd w:fill="D9EAF7"/>
+            <w:vAlign w:val="top"/>
+          </w:tcPr>
+          <w:p>
+            <w:pPr>
+              <w:spacing w:after="40" w:line="240" w:lineRule="auto"/>
+              <w:jc w:val="center"/>
+            </w:pPr>
+            <w:r>
+              <w:rPr>
+                <w:rFonts w:ascii="Aptos" w:hAnsi="Aptos"/>
+                <w:b/>
+                <w:sz w:val="17"/>
+              </w:rPr>
+              <w:t>Week 5: Jun 29-Jul 3</w:t>
+            </w:r>
+          </w:p>
+        </w:tc>
+        <w:tc>
+          <w:tcPr>
+            <w:tcW w:type="dxa" w:w="2650"/>
+            <w:vAlign w:val="top"/>
+          </w:tcPr>
+          <w:p>
+            <w:pPr>
+              <w:spacing w:after="40" w:line="240" w:lineRule="auto"/>
+              <w:ind w:left="115" w:hanging="115"/>
+            </w:pPr>
+            <w:r>
+              <w:rPr>
+                <w:rFonts w:ascii="Aptos" w:hAnsi="Aptos"/>
+                <w:b w:val="0"/>
+                <w:sz w:val="16"/>
+              </w:rPr>
+              <w:t xml:space="preserve">[ ] </w:t>
+            </w:r>
+            <w:r>
+              <w:rPr>
+                <w:rFonts w:ascii="Aptos" w:hAnsi="Aptos"/>
+                <w:b w:val="0"/>
+                <w:sz w:val="16"/>
+              </w:rPr>
+              <w:t>Coordinate LLM prompt review and scoring expectations.</w:t>
+            </w:r>
+          </w:p>
+          <w:p>
+            <w:pPr>
+              <w:spacing w:after="40" w:line="240" w:lineRule="auto"/>
+              <w:ind w:left="115" w:hanging="115"/>
+            </w:pPr>
+            <w:r>
+              <w:rPr>
+                <w:rFonts w:ascii="Aptos" w:hAnsi="Aptos"/>
+                <w:b w:val="0"/>
+                <w:sz w:val="16"/>
+              </w:rPr>
+              <w:t xml:space="preserve">[ ] </w:t>
+            </w:r>
+            <w:r>
+              <w:rPr>
+                <w:rFonts w:ascii="Aptos" w:hAnsi="Aptos"/>
+                <w:b w:val="0"/>
+                <w:sz w:val="16"/>
+              </w:rPr>
+              <w:t>Check whether the project is still on track for final demo requirements.</w:t>
+            </w:r>
+          </w:p>
+          <w:p>
+            <w:pPr>
+              <w:spacing w:after="40" w:line="240" w:lineRule="auto"/>
+              <w:ind w:left="115" w:hanging="115"/>
+            </w:pPr>
+            <w:r>
+              <w:rPr>
+                <w:rFonts w:ascii="Aptos" w:hAnsi="Aptos"/>
+                <w:b w:val="0"/>
+                <w:sz w:val="16"/>
+              </w:rPr>
+              <w:t xml:space="preserve">[ ] </w:t>
+            </w:r>
+            <w:r>
+              <w:rPr>
+                <w:rFonts w:ascii="Aptos" w:hAnsi="Aptos"/>
+                <w:b w:val="0"/>
+                <w:sz w:val="16"/>
+              </w:rPr>
+              <w:t>Start collecting material for final documentation.</w:t>
+            </w:r>
+          </w:p>
+        </w:tc>
+        <w:tc>
+          <w:tcPr>
+            <w:tcW w:type="dxa" w:w="2650"/>
+            <w:vAlign w:val="top"/>
+          </w:tcPr>
+          <w:p>
+            <w:pPr>
+              <w:spacing w:after="40" w:line="240" w:lineRule="auto"/>
+              <w:ind w:left="115" w:hanging="115"/>
+            </w:pPr>
+            <w:r>
+              <w:rPr>
+                <w:rFonts w:ascii="Aptos" w:hAnsi="Aptos"/>
+                <w:b w:val="0"/>
+                <w:sz w:val="16"/>
+              </w:rPr>
+              <w:t xml:space="preserve">[ ] </w:t>
+            </w:r>
+            <w:r>
+              <w:rPr>
+                <w:rFonts w:ascii="Aptos" w:hAnsi="Aptos"/>
+                <w:b w:val="0"/>
+                <w:sz w:val="16"/>
+              </w:rPr>
+              <w:t>Integrate the selected LLM or mock-analysis fallback.</w:t>
+            </w:r>
+          </w:p>
+          <w:p>
+            <w:pPr>
+              <w:spacing w:after="40" w:line="240" w:lineRule="auto"/>
+              <w:ind w:left="115" w:hanging="115"/>
+            </w:pPr>
+            <w:r>
+              <w:rPr>
+                <w:rFonts w:ascii="Aptos" w:hAnsi="Aptos"/>
+                <w:b w:val="0"/>
+                <w:sz w:val="16"/>
+              </w:rPr>
+              <w:t xml:space="preserve">[ ] </w:t>
+            </w:r>
+            <w:r>
+              <w:rPr>
+                <w:rFonts w:ascii="Aptos" w:hAnsi="Aptos"/>
+                <w:b w:val="0"/>
+                <w:sz w:val="16"/>
+              </w:rPr>
+              <w:t>Send structured parsed email data into the analysis prompt.</w:t>
+            </w:r>
+          </w:p>
+          <w:p>
+            <w:pPr>
+              <w:spacing w:after="40" w:line="240" w:lineRule="auto"/>
+              <w:ind w:left="115" w:hanging="115"/>
+            </w:pPr>
+            <w:r>
+              <w:rPr>
+                <w:rFonts w:ascii="Aptos" w:hAnsi="Aptos"/>
+                <w:b w:val="0"/>
+                <w:sz w:val="16"/>
+              </w:rPr>
+              <w:t xml:space="preserve">[ ] </w:t>
+            </w:r>
+            <w:r>
+              <w:rPr>
+                <w:rFonts w:ascii="Aptos" w:hAnsi="Aptos"/>
+                <w:b w:val="0"/>
+                <w:sz w:val="16"/>
+              </w:rPr>
+              <w:t>Validate required output fields: score, risk level, IoCs, explanation, and recommendation.</w:t>
+            </w:r>
+          </w:p>
+        </w:tc>
+        <w:tc>
+          <w:tcPr>
+            <w:tcW w:type="dxa" w:w="2650"/>
+            <w:vAlign w:val="top"/>
+          </w:tcPr>
+          <w:p>
+            <w:pPr>
+              <w:spacing w:after="40" w:line="240" w:lineRule="auto"/>
+              <w:ind w:left="115" w:hanging="115"/>
+            </w:pPr>
+            <w:r>
+              <w:rPr>
+                <w:rFonts w:ascii="Aptos" w:hAnsi="Aptos"/>
+                <w:b w:val="0"/>
+                <w:sz w:val="16"/>
+              </w:rPr>
+              <w:t xml:space="preserve">[ ] </w:t>
+            </w:r>
+            <w:r>
+              <w:rPr>
+                <w:rFonts w:ascii="Aptos" w:hAnsi="Aptos"/>
+                <w:b w:val="0"/>
+                <w:sz w:val="16"/>
+              </w:rPr>
+              <w:t>Create UI components for phishing score, risk level, IoCs, and recommendations.</w:t>
+            </w:r>
+          </w:p>
+          <w:p>
+            <w:pPr>
+              <w:spacing w:after="40" w:line="240" w:lineRule="auto"/>
+              <w:ind w:left="115" w:hanging="115"/>
+            </w:pPr>
+            <w:r>
+              <w:rPr>
+                <w:rFonts w:ascii="Aptos" w:hAnsi="Aptos"/>
+                <w:b w:val="0"/>
+                <w:sz w:val="16"/>
+              </w:rPr>
+              <w:t xml:space="preserve">[ ] </w:t>
+            </w:r>
+            <w:r>
+              <w:rPr>
+                <w:rFonts w:ascii="Aptos" w:hAnsi="Aptos"/>
+                <w:b w:val="0"/>
+                <w:sz w:val="16"/>
+              </w:rPr>
+              <w:t>Handle loading, error, and no-result states.</w:t>
+            </w:r>
+          </w:p>
+          <w:p>
+            <w:pPr>
+              <w:spacing w:after="40" w:line="240" w:lineRule="auto"/>
+              <w:ind w:left="115" w:hanging="115"/>
+            </w:pPr>
+            <w:r>
+              <w:rPr>
+                <w:rFonts w:ascii="Aptos" w:hAnsi="Aptos"/>
+                <w:b w:val="0"/>
+                <w:sz w:val="16"/>
+              </w:rPr>
+              <w:t xml:space="preserve">[ ] </w:t>
+            </w:r>
+            <w:r>
+              <w:rPr>
+                <w:rFonts w:ascii="Aptos" w:hAnsi="Aptos"/>
+                <w:b w:val="0"/>
+                <w:sz w:val="16"/>
+              </w:rPr>
+              <w:t>Confirm frontend can render sample LLM responses cleanly.</w:t>
+            </w:r>
+          </w:p>
+        </w:tc>
+      </w:tr>
+      <w:tr>
+        <w:tc>
+          <w:tcPr>
+            <w:tcW w:type="dxa" w:w="1350"/>
+            <w:shd w:fill="D9EAF7"/>
+            <w:vAlign w:val="top"/>
+          </w:tcPr>
+          <w:p>
+            <w:pPr>
+              <w:spacing w:after="40" w:line="240" w:lineRule="auto"/>
+              <w:jc w:val="center"/>
+            </w:pPr>
+            <w:r>
+              <w:rPr>
+                <w:rFonts w:ascii="Aptos" w:hAnsi="Aptos"/>
+                <w:b/>
+                <w:sz w:val="17"/>
+              </w:rPr>
+              <w:t>Week 6: Jul 6-Jul 10</w:t>
+            </w:r>
+          </w:p>
+        </w:tc>
+        <w:tc>
+          <w:tcPr>
+            <w:tcW w:type="dxa" w:w="2650"/>
+            <w:vAlign w:val="top"/>
+          </w:tcPr>
+          <w:p>
+            <w:pPr>
+              <w:spacing w:after="40" w:line="240" w:lineRule="auto"/>
+              <w:ind w:left="115" w:hanging="115"/>
+            </w:pPr>
+            <w:r>
+              <w:rPr>
+                <w:rFonts w:ascii="Aptos" w:hAnsi="Aptos"/>
+                <w:b w:val="0"/>
+                <w:sz w:val="16"/>
+              </w:rPr>
+              <w:t xml:space="preserve">[ ] </w:t>
+            </w:r>
+            <w:r>
+              <w:rPr>
+                <w:rFonts w:ascii="Aptos" w:hAnsi="Aptos"/>
+                <w:b w:val="0"/>
+                <w:sz w:val="16"/>
+              </w:rPr>
+              <w:t>Lead end-to-end workflow review.</w:t>
+            </w:r>
+          </w:p>
+          <w:p>
+            <w:pPr>
+              <w:spacing w:after="40" w:line="240" w:lineRule="auto"/>
+              <w:ind w:left="115" w:hanging="115"/>
+            </w:pPr>
+            <w:r>
+              <w:rPr>
+                <w:rFonts w:ascii="Aptos" w:hAnsi="Aptos"/>
+                <w:b w:val="0"/>
+                <w:sz w:val="16"/>
+              </w:rPr>
+              <w:t xml:space="preserve">[ ] </w:t>
+            </w:r>
+            <w:r>
+              <w:rPr>
+                <w:rFonts w:ascii="Aptos" w:hAnsi="Aptos"/>
+                <w:b w:val="0"/>
+                <w:sz w:val="16"/>
+              </w:rPr>
+              <w:t>Check documentation progress and assign missing sections.</w:t>
+            </w:r>
+          </w:p>
+          <w:p>
+            <w:pPr>
+              <w:spacing w:after="40" w:line="240" w:lineRule="auto"/>
+              <w:ind w:left="115" w:hanging="115"/>
+            </w:pPr>
+            <w:r>
+              <w:rPr>
+                <w:rFonts w:ascii="Aptos" w:hAnsi="Aptos"/>
+                <w:b w:val="0"/>
+                <w:sz w:val="16"/>
+              </w:rPr>
+              <w:t xml:space="preserve">[ ] </w:t>
+            </w:r>
+            <w:r>
+              <w:rPr>
+                <w:rFonts w:ascii="Aptos" w:hAnsi="Aptos"/>
+                <w:b w:val="0"/>
+                <w:sz w:val="16"/>
+              </w:rPr>
+              <w:t>Approve final report layout and demo path.</w:t>
+            </w:r>
+          </w:p>
+        </w:tc>
+        <w:tc>
+          <w:tcPr>
+            <w:tcW w:type="dxa" w:w="2650"/>
+            <w:vAlign w:val="top"/>
+          </w:tcPr>
+          <w:p>
+            <w:pPr>
+              <w:spacing w:after="40" w:line="240" w:lineRule="auto"/>
+              <w:ind w:left="115" w:hanging="115"/>
+            </w:pPr>
+            <w:r>
+              <w:rPr>
+                <w:rFonts w:ascii="Aptos" w:hAnsi="Aptos"/>
+                <w:b w:val="0"/>
+                <w:sz w:val="16"/>
+              </w:rPr>
+              <w:t xml:space="preserve">[ ] </w:t>
+            </w:r>
+            <w:r>
+              <w:rPr>
+                <w:rFonts w:ascii="Aptos" w:hAnsi="Aptos"/>
+                <w:b w:val="0"/>
+                <w:sz w:val="16"/>
+              </w:rPr>
+              <w:t>Refine backend response formatting and API error handling.</w:t>
+            </w:r>
+          </w:p>
+          <w:p>
+            <w:pPr>
+              <w:spacing w:after="40" w:line="240" w:lineRule="auto"/>
+              <w:ind w:left="115" w:hanging="115"/>
+            </w:pPr>
+            <w:r>
+              <w:rPr>
+                <w:rFonts w:ascii="Aptos" w:hAnsi="Aptos"/>
+                <w:b w:val="0"/>
+                <w:sz w:val="16"/>
+              </w:rPr>
+              <w:t xml:space="preserve">[ ] </w:t>
+            </w:r>
+            <w:r>
+              <w:rPr>
+                <w:rFonts w:ascii="Aptos" w:hAnsi="Aptos"/>
+                <w:b w:val="0"/>
+                <w:sz w:val="16"/>
+              </w:rPr>
+              <w:t>Improve prompt consistency using examples and required JSON fields.</w:t>
+            </w:r>
+          </w:p>
+          <w:p>
+            <w:pPr>
+              <w:spacing w:after="40" w:line="240" w:lineRule="auto"/>
+              <w:ind w:left="115" w:hanging="115"/>
+            </w:pPr>
+            <w:r>
+              <w:rPr>
+                <w:rFonts w:ascii="Aptos" w:hAnsi="Aptos"/>
+                <w:b w:val="0"/>
+                <w:sz w:val="16"/>
+              </w:rPr>
+              <w:t xml:space="preserve">[ ] </w:t>
+            </w:r>
+            <w:r>
+              <w:rPr>
+                <w:rFonts w:ascii="Aptos" w:hAnsi="Aptos"/>
+                <w:b w:val="0"/>
+                <w:sz w:val="16"/>
+              </w:rPr>
+              <w:t>Support frontend needs for report display.</w:t>
+            </w:r>
+          </w:p>
+        </w:tc>
+        <w:tc>
+          <w:tcPr>
+            <w:tcW w:type="dxa" w:w="2650"/>
+            <w:vAlign w:val="top"/>
+          </w:tcPr>
+          <w:p>
+            <w:pPr>
+              <w:spacing w:after="40" w:line="240" w:lineRule="auto"/>
+              <w:ind w:left="115" w:hanging="115"/>
+            </w:pPr>
+            <w:r>
+              <w:rPr>
+                <w:rFonts w:ascii="Aptos" w:hAnsi="Aptos"/>
+                <w:b w:val="0"/>
+                <w:sz w:val="16"/>
+              </w:rPr>
+              <w:t xml:space="preserve">[ ] </w:t>
+            </w:r>
+            <w:r>
+              <w:rPr>
+                <w:rFonts w:ascii="Aptos" w:hAnsi="Aptos"/>
+                <w:b w:val="0"/>
+                <w:sz w:val="16"/>
+              </w:rPr>
+              <w:t>Polish report interface and responsive layout.</w:t>
+            </w:r>
+          </w:p>
+          <w:p>
+            <w:pPr>
+              <w:spacing w:after="40" w:line="240" w:lineRule="auto"/>
+              <w:ind w:left="115" w:hanging="115"/>
+            </w:pPr>
+            <w:r>
+              <w:rPr>
+                <w:rFonts w:ascii="Aptos" w:hAnsi="Aptos"/>
+                <w:b w:val="0"/>
+                <w:sz w:val="16"/>
+              </w:rPr>
+              <w:t xml:space="preserve">[ ] </w:t>
+            </w:r>
+            <w:r>
+              <w:rPr>
+                <w:rFonts w:ascii="Aptos" w:hAnsi="Aptos"/>
+                <w:b w:val="0"/>
+                <w:sz w:val="16"/>
+              </w:rPr>
+              <w:t>Add clear visual grouping for summary, IoCs, URLs, headers, and recommendations.</w:t>
+            </w:r>
+          </w:p>
+          <w:p>
+            <w:pPr>
+              <w:spacing w:after="40" w:line="240" w:lineRule="auto"/>
+              <w:ind w:left="115" w:hanging="115"/>
+            </w:pPr>
+            <w:r>
+              <w:rPr>
+                <w:rFonts w:ascii="Aptos" w:hAnsi="Aptos"/>
+                <w:b w:val="0"/>
+                <w:sz w:val="16"/>
+              </w:rPr>
+              <w:t xml:space="preserve">[ ] </w:t>
+            </w:r>
+            <w:r>
+              <w:rPr>
+                <w:rFonts w:ascii="Aptos" w:hAnsi="Aptos"/>
+                <w:b w:val="0"/>
+                <w:sz w:val="16"/>
+              </w:rPr>
+              <w:t>Test the full workflow in the browser with sample emails.</w:t>
+            </w:r>
+          </w:p>
+        </w:tc>
+      </w:tr>
+      <w:tr>
+        <w:tc>
+          <w:tcPr>
+            <w:tcW w:type="dxa" w:w="1350"/>
+            <w:shd w:fill="D9EAF7"/>
+            <w:vAlign w:val="top"/>
+          </w:tcPr>
+          <w:p>
+            <w:pPr>
+              <w:spacing w:after="40" w:line="240" w:lineRule="auto"/>
+              <w:jc w:val="center"/>
+            </w:pPr>
+            <w:r>
+              <w:rPr>
+                <w:rFonts w:ascii="Aptos" w:hAnsi="Aptos"/>
+                <w:b/>
+                <w:sz w:val="17"/>
+              </w:rPr>
+              <w:t>Week 7: Jul 13-Jul 17</w:t>
+            </w:r>
+          </w:p>
+        </w:tc>
+        <w:tc>
+          <w:tcPr>
+            <w:tcW w:type="dxa" w:w="2650"/>
+            <w:vAlign w:val="top"/>
+          </w:tcPr>
+          <w:p>
+            <w:pPr>
+              <w:spacing w:after="40" w:line="240" w:lineRule="auto"/>
+              <w:ind w:left="115" w:hanging="115"/>
+            </w:pPr>
+            <w:r>
+              <w:rPr>
+                <w:rFonts w:ascii="Aptos" w:hAnsi="Aptos"/>
+                <w:b w:val="0"/>
+                <w:sz w:val="16"/>
+              </w:rPr>
+              <w:t xml:space="preserve">[ ] </w:t>
+            </w:r>
+            <w:r>
+              <w:rPr>
+                <w:rFonts w:ascii="Aptos" w:hAnsi="Aptos"/>
+                <w:b w:val="0"/>
+                <w:sz w:val="16"/>
+              </w:rPr>
+              <w:t>Lead testing review and prioritize bug fixes.</w:t>
+            </w:r>
+          </w:p>
+          <w:p>
+            <w:pPr>
+              <w:spacing w:after="40" w:line="240" w:lineRule="auto"/>
+              <w:ind w:left="115" w:hanging="115"/>
+            </w:pPr>
+            <w:r>
+              <w:rPr>
+                <w:rFonts w:ascii="Aptos" w:hAnsi="Aptos"/>
+                <w:b w:val="0"/>
+                <w:sz w:val="16"/>
+              </w:rPr>
+              <w:t xml:space="preserve">[ ] </w:t>
+            </w:r>
+            <w:r>
+              <w:rPr>
+                <w:rFonts w:ascii="Aptos" w:hAnsi="Aptos"/>
+                <w:b w:val="0"/>
+                <w:sz w:val="16"/>
+              </w:rPr>
+              <w:t>Assign final presentation sections and demo speaking roles.</w:t>
+            </w:r>
+          </w:p>
+          <w:p>
+            <w:pPr>
+              <w:spacing w:after="40" w:line="240" w:lineRule="auto"/>
+              <w:ind w:left="115" w:hanging="115"/>
+            </w:pPr>
+            <w:r>
+              <w:rPr>
+                <w:rFonts w:ascii="Aptos" w:hAnsi="Aptos"/>
+                <w:b w:val="0"/>
+                <w:sz w:val="16"/>
+              </w:rPr>
+              <w:t xml:space="preserve">[ ] </w:t>
+            </w:r>
+            <w:r>
+              <w:rPr>
+                <w:rFonts w:ascii="Aptos" w:hAnsi="Aptos"/>
+                <w:b w:val="0"/>
+                <w:sz w:val="16"/>
+              </w:rPr>
+              <w:t>Compile project limitations and future improvement notes.</w:t>
+            </w:r>
+          </w:p>
+        </w:tc>
+        <w:tc>
+          <w:tcPr>
+            <w:tcW w:type="dxa" w:w="2650"/>
+            <w:vAlign w:val="top"/>
+          </w:tcPr>
+          <w:p>
+            <w:pPr>
+              <w:spacing w:after="40" w:line="240" w:lineRule="auto"/>
+              <w:ind w:left="115" w:hanging="115"/>
+            </w:pPr>
+            <w:r>
+              <w:rPr>
+                <w:rFonts w:ascii="Aptos" w:hAnsi="Aptos"/>
+                <w:b w:val="0"/>
+                <w:sz w:val="16"/>
+              </w:rPr>
+              <w:t xml:space="preserve">[ ] </w:t>
+            </w:r>
+            <w:r>
+              <w:rPr>
+                <w:rFonts w:ascii="Aptos" w:hAnsi="Aptos"/>
+                <w:b w:val="0"/>
+                <w:sz w:val="16"/>
+              </w:rPr>
+              <w:t>Run parser and backend tests with legitimate and phishing examples.</w:t>
+            </w:r>
+          </w:p>
+          <w:p>
+            <w:pPr>
+              <w:spacing w:after="40" w:line="240" w:lineRule="auto"/>
+              <w:ind w:left="115" w:hanging="115"/>
+            </w:pPr>
+            <w:r>
+              <w:rPr>
+                <w:rFonts w:ascii="Aptos" w:hAnsi="Aptos"/>
+                <w:b w:val="0"/>
+                <w:sz w:val="16"/>
+              </w:rPr>
+              <w:t xml:space="preserve">[ ] </w:t>
+            </w:r>
+            <w:r>
+              <w:rPr>
+                <w:rFonts w:ascii="Aptos" w:hAnsi="Aptos"/>
+                <w:b w:val="0"/>
+                <w:sz w:val="16"/>
+              </w:rPr>
+              <w:t>Fix backend bugs found during testing.</w:t>
+            </w:r>
+          </w:p>
+          <w:p>
+            <w:pPr>
+              <w:spacing w:after="40" w:line="240" w:lineRule="auto"/>
+              <w:ind w:left="115" w:hanging="115"/>
+            </w:pPr>
+            <w:r>
+              <w:rPr>
+                <w:rFonts w:ascii="Aptos" w:hAnsi="Aptos"/>
+                <w:b w:val="0"/>
+                <w:sz w:val="16"/>
+              </w:rPr>
+              <w:t xml:space="preserve">[ ] </w:t>
+            </w:r>
+            <w:r>
+              <w:rPr>
+                <w:rFonts w:ascii="Aptos" w:hAnsi="Aptos"/>
+                <w:b w:val="0"/>
+                <w:sz w:val="16"/>
+              </w:rPr>
+              <w:t>Write backend/setup documentation for the user guide.</w:t>
+            </w:r>
+          </w:p>
+        </w:tc>
+        <w:tc>
+          <w:tcPr>
+            <w:tcW w:type="dxa" w:w="2650"/>
+            <w:vAlign w:val="top"/>
+          </w:tcPr>
+          <w:p>
+            <w:pPr>
+              <w:spacing w:after="40" w:line="240" w:lineRule="auto"/>
+              <w:ind w:left="115" w:hanging="115"/>
+            </w:pPr>
+            <w:r>
+              <w:rPr>
+                <w:rFonts w:ascii="Aptos" w:hAnsi="Aptos"/>
+                <w:b w:val="0"/>
+                <w:sz w:val="16"/>
+              </w:rPr>
+              <w:t xml:space="preserve">[ ] </w:t>
+            </w:r>
+            <w:r>
+              <w:rPr>
+                <w:rFonts w:ascii="Aptos" w:hAnsi="Aptos"/>
+                <w:b w:val="0"/>
+                <w:sz w:val="16"/>
+              </w:rPr>
+              <w:t>Test UI behavior across common screen sizes.</w:t>
+            </w:r>
+          </w:p>
+          <w:p>
+            <w:pPr>
+              <w:spacing w:after="40" w:line="240" w:lineRule="auto"/>
+              <w:ind w:left="115" w:hanging="115"/>
+            </w:pPr>
+            <w:r>
+              <w:rPr>
+                <w:rFonts w:ascii="Aptos" w:hAnsi="Aptos"/>
+                <w:b w:val="0"/>
+                <w:sz w:val="16"/>
+              </w:rPr>
+              <w:t xml:space="preserve">[ ] </w:t>
+            </w:r>
+            <w:r>
+              <w:rPr>
+                <w:rFonts w:ascii="Aptos" w:hAnsi="Aptos"/>
+                <w:b w:val="0"/>
+                <w:sz w:val="16"/>
+              </w:rPr>
+              <w:t>Fix report display and usability issues found during testing.</w:t>
+            </w:r>
+          </w:p>
+          <w:p>
+            <w:pPr>
+              <w:spacing w:after="40" w:line="240" w:lineRule="auto"/>
+              <w:ind w:left="115" w:hanging="115"/>
+            </w:pPr>
+            <w:r>
+              <w:rPr>
+                <w:rFonts w:ascii="Aptos" w:hAnsi="Aptos"/>
+                <w:b w:val="0"/>
+                <w:sz w:val="16"/>
+              </w:rPr>
+              <w:t xml:space="preserve">[ ] </w:t>
+            </w:r>
+            <w:r>
+              <w:rPr>
+                <w:rFonts w:ascii="Aptos" w:hAnsi="Aptos"/>
+                <w:b w:val="0"/>
+                <w:sz w:val="16"/>
+              </w:rPr>
+              <w:t>Draft screenshots or visuals for the presentation.</w:t>
+            </w:r>
+          </w:p>
+        </w:tc>
+      </w:tr>
+      <w:tr>
+        <w:tc>
+          <w:tcPr>
+            <w:tcW w:type="dxa" w:w="1350"/>
+            <w:shd w:fill="D9EAF7"/>
+            <w:vAlign w:val="top"/>
+          </w:tcPr>
+          <w:p>
+            <w:pPr>
+              <w:spacing w:after="40" w:line="240" w:lineRule="auto"/>
+              <w:jc w:val="center"/>
+            </w:pPr>
+            <w:r>
+              <w:rPr>
+                <w:rFonts w:ascii="Aptos" w:hAnsi="Aptos"/>
+                <w:b/>
+                <w:sz w:val="17"/>
+              </w:rPr>
+              <w:t>Week 8: Jul 20-Jul 26</w:t>
+            </w:r>
+          </w:p>
+        </w:tc>
+        <w:tc>
+          <w:tcPr>
+            <w:tcW w:type="dxa" w:w="2650"/>
+            <w:vAlign w:val="top"/>
+          </w:tcPr>
+          <w:p>
+            <w:pPr>
+              <w:spacing w:after="40" w:line="240" w:lineRule="auto"/>
+              <w:ind w:left="115" w:hanging="115"/>
+            </w:pPr>
+            <w:r>
+              <w:rPr>
+                <w:rFonts w:ascii="Aptos" w:hAnsi="Aptos"/>
+                <w:b w:val="0"/>
+                <w:sz w:val="16"/>
+              </w:rPr>
+              <w:t xml:space="preserve">[ ] </w:t>
+            </w:r>
+            <w:r>
+              <w:rPr>
+                <w:rFonts w:ascii="Aptos" w:hAnsi="Aptos"/>
+                <w:b w:val="0"/>
+                <w:sz w:val="16"/>
+              </w:rPr>
+              <w:t>Finalize submission checklist and confirm all deliverables.</w:t>
+            </w:r>
+          </w:p>
+          <w:p>
+            <w:pPr>
+              <w:spacing w:after="40" w:line="240" w:lineRule="auto"/>
+              <w:ind w:left="115" w:hanging="115"/>
+            </w:pPr>
+            <w:r>
+              <w:rPr>
+                <w:rFonts w:ascii="Aptos" w:hAnsi="Aptos"/>
+                <w:b w:val="0"/>
+                <w:sz w:val="16"/>
+              </w:rPr>
+              <w:t xml:space="preserve">[ ] </w:t>
+            </w:r>
+            <w:r>
+              <w:rPr>
+                <w:rFonts w:ascii="Aptos" w:hAnsi="Aptos"/>
+                <w:b w:val="0"/>
+                <w:sz w:val="16"/>
+              </w:rPr>
+              <w:t>Lead demo rehearsal and timing practice.</w:t>
+            </w:r>
+          </w:p>
+          <w:p>
+            <w:pPr>
+              <w:spacing w:after="40" w:line="240" w:lineRule="auto"/>
+              <w:ind w:left="115" w:hanging="115"/>
+            </w:pPr>
+            <w:r>
+              <w:rPr>
+                <w:rFonts w:ascii="Aptos" w:hAnsi="Aptos"/>
+                <w:b w:val="0"/>
+                <w:sz w:val="16"/>
+              </w:rPr>
+              <w:t xml:space="preserve">[ ] </w:t>
+            </w:r>
+            <w:r>
+              <w:rPr>
+                <w:rFonts w:ascii="Aptos" w:hAnsi="Aptos"/>
+                <w:b w:val="0"/>
+                <w:sz w:val="16"/>
+              </w:rPr>
+              <w:t>Prepare backup demo plan in case live services are unavailable.</w:t>
+            </w:r>
+          </w:p>
+        </w:tc>
+        <w:tc>
+          <w:tcPr>
+            <w:tcW w:type="dxa" w:w="2650"/>
+            <w:vAlign w:val="top"/>
+          </w:tcPr>
+          <w:p>
+            <w:pPr>
+              <w:spacing w:after="40" w:line="240" w:lineRule="auto"/>
+              <w:ind w:left="115" w:hanging="115"/>
+            </w:pPr>
+            <w:r>
+              <w:rPr>
+                <w:rFonts w:ascii="Aptos" w:hAnsi="Aptos"/>
+                <w:b w:val="0"/>
+                <w:sz w:val="16"/>
+              </w:rPr>
+              <w:t xml:space="preserve">[ ] </w:t>
+            </w:r>
+            <w:r>
+              <w:rPr>
+                <w:rFonts w:ascii="Aptos" w:hAnsi="Aptos"/>
+                <w:b w:val="0"/>
+                <w:sz w:val="16"/>
+              </w:rPr>
+              <w:t>Freeze backend features and verify the demo dataset works.</w:t>
+            </w:r>
+          </w:p>
+          <w:p>
+            <w:pPr>
+              <w:spacing w:after="40" w:line="240" w:lineRule="auto"/>
+              <w:ind w:left="115" w:hanging="115"/>
+            </w:pPr>
+            <w:r>
+              <w:rPr>
+                <w:rFonts w:ascii="Aptos" w:hAnsi="Aptos"/>
+                <w:b w:val="0"/>
+                <w:sz w:val="16"/>
+              </w:rPr>
+              <w:t xml:space="preserve">[ ] </w:t>
+            </w:r>
+            <w:r>
+              <w:rPr>
+                <w:rFonts w:ascii="Aptos" w:hAnsi="Aptos"/>
+                <w:b w:val="0"/>
+                <w:sz w:val="16"/>
+              </w:rPr>
+              <w:t>Prepare mock/fallback analysis output if API access fails.</w:t>
+            </w:r>
+          </w:p>
+          <w:p>
+            <w:pPr>
+              <w:spacing w:after="40" w:line="240" w:lineRule="auto"/>
+              <w:ind w:left="115" w:hanging="115"/>
+            </w:pPr>
+            <w:r>
+              <w:rPr>
+                <w:rFonts w:ascii="Aptos" w:hAnsi="Aptos"/>
+                <w:b w:val="0"/>
+                <w:sz w:val="16"/>
+              </w:rPr>
+              <w:t xml:space="preserve">[ ] </w:t>
+            </w:r>
+            <w:r>
+              <w:rPr>
+                <w:rFonts w:ascii="Aptos" w:hAnsi="Aptos"/>
+                <w:b w:val="0"/>
+                <w:sz w:val="16"/>
+              </w:rPr>
+              <w:t>Review final technical documentation for accuracy.</w:t>
+            </w:r>
+          </w:p>
+        </w:tc>
+        <w:tc>
+          <w:tcPr>
+            <w:tcW w:type="dxa" w:w="2650"/>
+            <w:vAlign w:val="top"/>
+          </w:tcPr>
+          <w:p>
+            <w:pPr>
+              <w:spacing w:after="40" w:line="240" w:lineRule="auto"/>
+              <w:ind w:left="115" w:hanging="115"/>
+            </w:pPr>
+            <w:r>
+              <w:rPr>
+                <w:rFonts w:ascii="Aptos" w:hAnsi="Aptos"/>
+                <w:b w:val="0"/>
+                <w:sz w:val="16"/>
+              </w:rPr>
+              <w:t xml:space="preserve">[ ] </w:t>
+            </w:r>
+            <w:r>
+              <w:rPr>
+                <w:rFonts w:ascii="Aptos" w:hAnsi="Aptos"/>
+                <w:b w:val="0"/>
+                <w:sz w:val="16"/>
+              </w:rPr>
+              <w:t>Freeze frontend features and complete final UI polish.</w:t>
+            </w:r>
+          </w:p>
+          <w:p>
+            <w:pPr>
+              <w:spacing w:after="40" w:line="240" w:lineRule="auto"/>
+              <w:ind w:left="115" w:hanging="115"/>
+            </w:pPr>
+            <w:r>
+              <w:rPr>
+                <w:rFonts w:ascii="Aptos" w:hAnsi="Aptos"/>
+                <w:b w:val="0"/>
+                <w:sz w:val="16"/>
+              </w:rPr>
+              <w:t xml:space="preserve">[ ] </w:t>
+            </w:r>
+            <w:r>
+              <w:rPr>
+                <w:rFonts w:ascii="Aptos" w:hAnsi="Aptos"/>
+                <w:b w:val="0"/>
+                <w:sz w:val="16"/>
+              </w:rPr>
+              <w:t>Capture backup screenshots of the complete workflow.</w:t>
+            </w:r>
+          </w:p>
+          <w:p>
+            <w:pPr>
+              <w:spacing w:after="40" w:line="240" w:lineRule="auto"/>
+              <w:ind w:left="115" w:hanging="115"/>
+            </w:pPr>
+            <w:r>
+              <w:rPr>
+                <w:rFonts w:ascii="Aptos" w:hAnsi="Aptos"/>
+                <w:b w:val="0"/>
+                <w:sz w:val="16"/>
+              </w:rPr>
+              <w:t xml:space="preserve">[ ] </w:t>
+            </w:r>
+            <w:r>
+              <w:rPr>
+                <w:rFonts w:ascii="Aptos" w:hAnsi="Aptos"/>
+                <w:b w:val="0"/>
+                <w:sz w:val="16"/>
+              </w:rPr>
+              <w:t>Review final slides for visual consistency and report screenshots.</w:t>
+            </w:r>
+          </w:p>
+        </w:tc>
+      </w:tr>
+      <w:tr>
+        <w:tc>
+          <w:tcPr>
+            <w:tcW w:type="dxa" w:w="1350"/>
+            <w:shd w:fill="D9EAF7"/>
+            <w:vAlign w:val="top"/>
+          </w:tcPr>
+          <w:p>
+            <w:pPr>
+              <w:spacing w:after="40" w:line="240" w:lineRule="auto"/>
+              <w:jc w:val="center"/>
+            </w:pPr>
+            <w:r>
+              <w:rPr>
+                <w:rFonts w:ascii="Aptos" w:hAnsi="Aptos"/>
+                <w:b/>
+                <w:sz w:val="17"/>
+              </w:rPr>
+              <w:t>Final: Jul 27-Jul 28</w:t>
+            </w:r>
+          </w:p>
+        </w:tc>
+        <w:tc>
+          <w:tcPr>
+            <w:tcW w:type="dxa" w:w="2650"/>
+            <w:vAlign w:val="top"/>
+          </w:tcPr>
+          <w:p>
+            <w:pPr>
+              <w:spacing w:after="40" w:line="240" w:lineRule="auto"/>
+              <w:ind w:left="115" w:hanging="115"/>
+            </w:pPr>
+            <w:r>
+              <w:rPr>
+                <w:rFonts w:ascii="Aptos" w:hAnsi="Aptos"/>
+                <w:b w:val="0"/>
+                <w:sz w:val="16"/>
+              </w:rPr>
+              <w:t xml:space="preserve">[ ] </w:t>
+            </w:r>
+            <w:r>
+              <w:rPr>
+                <w:rFonts w:ascii="Aptos" w:hAnsi="Aptos"/>
+                <w:b w:val="0"/>
+                <w:sz w:val="16"/>
+              </w:rPr>
+              <w:t>Introduce the project, problem, scope, and team roles.</w:t>
+            </w:r>
+          </w:p>
+          <w:p>
+            <w:pPr>
+              <w:spacing w:after="40" w:line="240" w:lineRule="auto"/>
+              <w:ind w:left="115" w:hanging="115"/>
+            </w:pPr>
+            <w:r>
+              <w:rPr>
+                <w:rFonts w:ascii="Aptos" w:hAnsi="Aptos"/>
+                <w:b w:val="0"/>
+                <w:sz w:val="16"/>
+              </w:rPr>
+              <w:t xml:space="preserve">[ ] </w:t>
+            </w:r>
+            <w:r>
+              <w:rPr>
+                <w:rFonts w:ascii="Aptos" w:hAnsi="Aptos"/>
+                <w:b w:val="0"/>
+                <w:sz w:val="16"/>
+              </w:rPr>
+              <w:t>Guide the live or recorded demo flow.</w:t>
+            </w:r>
+          </w:p>
+          <w:p>
+            <w:pPr>
+              <w:spacing w:after="40" w:line="240" w:lineRule="auto"/>
+              <w:ind w:left="115" w:hanging="115"/>
+            </w:pPr>
+            <w:r>
+              <w:rPr>
+                <w:rFonts w:ascii="Aptos" w:hAnsi="Aptos"/>
+                <w:b w:val="0"/>
+                <w:sz w:val="16"/>
+              </w:rPr>
+              <w:t xml:space="preserve">[ ] </w:t>
+            </w:r>
+            <w:r>
+              <w:rPr>
+                <w:rFonts w:ascii="Aptos" w:hAnsi="Aptos"/>
+                <w:b w:val="0"/>
+                <w:sz w:val="16"/>
+              </w:rPr>
+              <w:t>Answer schedule, project-management, and limitation questions.</w:t>
+            </w:r>
+          </w:p>
+        </w:tc>
+        <w:tc>
+          <w:tcPr>
+            <w:tcW w:type="dxa" w:w="2650"/>
+            <w:vAlign w:val="top"/>
+          </w:tcPr>
+          <w:p>
+            <w:pPr>
+              <w:spacing w:after="40" w:line="240" w:lineRule="auto"/>
+              <w:ind w:left="115" w:hanging="115"/>
+            </w:pPr>
+            <w:r>
+              <w:rPr>
+                <w:rFonts w:ascii="Aptos" w:hAnsi="Aptos"/>
+                <w:b w:val="0"/>
+                <w:sz w:val="16"/>
+              </w:rPr>
+              <w:t xml:space="preserve">[ ] </w:t>
+            </w:r>
+            <w:r>
+              <w:rPr>
+                <w:rFonts w:ascii="Aptos" w:hAnsi="Aptos"/>
+                <w:b w:val="0"/>
+                <w:sz w:val="16"/>
+              </w:rPr>
+              <w:t>Explain backend parsing, LLM integration, and technical decisions.</w:t>
+            </w:r>
+          </w:p>
+          <w:p>
+            <w:pPr>
+              <w:spacing w:after="40" w:line="240" w:lineRule="auto"/>
+              <w:ind w:left="115" w:hanging="115"/>
+            </w:pPr>
+            <w:r>
+              <w:rPr>
+                <w:rFonts w:ascii="Aptos" w:hAnsi="Aptos"/>
+                <w:b w:val="0"/>
+                <w:sz w:val="16"/>
+              </w:rPr>
+              <w:t xml:space="preserve">[ ] </w:t>
+            </w:r>
+            <w:r>
+              <w:rPr>
+                <w:rFonts w:ascii="Aptos" w:hAnsi="Aptos"/>
+                <w:b w:val="0"/>
+                <w:sz w:val="16"/>
+              </w:rPr>
+              <w:t>Support the demo if backend or API issues occur.</w:t>
+            </w:r>
+          </w:p>
+          <w:p>
+            <w:pPr>
+              <w:spacing w:after="40" w:line="240" w:lineRule="auto"/>
+              <w:ind w:left="115" w:hanging="115"/>
+            </w:pPr>
+            <w:r>
+              <w:rPr>
+                <w:rFonts w:ascii="Aptos" w:hAnsi="Aptos"/>
+                <w:b w:val="0"/>
+                <w:sz w:val="16"/>
+              </w:rPr>
+              <w:t xml:space="preserve">[ ] </w:t>
+            </w:r>
+            <w:r>
+              <w:rPr>
+                <w:rFonts w:ascii="Aptos" w:hAnsi="Aptos"/>
+                <w:b w:val="0"/>
+                <w:sz w:val="16"/>
+              </w:rPr>
+              <w:t>Answer implementation and testing questions.</w:t>
+            </w:r>
+          </w:p>
+        </w:tc>
+        <w:tc>
+          <w:tcPr>
+            <w:tcW w:type="dxa" w:w="2650"/>
+            <w:vAlign w:val="top"/>
+          </w:tcPr>
+          <w:p>
+            <w:pPr>
+              <w:spacing w:after="40" w:line="240" w:lineRule="auto"/>
+              <w:ind w:left="115" w:hanging="115"/>
+            </w:pPr>
+            <w:r>
+              <w:rPr>
+                <w:rFonts w:ascii="Aptos" w:hAnsi="Aptos"/>
+                <w:b w:val="0"/>
+                <w:sz w:val="16"/>
+              </w:rPr>
+              <w:t xml:space="preserve">[ ] </w:t>
+            </w:r>
+            <w:r>
+              <w:rPr>
+                <w:rFonts w:ascii="Aptos" w:hAnsi="Aptos"/>
+                <w:b w:val="0"/>
+                <w:sz w:val="16"/>
+              </w:rPr>
+              <w:t>Explain the user interface and report design.</w:t>
+            </w:r>
+          </w:p>
+          <w:p>
+            <w:pPr>
+              <w:spacing w:after="40" w:line="240" w:lineRule="auto"/>
+              <w:ind w:left="115" w:hanging="115"/>
+            </w:pPr>
+            <w:r>
+              <w:rPr>
+                <w:rFonts w:ascii="Aptos" w:hAnsi="Aptos"/>
+                <w:b w:val="0"/>
+                <w:sz w:val="16"/>
+              </w:rPr>
+              <w:t xml:space="preserve">[ ] </w:t>
+            </w:r>
+            <w:r>
+              <w:rPr>
+                <w:rFonts w:ascii="Aptos" w:hAnsi="Aptos"/>
+                <w:b w:val="0"/>
+                <w:sz w:val="16"/>
+              </w:rPr>
+              <w:t>Show how analysts review score, IoCs, and recommendations.</w:t>
+            </w:r>
+          </w:p>
+          <w:p>
+            <w:pPr>
+              <w:spacing w:after="40" w:line="240" w:lineRule="auto"/>
+              <w:ind w:left="115" w:hanging="115"/>
+            </w:pPr>
+            <w:r>
+              <w:rPr>
+                <w:rFonts w:ascii="Aptos" w:hAnsi="Aptos"/>
+                <w:b w:val="0"/>
+                <w:sz w:val="16"/>
+              </w:rPr>
+              <w:t xml:space="preserve">[ ] </w:t>
+            </w:r>
+            <w:r>
+              <w:rPr>
+                <w:rFonts w:ascii="Aptos" w:hAnsi="Aptos"/>
+                <w:b w:val="0"/>
+                <w:sz w:val="16"/>
+              </w:rPr>
+              <w:t>Answer usability and frontend questions.</w:t>
+            </w:r>
+          </w:p>
+        </w:tc>
+      </w:tr>
+    </w:tbl>
     <w:p/>
     <w:p>
       <w:pPr>
         <w:pStyle w:val="Heading1"/>
       </w:pPr>
       <w:r>
-        <w:rPr>
-          <w:rFonts w:ascii="Calibri" w:hAnsi="Calibri"/>
-          <w:color w:val="2E74B5"/>
-          <w:sz w:val="32"/>
-        </w:rPr>
-        <w:t>9. Team Roles and Responsibilities</w:t>
+        <w:t>10. Team Roles and Responsibilities</w:t>
       </w:r>
     </w:p>
     <w:tbl>
@@ -1676,12 +3942,7 @@
         <w:pStyle w:val="Heading1"/>
       </w:pPr>
       <w:r>
-        <w:rPr>
-          <w:rFonts w:ascii="Calibri" w:hAnsi="Calibri"/>
-          <w:color w:val="2E74B5"/>
-          <w:sz w:val="32"/>
-        </w:rPr>
-        <w:t>10. Risk Management</w:t>
+        <w:t>11. Risk Management</w:t>
       </w:r>
     </w:p>
     <w:tbl>
@@ -2016,12 +4277,7 @@
         <w:pStyle w:val="Heading1"/>
       </w:pPr>
       <w:r>
-        <w:rPr>
-          <w:rFonts w:ascii="Calibri" w:hAnsi="Calibri"/>
-          <w:color w:val="2E74B5"/>
-          <w:sz w:val="32"/>
-        </w:rPr>
-        <w:t>11. Testing Plan</w:t>
+        <w:t>12. Testing Plan</w:t>
       </w:r>
     </w:p>
     <w:p>
@@ -2087,12 +4343,7 @@
         <w:pStyle w:val="Heading1"/>
       </w:pPr>
       <w:r>
-        <w:rPr>
-          <w:rFonts w:ascii="Calibri" w:hAnsi="Calibri"/>
-          <w:color w:val="2E74B5"/>
-          <w:sz w:val="32"/>
-        </w:rPr>
-        <w:t>12. Success Criteria</w:t>
+        <w:t>13. Success Criteria</w:t>
       </w:r>
     </w:p>
     <w:p>
@@ -2156,13 +4407,7 @@
         <w:pStyle w:val="Heading1"/>
       </w:pPr>
       <w:r>
-        <w:rPr>
-          <w:rFonts w:ascii="Calibri" w:hAnsi="Calibri"/>
-          <w:color w:val="2E74B5"/>
-          <w:sz w:val="32"/>
-        </w:rPr>
-        <w:lastRenderedPageBreak/>
-        <w:t>13. Final Deliverables</w:t>
+        <w:t>14. Final Deliverables</w:t>
       </w:r>
     </w:p>
     <w:p>
@@ -2226,12 +4471,7 @@
         <w:pStyle w:val="Heading1"/>
       </w:pPr>
       <w:r>
-        <w:rPr>
-          <w:rFonts w:ascii="Calibri" w:hAnsi="Calibri"/>
-          <w:color w:val="2E74B5"/>
-          <w:sz w:val="32"/>
-        </w:rPr>
-        <w:t>14. Limitations</w:t>
+        <w:t>15. Limitations</w:t>
       </w:r>
     </w:p>
     <w:p>
@@ -2244,12 +4484,7 @@
         <w:pStyle w:val="Heading1"/>
       </w:pPr>
       <w:r>
-        <w:rPr>
-          <w:rFonts w:ascii="Calibri" w:hAnsi="Calibri"/>
-          <w:color w:val="2E74B5"/>
-          <w:sz w:val="32"/>
-        </w:rPr>
-        <w:t>15. Future Improvements</w:t>
+        <w:t>16. Future Improvements</w:t>
       </w:r>
     </w:p>
     <w:p>
@@ -2336,7 +4571,7 @@
     <w:sectPr>
       <w:footerReference w:type="default" r:id="rId8"/>
       <w:pgSz w:w="12240" w:h="15840"/>
-      <w:pgMar w:top="1440" w:right="1440" w:bottom="1440" w:left="1440" w:header="720" w:footer="720" w:gutter="0"/>
+      <w:pgMar w:top="1152" w:right="1152" w:bottom="1152" w:left="1152" w:header="720" w:footer="720" w:gutter="0"/>
       <w:cols w:space="720"/>
       <w:docGrid w:linePitch="360"/>
     </w:sectPr>

--- a/Capstone_Project_Plan_Intelligent_Phishing_Email_Analyzer.docx
+++ b/Capstone_Project_Plan_Intelligent_Phishing_Email_Analyzer.docx
@@ -1416,7 +1416,7 @@
         <w:pStyle w:val="Heading1"/>
       </w:pPr>
       <w:r>
-        <w:t>9. Weekly Individual Checklists</w:t>
+        <w:t>9. Weekly Individual Checklists and Subtasks</w:t>
       </w:r>
     </w:p>
     <w:p>
@@ -1424,7 +1424,7 @@
         <w:spacing w:after="160"/>
       </w:pPr>
       <w:r>
-        <w:t>Each team member should use the checklist below to track weekly responsibilities. Items may be checked off during team meetings or as tasks are completed.</w:t>
+        <w:t>Each team member should use the subtask tracker below to manage weekly work. Items may be checked off during team meetings or as tasks are completed.</w:t>
       </w:r>
     </w:p>
     <w:tbl>
@@ -1435,17 +1435,16 @@
         <w:tblLook w:firstColumn="1" w:firstRow="1" w:lastColumn="0" w:lastRow="0" w:noHBand="0" w:noVBand="1" w:val="04A0"/>
       </w:tblPr>
       <w:tblGrid>
-        <w:gridCol w:w="2340"/>
-        <w:gridCol w:w="2340"/>
-        <w:gridCol w:w="2340"/>
-        <w:gridCol w:w="2340"/>
+        <w:gridCol w:w="3312"/>
+        <w:gridCol w:w="3312"/>
+        <w:gridCol w:w="3312"/>
       </w:tblGrid>
       <w:tr>
         <w:tc>
           <w:tcPr>
-            <w:tcW w:type="dxa" w:w="1350"/>
+            <w:tcW w:type="dxa" w:w="1500"/>
+            <w:shd w:fill="1F4E79"/>
             <w:vAlign w:val="center"/>
-            <w:shd w:fill="1F4E79"/>
           </w:tcPr>
           <w:p>
             <w:pPr>
@@ -1465,9 +1464,9 @@
         </w:tc>
         <w:tc>
           <w:tcPr>
-            <w:tcW w:type="dxa" w:w="2650"/>
+            <w:tcW w:type="dxa" w:w="1200"/>
+            <w:shd w:fill="1F4E79"/>
             <w:vAlign w:val="center"/>
-            <w:shd w:fill="1F4E79"/>
           </w:tcPr>
           <w:p>
             <w:pPr>
@@ -1481,15 +1480,15 @@
                 <w:color w:val="FFFFFF"/>
                 <w:sz w:val="18"/>
               </w:rPr>
-              <w:t>Yuuki</w:t>
-            </w:r>
-          </w:p>
-        </w:tc>
-        <w:tc>
-          <w:tcPr>
-            <w:tcW w:type="dxa" w:w="2650"/>
+              <w:t>Person</w:t>
+            </w:r>
+          </w:p>
+        </w:tc>
+        <w:tc>
+          <w:tcPr>
+            <w:tcW w:type="dxa" w:w="6660"/>
+            <w:shd w:fill="1F4E79"/>
             <w:vAlign w:val="center"/>
-            <w:shd w:fill="1F4E79"/>
           </w:tcPr>
           <w:p>
             <w:pPr>
@@ -1503,15 +1502,17 @@
                 <w:color w:val="FFFFFF"/>
                 <w:sz w:val="18"/>
               </w:rPr>
-              <w:t>Joseph</w:t>
-            </w:r>
-          </w:p>
-        </w:tc>
-        <w:tc>
-          <w:tcPr>
-            <w:tcW w:type="dxa" w:w="2650"/>
-            <w:vAlign w:val="center"/>
-            <w:shd w:fill="1F4E79"/>
+              <w:t>Weekly Subtasks</w:t>
+            </w:r>
+          </w:p>
+        </w:tc>
+      </w:tr>
+      <w:tr>
+        <w:tc>
+          <w:tcPr>
+            <w:tcW w:type="dxa" w:w="1500"/>
+            <w:shd w:fill="D9EAF7"/>
+            <w:vAlign w:val="top"/>
           </w:tcPr>
           <w:p>
             <w:pPr>
@@ -1522,19 +1523,15 @@
               <w:rPr>
                 <w:rFonts w:ascii="Aptos" w:hAnsi="Aptos"/>
                 <w:b/>
-                <w:color w:val="FFFFFF"/>
-                <w:sz w:val="18"/>
-              </w:rPr>
-              <w:t>Bivaina</w:t>
-            </w:r>
-          </w:p>
-        </w:tc>
-      </w:tr>
-      <w:tr>
-        <w:tc>
-          <w:tcPr>
-            <w:tcW w:type="dxa" w:w="1350"/>
-            <w:shd w:fill="D9EAF7"/>
+                <w:sz w:val="16"/>
+              </w:rPr>
+              <w:t>Week 1: Jun 1-Jun 5</w:t>
+            </w:r>
+          </w:p>
+        </w:tc>
+        <w:tc>
+          <w:tcPr>
+            <w:tcW w:type="dxa" w:w="1200"/>
             <w:vAlign w:val="top"/>
           </w:tcPr>
           <w:p>
@@ -1546,21 +1543,21 @@
               <w:rPr>
                 <w:rFonts w:ascii="Aptos" w:hAnsi="Aptos"/>
                 <w:b/>
-                <w:sz w:val="17"/>
-              </w:rPr>
-              <w:t>Week 1: Jun 1-Jun 5</w:t>
-            </w:r>
-          </w:p>
-        </w:tc>
-        <w:tc>
-          <w:tcPr>
-            <w:tcW w:type="dxa" w:w="2650"/>
+                <w:sz w:val="16"/>
+              </w:rPr>
+              <w:t>Yuuki</w:t>
+            </w:r>
+          </w:p>
+        </w:tc>
+        <w:tc>
+          <w:tcPr>
+            <w:tcW w:type="dxa" w:w="6660"/>
             <w:vAlign w:val="top"/>
           </w:tcPr>
           <w:p>
             <w:pPr>
               <w:spacing w:after="40" w:line="240" w:lineRule="auto"/>
-              <w:ind w:left="115" w:hanging="115"/>
+              <w:ind w:left="173" w:hanging="173"/>
             </w:pPr>
             <w:r>
               <w:rPr>
@@ -1576,13 +1573,13 @@
                 <w:b w:val="0"/>
                 <w:sz w:val="16"/>
               </w:rPr>
-              <w:t>Confirm team formation and record member contact information.</w:t>
+              <w:t>Confirm Team 4 member names, contact methods, and preferred meeting times.</w:t>
             </w:r>
           </w:p>
           <w:p>
             <w:pPr>
               <w:spacing w:after="40" w:line="240" w:lineRule="auto"/>
-              <w:ind w:left="115" w:hanging="115"/>
+              <w:ind w:left="173" w:hanging="173"/>
             </w:pPr>
             <w:r>
               <w:rPr>
@@ -1598,13 +1595,13 @@
                 <w:b w:val="0"/>
                 <w:sz w:val="16"/>
               </w:rPr>
-              <w:t>Lead topic discussion and capture the initial project concept.</w:t>
+              <w:t>Lead the topic-selection discussion and record why the phishing analyzer was chosen.</w:t>
             </w:r>
           </w:p>
           <w:p>
             <w:pPr>
               <w:spacing w:after="40" w:line="240" w:lineRule="auto"/>
-              <w:ind w:left="115" w:hanging="115"/>
+              <w:ind w:left="173" w:hanging="173"/>
             </w:pPr>
             <w:r>
               <w:rPr>
@@ -1620,19 +1617,13 @@
                 <w:b w:val="0"/>
                 <w:sz w:val="16"/>
               </w:rPr>
-              <w:t>Set up weekly check-in expectations.</w:t>
-            </w:r>
-          </w:p>
-        </w:tc>
-        <w:tc>
-          <w:tcPr>
-            <w:tcW w:type="dxa" w:w="2650"/>
-            <w:vAlign w:val="top"/>
-          </w:tcPr>
+              <w:t>Create the first shared notes area for meeting notes, decisions, and blockers.</w:t>
+            </w:r>
+          </w:p>
           <w:p>
             <w:pPr>
               <w:spacing w:after="40" w:line="240" w:lineRule="auto"/>
-              <w:ind w:left="115" w:hanging="115"/>
+              <w:ind w:left="173" w:hanging="173"/>
             </w:pPr>
             <w:r>
               <w:rPr>
@@ -1648,123 +1639,7 @@
                 <w:b w:val="0"/>
                 <w:sz w:val="16"/>
               </w:rPr>
-              <w:t>Complete lab environment setup.</w:t>
-            </w:r>
-          </w:p>
-          <w:p>
-            <w:pPr>
-              <w:spacing w:after="40" w:line="240" w:lineRule="auto"/>
-              <w:ind w:left="115" w:hanging="115"/>
-            </w:pPr>
-            <w:r>
-              <w:rPr>
-                <w:rFonts w:ascii="Aptos" w:hAnsi="Aptos"/>
-                <w:b w:val="0"/>
-                <w:sz w:val="16"/>
-              </w:rPr>
-              <w:t xml:space="preserve">[ ] </w:t>
-            </w:r>
-            <w:r>
-              <w:rPr>
-                <w:rFonts w:ascii="Aptos" w:hAnsi="Aptos"/>
-                <w:b w:val="0"/>
-                <w:sz w:val="16"/>
-              </w:rPr>
-              <w:t>Research email parsing options for .eml files.</w:t>
-            </w:r>
-          </w:p>
-          <w:p>
-            <w:pPr>
-              <w:spacing w:after="40" w:line="240" w:lineRule="auto"/>
-              <w:ind w:left="115" w:hanging="115"/>
-            </w:pPr>
-            <w:r>
-              <w:rPr>
-                <w:rFonts w:ascii="Aptos" w:hAnsi="Aptos"/>
-                <w:b w:val="0"/>
-                <w:sz w:val="16"/>
-              </w:rPr>
-              <w:t xml:space="preserve">[ ] </w:t>
-            </w:r>
-            <w:r>
-              <w:rPr>
-                <w:rFonts w:ascii="Aptos" w:hAnsi="Aptos"/>
-                <w:b w:val="0"/>
-                <w:sz w:val="16"/>
-              </w:rPr>
-              <w:t>Share backend tool recommendations with the team.</w:t>
-            </w:r>
-          </w:p>
-        </w:tc>
-        <w:tc>
-          <w:tcPr>
-            <w:tcW w:type="dxa" w:w="2650"/>
-            <w:vAlign w:val="top"/>
-          </w:tcPr>
-          <w:p>
-            <w:pPr>
-              <w:spacing w:after="40" w:line="240" w:lineRule="auto"/>
-              <w:ind w:left="115" w:hanging="115"/>
-            </w:pPr>
-            <w:r>
-              <w:rPr>
-                <w:rFonts w:ascii="Aptos" w:hAnsi="Aptos"/>
-                <w:b w:val="0"/>
-                <w:sz w:val="16"/>
-              </w:rPr>
-              <w:t xml:space="preserve">[ ] </w:t>
-            </w:r>
-            <w:r>
-              <w:rPr>
-                <w:rFonts w:ascii="Aptos" w:hAnsi="Aptos"/>
-                <w:b w:val="0"/>
-                <w:sz w:val="16"/>
-              </w:rPr>
-              <w:t>Complete lab environment setup.</w:t>
-            </w:r>
-          </w:p>
-          <w:p>
-            <w:pPr>
-              <w:spacing w:after="40" w:line="240" w:lineRule="auto"/>
-              <w:ind w:left="115" w:hanging="115"/>
-            </w:pPr>
-            <w:r>
-              <w:rPr>
-                <w:rFonts w:ascii="Aptos" w:hAnsi="Aptos"/>
-                <w:b w:val="0"/>
-                <w:sz w:val="16"/>
-              </w:rPr>
-              <w:t xml:space="preserve">[ ] </w:t>
-            </w:r>
-            <w:r>
-              <w:rPr>
-                <w:rFonts w:ascii="Aptos" w:hAnsi="Aptos"/>
-                <w:b w:val="0"/>
-                <w:sz w:val="16"/>
-              </w:rPr>
-              <w:t>Review possible UI patterns for file upload and pasted email input.</w:t>
-            </w:r>
-          </w:p>
-          <w:p>
-            <w:pPr>
-              <w:spacing w:after="40" w:line="240" w:lineRule="auto"/>
-              <w:ind w:left="115" w:hanging="115"/>
-            </w:pPr>
-            <w:r>
-              <w:rPr>
-                <w:rFonts w:ascii="Aptos" w:hAnsi="Aptos"/>
-                <w:b w:val="0"/>
-                <w:sz w:val="16"/>
-              </w:rPr>
-              <w:t xml:space="preserve">[ ] </w:t>
-            </w:r>
-            <w:r>
-              <w:rPr>
-                <w:rFonts w:ascii="Aptos" w:hAnsi="Aptos"/>
-                <w:b w:val="0"/>
-                <w:sz w:val="16"/>
-              </w:rPr>
-              <w:t>Collect example layouts for the analysis report screen.</w:t>
+              <w:t>Schedule the Week 2 planning check-in.</w:t>
             </w:r>
           </w:p>
         </w:tc>
@@ -1772,7 +1647,7 @@
       <w:tr>
         <w:tc>
           <w:tcPr>
-            <w:tcW w:type="dxa" w:w="1350"/>
+            <w:tcW w:type="dxa" w:w="1500"/>
             <w:shd w:fill="D9EAF7"/>
             <w:vAlign w:val="top"/>
           </w:tcPr>
@@ -1785,234 +1660,15 @@
               <w:rPr>
                 <w:rFonts w:ascii="Aptos" w:hAnsi="Aptos"/>
                 <w:b/>
-                <w:sz w:val="17"/>
-              </w:rPr>
-              <w:t>Week 2: Jun 8-Jun 12</w:t>
-            </w:r>
-          </w:p>
-        </w:tc>
-        <w:tc>
-          <w:tcPr>
-            <w:tcW w:type="dxa" w:w="2650"/>
-            <w:vAlign w:val="top"/>
-          </w:tcPr>
-          <w:p>
-            <w:pPr>
-              <w:spacing w:after="40" w:line="240" w:lineRule="auto"/>
-              <w:ind w:left="115" w:hanging="115"/>
-            </w:pPr>
-            <w:r>
-              <w:rPr>
-                <w:rFonts w:ascii="Aptos" w:hAnsi="Aptos"/>
-                <w:b w:val="0"/>
-                <w:sz w:val="16"/>
-              </w:rPr>
-              <w:t xml:space="preserve">[ ] </w:t>
-            </w:r>
-            <w:r>
-              <w:rPr>
-                <w:rFonts w:ascii="Aptos" w:hAnsi="Aptos"/>
-                <w:b w:val="0"/>
-                <w:sz w:val="16"/>
-              </w:rPr>
-              <w:t>Finalize project plan, timeline, and weekly schedule.</w:t>
-            </w:r>
-          </w:p>
-          <w:p>
-            <w:pPr>
-              <w:spacing w:after="40" w:line="240" w:lineRule="auto"/>
-              <w:ind w:left="115" w:hanging="115"/>
-            </w:pPr>
-            <w:r>
-              <w:rPr>
-                <w:rFonts w:ascii="Aptos" w:hAnsi="Aptos"/>
-                <w:b w:val="0"/>
-                <w:sz w:val="16"/>
-              </w:rPr>
-              <w:t xml:space="preserve">[ ] </w:t>
-            </w:r>
-            <w:r>
-              <w:rPr>
-                <w:rFonts w:ascii="Aptos" w:hAnsi="Aptos"/>
-                <w:b w:val="0"/>
-                <w:sz w:val="16"/>
-              </w:rPr>
-              <w:t>Assign responsibilities for frontend, backend, AI integration, and documentation.</w:t>
-            </w:r>
-          </w:p>
-          <w:p>
-            <w:pPr>
-              <w:spacing w:after="40" w:line="240" w:lineRule="auto"/>
-              <w:ind w:left="115" w:hanging="115"/>
-            </w:pPr>
-            <w:r>
-              <w:rPr>
-                <w:rFonts w:ascii="Aptos" w:hAnsi="Aptos"/>
-                <w:b w:val="0"/>
-                <w:sz w:val="16"/>
-              </w:rPr>
-              <w:t xml:space="preserve">[ ] </w:t>
-            </w:r>
-            <w:r>
-              <w:rPr>
-                <w:rFonts w:ascii="Aptos" w:hAnsi="Aptos"/>
-                <w:b w:val="0"/>
-                <w:sz w:val="16"/>
-              </w:rPr>
-              <w:t>Create or organize the project repository/workspace.</w:t>
-            </w:r>
-          </w:p>
-        </w:tc>
-        <w:tc>
-          <w:tcPr>
-            <w:tcW w:type="dxa" w:w="2650"/>
-            <w:vAlign w:val="top"/>
-          </w:tcPr>
-          <w:p>
-            <w:pPr>
-              <w:spacing w:after="40" w:line="240" w:lineRule="auto"/>
-              <w:ind w:left="115" w:hanging="115"/>
-            </w:pPr>
-            <w:r>
-              <w:rPr>
-                <w:rFonts w:ascii="Aptos" w:hAnsi="Aptos"/>
-                <w:b w:val="0"/>
-                <w:sz w:val="16"/>
-              </w:rPr>
-              <w:t xml:space="preserve">[ ] </w:t>
-            </w:r>
-            <w:r>
-              <w:rPr>
-                <w:rFonts w:ascii="Aptos" w:hAnsi="Aptos"/>
-                <w:b w:val="0"/>
-                <w:sz w:val="16"/>
-              </w:rPr>
-              <w:t>Select backend language/framework and parsing library.</w:t>
-            </w:r>
-          </w:p>
-          <w:p>
-            <w:pPr>
-              <w:spacing w:after="40" w:line="240" w:lineRule="auto"/>
-              <w:ind w:left="115" w:hanging="115"/>
-            </w:pPr>
-            <w:r>
-              <w:rPr>
-                <w:rFonts w:ascii="Aptos" w:hAnsi="Aptos"/>
-                <w:b w:val="0"/>
-                <w:sz w:val="16"/>
-              </w:rPr>
-              <w:t xml:space="preserve">[ ] </w:t>
-            </w:r>
-            <w:r>
-              <w:rPr>
-                <w:rFonts w:ascii="Aptos" w:hAnsi="Aptos"/>
-                <w:b w:val="0"/>
-                <w:sz w:val="16"/>
-              </w:rPr>
-              <w:t>Draft backend endpoint plan for upload and pasted-content analysis.</w:t>
-            </w:r>
-          </w:p>
-          <w:p>
-            <w:pPr>
-              <w:spacing w:after="40" w:line="240" w:lineRule="auto"/>
-              <w:ind w:left="115" w:hanging="115"/>
-            </w:pPr>
-            <w:r>
-              <w:rPr>
-                <w:rFonts w:ascii="Aptos" w:hAnsi="Aptos"/>
-                <w:b w:val="0"/>
-                <w:sz w:val="16"/>
-              </w:rPr>
-              <w:t xml:space="preserve">[ ] </w:t>
-            </w:r>
-            <w:r>
-              <w:rPr>
-                <w:rFonts w:ascii="Aptos" w:hAnsi="Aptos"/>
-                <w:b w:val="0"/>
-                <w:sz w:val="16"/>
-              </w:rPr>
-              <w:t>Document parser inputs, outputs, and expected error cases.</w:t>
-            </w:r>
-          </w:p>
-        </w:tc>
-        <w:tc>
-          <w:tcPr>
-            <w:tcW w:type="dxa" w:w="2650"/>
-            <w:vAlign w:val="top"/>
-          </w:tcPr>
-          <w:p>
-            <w:pPr>
-              <w:spacing w:after="40" w:line="240" w:lineRule="auto"/>
-              <w:ind w:left="115" w:hanging="115"/>
-            </w:pPr>
-            <w:r>
-              <w:rPr>
-                <w:rFonts w:ascii="Aptos" w:hAnsi="Aptos"/>
-                <w:b w:val="0"/>
-                <w:sz w:val="16"/>
-              </w:rPr>
-              <w:t xml:space="preserve">[ ] </w:t>
-            </w:r>
-            <w:r>
-              <w:rPr>
-                <w:rFonts w:ascii="Aptos" w:hAnsi="Aptos"/>
-                <w:b w:val="0"/>
-                <w:sz w:val="16"/>
-              </w:rPr>
-              <w:t>Select frontend structure and page layout.</w:t>
-            </w:r>
-          </w:p>
-          <w:p>
-            <w:pPr>
-              <w:spacing w:after="40" w:line="240" w:lineRule="auto"/>
-              <w:ind w:left="115" w:hanging="115"/>
-            </w:pPr>
-            <w:r>
-              <w:rPr>
-                <w:rFonts w:ascii="Aptos" w:hAnsi="Aptos"/>
-                <w:b w:val="0"/>
-                <w:sz w:val="16"/>
-              </w:rPr>
-              <w:t xml:space="preserve">[ ] </w:t>
-            </w:r>
-            <w:r>
-              <w:rPr>
-                <w:rFonts w:ascii="Aptos" w:hAnsi="Aptos"/>
-                <w:b w:val="0"/>
-                <w:sz w:val="16"/>
-              </w:rPr>
-              <w:t>Draft wireframe for upload, paste input, parsed preview, and report output.</w:t>
-            </w:r>
-          </w:p>
-          <w:p>
-            <w:pPr>
-              <w:spacing w:after="40" w:line="240" w:lineRule="auto"/>
-              <w:ind w:left="115" w:hanging="115"/>
-            </w:pPr>
-            <w:r>
-              <w:rPr>
-                <w:rFonts w:ascii="Aptos" w:hAnsi="Aptos"/>
-                <w:b w:val="0"/>
-                <w:sz w:val="16"/>
-              </w:rPr>
-              <w:t xml:space="preserve">[ ] </w:t>
-            </w:r>
-            <w:r>
-              <w:rPr>
-                <w:rFonts w:ascii="Aptos" w:hAnsi="Aptos"/>
-                <w:b w:val="0"/>
-                <w:sz w:val="16"/>
-              </w:rPr>
-              <w:t>Define report fields needed from backend and LLM output.</w:t>
-            </w:r>
-          </w:p>
-        </w:tc>
-      </w:tr>
-      <w:tr>
-        <w:tc>
-          <w:tcPr>
-            <w:tcW w:type="dxa" w:w="1350"/>
-            <w:shd w:fill="D9EAF7"/>
+                <w:sz w:val="16"/>
+              </w:rPr>
+              <w:t>Week 1: Jun 1-Jun 5</w:t>
+            </w:r>
+          </w:p>
+        </w:tc>
+        <w:tc>
+          <w:tcPr>
+            <w:tcW w:type="dxa" w:w="1200"/>
             <w:vAlign w:val="top"/>
           </w:tcPr>
           <w:p>
@@ -2024,21 +1680,21 @@
               <w:rPr>
                 <w:rFonts w:ascii="Aptos" w:hAnsi="Aptos"/>
                 <w:b/>
-                <w:sz w:val="17"/>
-              </w:rPr>
-              <w:t>Week 3: Jun 15-Jun 19</w:t>
-            </w:r>
-          </w:p>
-        </w:tc>
-        <w:tc>
-          <w:tcPr>
-            <w:tcW w:type="dxa" w:w="2650"/>
+                <w:sz w:val="16"/>
+              </w:rPr>
+              <w:t>Joseph</w:t>
+            </w:r>
+          </w:p>
+        </w:tc>
+        <w:tc>
+          <w:tcPr>
+            <w:tcW w:type="dxa" w:w="6660"/>
             <w:vAlign w:val="top"/>
           </w:tcPr>
           <w:p>
             <w:pPr>
               <w:spacing w:after="40" w:line="240" w:lineRule="auto"/>
-              <w:ind w:left="115" w:hanging="115"/>
+              <w:ind w:left="173" w:hanging="173"/>
             </w:pPr>
             <w:r>
               <w:rPr>
@@ -2054,13 +1710,13 @@
                 <w:b w:val="0"/>
                 <w:sz w:val="16"/>
               </w:rPr>
-              <w:t>Track prototype progress and remove blockers.</w:t>
+              <w:t>Complete required lab setup and confirm development tools are available.</w:t>
             </w:r>
           </w:p>
           <w:p>
             <w:pPr>
               <w:spacing w:after="40" w:line="240" w:lineRule="auto"/>
-              <w:ind w:left="115" w:hanging="115"/>
+              <w:ind w:left="173" w:hanging="173"/>
             </w:pPr>
             <w:r>
               <w:rPr>
@@ -2076,13 +1732,13 @@
                 <w:b w:val="0"/>
                 <w:sz w:val="16"/>
               </w:rPr>
-              <w:t>Review initial workflow from input to backend connection.</w:t>
+              <w:t>Research Python email parsing and eml-parser options for .eml handling.</w:t>
             </w:r>
           </w:p>
           <w:p>
             <w:pPr>
               <w:spacing w:after="40" w:line="240" w:lineRule="auto"/>
-              <w:ind w:left="115" w:hanging="115"/>
+              <w:ind w:left="173" w:hanging="173"/>
             </w:pPr>
             <w:r>
               <w:rPr>
@@ -2098,19 +1754,13 @@
                 <w:b w:val="0"/>
                 <w:sz w:val="16"/>
               </w:rPr>
-              <w:t>Update schedule based on actual progress.</w:t>
-            </w:r>
-          </w:p>
-        </w:tc>
-        <w:tc>
-          <w:tcPr>
-            <w:tcW w:type="dxa" w:w="2650"/>
-            <w:vAlign w:val="top"/>
-          </w:tcPr>
+              <w:t>List backend dependencies needed for parsing, API routes, and tests.</w:t>
+            </w:r>
+          </w:p>
           <w:p>
             <w:pPr>
               <w:spacing w:after="40" w:line="240" w:lineRule="auto"/>
-              <w:ind w:left="115" w:hanging="115"/>
+              <w:ind w:left="173" w:hanging="173"/>
             </w:pPr>
             <w:r>
               <w:rPr>
@@ -2126,123 +1776,7 @@
                 <w:b w:val="0"/>
                 <w:sz w:val="16"/>
               </w:rPr>
-              <w:t>Build initial backend endpoint for email submission.</w:t>
-            </w:r>
-          </w:p>
-          <w:p>
-            <w:pPr>
-              <w:spacing w:after="40" w:line="240" w:lineRule="auto"/>
-              <w:ind w:left="115" w:hanging="115"/>
-            </w:pPr>
-            <w:r>
-              <w:rPr>
-                <w:rFonts w:ascii="Aptos" w:hAnsi="Aptos"/>
-                <w:b w:val="0"/>
-                <w:sz w:val="16"/>
-              </w:rPr>
-              <w:t xml:space="preserve">[ ] </w:t>
-            </w:r>
-            <w:r>
-              <w:rPr>
-                <w:rFonts w:ascii="Aptos" w:hAnsi="Aptos"/>
-                <w:b w:val="0"/>
-                <w:sz w:val="16"/>
-              </w:rPr>
-              <w:t>Implement first-pass .eml parsing for sender, subject, body, and headers.</w:t>
-            </w:r>
-          </w:p>
-          <w:p>
-            <w:pPr>
-              <w:spacing w:after="40" w:line="240" w:lineRule="auto"/>
-              <w:ind w:left="115" w:hanging="115"/>
-            </w:pPr>
-            <w:r>
-              <w:rPr>
-                <w:rFonts w:ascii="Aptos" w:hAnsi="Aptos"/>
-                <w:b w:val="0"/>
-                <w:sz w:val="16"/>
-              </w:rPr>
-              <w:t xml:space="preserve">[ ] </w:t>
-            </w:r>
-            <w:r>
-              <w:rPr>
-                <w:rFonts w:ascii="Aptos" w:hAnsi="Aptos"/>
-                <w:b w:val="0"/>
-                <w:sz w:val="16"/>
-              </w:rPr>
-              <w:t>Test parser with at least two safe sample emails.</w:t>
-            </w:r>
-          </w:p>
-        </w:tc>
-        <w:tc>
-          <w:tcPr>
-            <w:tcW w:type="dxa" w:w="2650"/>
-            <w:vAlign w:val="top"/>
-          </w:tcPr>
-          <w:p>
-            <w:pPr>
-              <w:spacing w:after="40" w:line="240" w:lineRule="auto"/>
-              <w:ind w:left="115" w:hanging="115"/>
-            </w:pPr>
-            <w:r>
-              <w:rPr>
-                <w:rFonts w:ascii="Aptos" w:hAnsi="Aptos"/>
-                <w:b w:val="0"/>
-                <w:sz w:val="16"/>
-              </w:rPr>
-              <w:t xml:space="preserve">[ ] </w:t>
-            </w:r>
-            <w:r>
-              <w:rPr>
-                <w:rFonts w:ascii="Aptos" w:hAnsi="Aptos"/>
-                <w:b w:val="0"/>
-                <w:sz w:val="16"/>
-              </w:rPr>
-              <w:t>Build first web interface for .eml upload.</w:t>
-            </w:r>
-          </w:p>
-          <w:p>
-            <w:pPr>
-              <w:spacing w:after="40" w:line="240" w:lineRule="auto"/>
-              <w:ind w:left="115" w:hanging="115"/>
-            </w:pPr>
-            <w:r>
-              <w:rPr>
-                <w:rFonts w:ascii="Aptos" w:hAnsi="Aptos"/>
-                <w:b w:val="0"/>
-                <w:sz w:val="16"/>
-              </w:rPr>
-              <w:t xml:space="preserve">[ ] </w:t>
-            </w:r>
-            <w:r>
-              <w:rPr>
-                <w:rFonts w:ascii="Aptos" w:hAnsi="Aptos"/>
-                <w:b w:val="0"/>
-                <w:sz w:val="16"/>
-              </w:rPr>
-              <w:t>Add pasted email content input.</w:t>
-            </w:r>
-          </w:p>
-          <w:p>
-            <w:pPr>
-              <w:spacing w:after="40" w:line="240" w:lineRule="auto"/>
-              <w:ind w:left="115" w:hanging="115"/>
-            </w:pPr>
-            <w:r>
-              <w:rPr>
-                <w:rFonts w:ascii="Aptos" w:hAnsi="Aptos"/>
-                <w:b w:val="0"/>
-                <w:sz w:val="16"/>
-              </w:rPr>
-              <w:t xml:space="preserve">[ ] </w:t>
-            </w:r>
-            <w:r>
-              <w:rPr>
-                <w:rFonts w:ascii="Aptos" w:hAnsi="Aptos"/>
-                <w:b w:val="0"/>
-                <w:sz w:val="16"/>
-              </w:rPr>
-              <w:t>Connect frontend submission flow to the backend endpoint.</w:t>
+              <w:t>Share setup notes or blockers with Yuuki before the Week 2 plan is finalized.</w:t>
             </w:r>
           </w:p>
         </w:tc>
@@ -2250,7 +1784,7 @@
       <w:tr>
         <w:tc>
           <w:tcPr>
-            <w:tcW w:type="dxa" w:w="1350"/>
+            <w:tcW w:type="dxa" w:w="1500"/>
             <w:shd w:fill="D9EAF7"/>
             <w:vAlign w:val="top"/>
           </w:tcPr>
@@ -2263,234 +1797,15 @@
               <w:rPr>
                 <w:rFonts w:ascii="Aptos" w:hAnsi="Aptos"/>
                 <w:b/>
-                <w:sz w:val="17"/>
-              </w:rPr>
-              <w:t>Week 4: Jun 22-Jun 26</w:t>
-            </w:r>
-          </w:p>
-        </w:tc>
-        <w:tc>
-          <w:tcPr>
-            <w:tcW w:type="dxa" w:w="2650"/>
-            <w:vAlign w:val="top"/>
-          </w:tcPr>
-          <w:p>
-            <w:pPr>
-              <w:spacing w:after="40" w:line="240" w:lineRule="auto"/>
-              <w:ind w:left="115" w:hanging="115"/>
-            </w:pPr>
-            <w:r>
-              <w:rPr>
-                <w:rFonts w:ascii="Aptos" w:hAnsi="Aptos"/>
-                <w:b w:val="0"/>
-                <w:sz w:val="16"/>
-              </w:rPr>
-              <w:t xml:space="preserve">[ ] </w:t>
-            </w:r>
-            <w:r>
-              <w:rPr>
-                <w:rFonts w:ascii="Aptos" w:hAnsi="Aptos"/>
-                <w:b w:val="0"/>
-                <w:sz w:val="16"/>
-              </w:rPr>
-              <w:t>Run a mid-project review of parser output and feature scope.</w:t>
-            </w:r>
-          </w:p>
-          <w:p>
-            <w:pPr>
-              <w:spacing w:after="40" w:line="240" w:lineRule="auto"/>
-              <w:ind w:left="115" w:hanging="115"/>
-            </w:pPr>
-            <w:r>
-              <w:rPr>
-                <w:rFonts w:ascii="Aptos" w:hAnsi="Aptos"/>
-                <w:b w:val="0"/>
-                <w:sz w:val="16"/>
-              </w:rPr>
-              <w:t xml:space="preserve">[ ] </w:t>
-            </w:r>
-            <w:r>
-              <w:rPr>
-                <w:rFonts w:ascii="Aptos" w:hAnsi="Aptos"/>
-                <w:b w:val="0"/>
-                <w:sz w:val="16"/>
-              </w:rPr>
-              <w:t>Confirm required report fields and success criteria.</w:t>
-            </w:r>
-          </w:p>
-          <w:p>
-            <w:pPr>
-              <w:spacing w:after="40" w:line="240" w:lineRule="auto"/>
-              <w:ind w:left="115" w:hanging="115"/>
-            </w:pPr>
-            <w:r>
-              <w:rPr>
-                <w:rFonts w:ascii="Aptos" w:hAnsi="Aptos"/>
-                <w:b w:val="0"/>
-                <w:sz w:val="16"/>
-              </w:rPr>
-              <w:t xml:space="preserve">[ ] </w:t>
-            </w:r>
-            <w:r>
-              <w:rPr>
-                <w:rFonts w:ascii="Aptos" w:hAnsi="Aptos"/>
-                <w:b w:val="0"/>
-                <w:sz w:val="16"/>
-              </w:rPr>
-              <w:t>Maintain the shared task board or weekly status notes.</w:t>
-            </w:r>
-          </w:p>
-        </w:tc>
-        <w:tc>
-          <w:tcPr>
-            <w:tcW w:type="dxa" w:w="2650"/>
-            <w:vAlign w:val="top"/>
-          </w:tcPr>
-          <w:p>
-            <w:pPr>
-              <w:spacing w:after="40" w:line="240" w:lineRule="auto"/>
-              <w:ind w:left="115" w:hanging="115"/>
-            </w:pPr>
-            <w:r>
-              <w:rPr>
-                <w:rFonts w:ascii="Aptos" w:hAnsi="Aptos"/>
-                <w:b w:val="0"/>
-                <w:sz w:val="16"/>
-              </w:rPr>
-              <w:t xml:space="preserve">[ ] </w:t>
-            </w:r>
-            <w:r>
-              <w:rPr>
-                <w:rFonts w:ascii="Aptos" w:hAnsi="Aptos"/>
-                <w:b w:val="0"/>
-                <w:sz w:val="16"/>
-              </w:rPr>
-              <w:t>Extract URLs, attachment names, reply-to, and key header fields.</w:t>
-            </w:r>
-          </w:p>
-          <w:p>
-            <w:pPr>
-              <w:spacing w:after="40" w:line="240" w:lineRule="auto"/>
-              <w:ind w:left="115" w:hanging="115"/>
-            </w:pPr>
-            <w:r>
-              <w:rPr>
-                <w:rFonts w:ascii="Aptos" w:hAnsi="Aptos"/>
-                <w:b w:val="0"/>
-                <w:sz w:val="16"/>
-              </w:rPr>
-              <w:t xml:space="preserve">[ ] </w:t>
-            </w:r>
-            <w:r>
-              <w:rPr>
-                <w:rFonts w:ascii="Aptos" w:hAnsi="Aptos"/>
-                <w:b w:val="0"/>
-                <w:sz w:val="16"/>
-              </w:rPr>
-              <w:t>Normalize parser output into a structured format for LLM analysis.</w:t>
-            </w:r>
-          </w:p>
-          <w:p>
-            <w:pPr>
-              <w:spacing w:after="40" w:line="240" w:lineRule="auto"/>
-              <w:ind w:left="115" w:hanging="115"/>
-            </w:pPr>
-            <w:r>
-              <w:rPr>
-                <w:rFonts w:ascii="Aptos" w:hAnsi="Aptos"/>
-                <w:b w:val="0"/>
-                <w:sz w:val="16"/>
-              </w:rPr>
-              <w:t xml:space="preserve">[ ] </w:t>
-            </w:r>
-            <w:r>
-              <w:rPr>
-                <w:rFonts w:ascii="Aptos" w:hAnsi="Aptos"/>
-                <w:b w:val="0"/>
-                <w:sz w:val="16"/>
-              </w:rPr>
-              <w:t>Add invalid file/input handling and parser test cases.</w:t>
-            </w:r>
-          </w:p>
-        </w:tc>
-        <w:tc>
-          <w:tcPr>
-            <w:tcW w:type="dxa" w:w="2650"/>
-            <w:vAlign w:val="top"/>
-          </w:tcPr>
-          <w:p>
-            <w:pPr>
-              <w:spacing w:after="40" w:line="240" w:lineRule="auto"/>
-              <w:ind w:left="115" w:hanging="115"/>
-            </w:pPr>
-            <w:r>
-              <w:rPr>
-                <w:rFonts w:ascii="Aptos" w:hAnsi="Aptos"/>
-                <w:b w:val="0"/>
-                <w:sz w:val="16"/>
-              </w:rPr>
-              <w:t xml:space="preserve">[ ] </w:t>
-            </w:r>
-            <w:r>
-              <w:rPr>
-                <w:rFonts w:ascii="Aptos" w:hAnsi="Aptos"/>
-                <w:b w:val="0"/>
-                <w:sz w:val="16"/>
-              </w:rPr>
-              <w:t>Display parsed email preview in the interface.</w:t>
-            </w:r>
-          </w:p>
-          <w:p>
-            <w:pPr>
-              <w:spacing w:after="40" w:line="240" w:lineRule="auto"/>
-              <w:ind w:left="115" w:hanging="115"/>
-            </w:pPr>
-            <w:r>
-              <w:rPr>
-                <w:rFonts w:ascii="Aptos" w:hAnsi="Aptos"/>
-                <w:b w:val="0"/>
-                <w:sz w:val="16"/>
-              </w:rPr>
-              <w:t xml:space="preserve">[ ] </w:t>
-            </w:r>
-            <w:r>
-              <w:rPr>
-                <w:rFonts w:ascii="Aptos" w:hAnsi="Aptos"/>
-                <w:b w:val="0"/>
-                <w:sz w:val="16"/>
-              </w:rPr>
-              <w:t>Add user feedback for invalid input and processing states.</w:t>
-            </w:r>
-          </w:p>
-          <w:p>
-            <w:pPr>
-              <w:spacing w:after="40" w:line="240" w:lineRule="auto"/>
-              <w:ind w:left="115" w:hanging="115"/>
-            </w:pPr>
-            <w:r>
-              <w:rPr>
-                <w:rFonts w:ascii="Aptos" w:hAnsi="Aptos"/>
-                <w:b w:val="0"/>
-                <w:sz w:val="16"/>
-              </w:rPr>
-              <w:t xml:space="preserve">[ ] </w:t>
-            </w:r>
-            <w:r>
-              <w:rPr>
-                <w:rFonts w:ascii="Aptos" w:hAnsi="Aptos"/>
-                <w:b w:val="0"/>
-                <w:sz w:val="16"/>
-              </w:rPr>
-              <w:t>Review the UI with the team and record improvement notes.</w:t>
-            </w:r>
-          </w:p>
-        </w:tc>
-      </w:tr>
-      <w:tr>
-        <w:tc>
-          <w:tcPr>
-            <w:tcW w:type="dxa" w:w="1350"/>
-            <w:shd w:fill="D9EAF7"/>
+                <w:sz w:val="16"/>
+              </w:rPr>
+              <w:t>Week 1: Jun 1-Jun 5</w:t>
+            </w:r>
+          </w:p>
+        </w:tc>
+        <w:tc>
+          <w:tcPr>
+            <w:tcW w:type="dxa" w:w="1200"/>
             <w:vAlign w:val="top"/>
           </w:tcPr>
           <w:p>
@@ -2502,21 +1817,21 @@
               <w:rPr>
                 <w:rFonts w:ascii="Aptos" w:hAnsi="Aptos"/>
                 <w:b/>
-                <w:sz w:val="17"/>
-              </w:rPr>
-              <w:t>Week 5: Jun 29-Jul 3</w:t>
-            </w:r>
-          </w:p>
-        </w:tc>
-        <w:tc>
-          <w:tcPr>
-            <w:tcW w:type="dxa" w:w="2650"/>
+                <w:sz w:val="16"/>
+              </w:rPr>
+              <w:t>Bivaina</w:t>
+            </w:r>
+          </w:p>
+        </w:tc>
+        <w:tc>
+          <w:tcPr>
+            <w:tcW w:type="dxa" w:w="6660"/>
             <w:vAlign w:val="top"/>
           </w:tcPr>
           <w:p>
             <w:pPr>
               <w:spacing w:after="40" w:line="240" w:lineRule="auto"/>
-              <w:ind w:left="115" w:hanging="115"/>
+              <w:ind w:left="173" w:hanging="173"/>
             </w:pPr>
             <w:r>
               <w:rPr>
@@ -2532,13 +1847,13 @@
                 <w:b w:val="0"/>
                 <w:sz w:val="16"/>
               </w:rPr>
-              <w:t>Coordinate LLM prompt review and scoring expectations.</w:t>
+              <w:t>Complete required lab setup and confirm frontend tools are available.</w:t>
             </w:r>
           </w:p>
           <w:p>
             <w:pPr>
               <w:spacing w:after="40" w:line="240" w:lineRule="auto"/>
-              <w:ind w:left="115" w:hanging="115"/>
+              <w:ind w:left="173" w:hanging="173"/>
             </w:pPr>
             <w:r>
               <w:rPr>
@@ -2554,13 +1869,13 @@
                 <w:b w:val="0"/>
                 <w:sz w:val="16"/>
               </w:rPr>
-              <w:t>Check whether the project is still on track for final demo requirements.</w:t>
+              <w:t>Find examples of upload forms, pasted-text inputs, and report layouts.</w:t>
             </w:r>
           </w:p>
           <w:p>
             <w:pPr>
               <w:spacing w:after="40" w:line="240" w:lineRule="auto"/>
-              <w:ind w:left="115" w:hanging="115"/>
+              <w:ind w:left="173" w:hanging="173"/>
             </w:pPr>
             <w:r>
               <w:rPr>
@@ -2576,19 +1891,13 @@
                 <w:b w:val="0"/>
                 <w:sz w:val="16"/>
               </w:rPr>
-              <w:t>Start collecting material for final documentation.</w:t>
-            </w:r>
-          </w:p>
-        </w:tc>
-        <w:tc>
-          <w:tcPr>
-            <w:tcW w:type="dxa" w:w="2650"/>
-            <w:vAlign w:val="top"/>
-          </w:tcPr>
+              <w:t>Sketch the first screen flow: upload/paste input, submit, loading, and report.</w:t>
+            </w:r>
+          </w:p>
           <w:p>
             <w:pPr>
               <w:spacing w:after="40" w:line="240" w:lineRule="auto"/>
-              <w:ind w:left="115" w:hanging="115"/>
+              <w:ind w:left="173" w:hanging="173"/>
             </w:pPr>
             <w:r>
               <w:rPr>
@@ -2604,123 +1913,7 @@
                 <w:b w:val="0"/>
                 <w:sz w:val="16"/>
               </w:rPr>
-              <w:t>Integrate the selected LLM or mock-analysis fallback.</w:t>
-            </w:r>
-          </w:p>
-          <w:p>
-            <w:pPr>
-              <w:spacing w:after="40" w:line="240" w:lineRule="auto"/>
-              <w:ind w:left="115" w:hanging="115"/>
-            </w:pPr>
-            <w:r>
-              <w:rPr>
-                <w:rFonts w:ascii="Aptos" w:hAnsi="Aptos"/>
-                <w:b w:val="0"/>
-                <w:sz w:val="16"/>
-              </w:rPr>
-              <w:t xml:space="preserve">[ ] </w:t>
-            </w:r>
-            <w:r>
-              <w:rPr>
-                <w:rFonts w:ascii="Aptos" w:hAnsi="Aptos"/>
-                <w:b w:val="0"/>
-                <w:sz w:val="16"/>
-              </w:rPr>
-              <w:t>Send structured parsed email data into the analysis prompt.</w:t>
-            </w:r>
-          </w:p>
-          <w:p>
-            <w:pPr>
-              <w:spacing w:after="40" w:line="240" w:lineRule="auto"/>
-              <w:ind w:left="115" w:hanging="115"/>
-            </w:pPr>
-            <w:r>
-              <w:rPr>
-                <w:rFonts w:ascii="Aptos" w:hAnsi="Aptos"/>
-                <w:b w:val="0"/>
-                <w:sz w:val="16"/>
-              </w:rPr>
-              <w:t xml:space="preserve">[ ] </w:t>
-            </w:r>
-            <w:r>
-              <w:rPr>
-                <w:rFonts w:ascii="Aptos" w:hAnsi="Aptos"/>
-                <w:b w:val="0"/>
-                <w:sz w:val="16"/>
-              </w:rPr>
-              <w:t>Validate required output fields: score, risk level, IoCs, explanation, and recommendation.</w:t>
-            </w:r>
-          </w:p>
-        </w:tc>
-        <w:tc>
-          <w:tcPr>
-            <w:tcW w:type="dxa" w:w="2650"/>
-            <w:vAlign w:val="top"/>
-          </w:tcPr>
-          <w:p>
-            <w:pPr>
-              <w:spacing w:after="40" w:line="240" w:lineRule="auto"/>
-              <w:ind w:left="115" w:hanging="115"/>
-            </w:pPr>
-            <w:r>
-              <w:rPr>
-                <w:rFonts w:ascii="Aptos" w:hAnsi="Aptos"/>
-                <w:b w:val="0"/>
-                <w:sz w:val="16"/>
-              </w:rPr>
-              <w:t xml:space="preserve">[ ] </w:t>
-            </w:r>
-            <w:r>
-              <w:rPr>
-                <w:rFonts w:ascii="Aptos" w:hAnsi="Aptos"/>
-                <w:b w:val="0"/>
-                <w:sz w:val="16"/>
-              </w:rPr>
-              <w:t>Create UI components for phishing score, risk level, IoCs, and recommendations.</w:t>
-            </w:r>
-          </w:p>
-          <w:p>
-            <w:pPr>
-              <w:spacing w:after="40" w:line="240" w:lineRule="auto"/>
-              <w:ind w:left="115" w:hanging="115"/>
-            </w:pPr>
-            <w:r>
-              <w:rPr>
-                <w:rFonts w:ascii="Aptos" w:hAnsi="Aptos"/>
-                <w:b w:val="0"/>
-                <w:sz w:val="16"/>
-              </w:rPr>
-              <w:t xml:space="preserve">[ ] </w:t>
-            </w:r>
-            <w:r>
-              <w:rPr>
-                <w:rFonts w:ascii="Aptos" w:hAnsi="Aptos"/>
-                <w:b w:val="0"/>
-                <w:sz w:val="16"/>
-              </w:rPr>
-              <w:t>Handle loading, error, and no-result states.</w:t>
-            </w:r>
-          </w:p>
-          <w:p>
-            <w:pPr>
-              <w:spacing w:after="40" w:line="240" w:lineRule="auto"/>
-              <w:ind w:left="115" w:hanging="115"/>
-            </w:pPr>
-            <w:r>
-              <w:rPr>
-                <w:rFonts w:ascii="Aptos" w:hAnsi="Aptos"/>
-                <w:b w:val="0"/>
-                <w:sz w:val="16"/>
-              </w:rPr>
-              <w:t xml:space="preserve">[ ] </w:t>
-            </w:r>
-            <w:r>
-              <w:rPr>
-                <w:rFonts w:ascii="Aptos" w:hAnsi="Aptos"/>
-                <w:b w:val="0"/>
-                <w:sz w:val="16"/>
-              </w:rPr>
-              <w:t>Confirm frontend can render sample LLM responses cleanly.</w:t>
+              <w:t>Share UI notes or blockers with Yuuki before the Week 2 plan is finalized.</w:t>
             </w:r>
           </w:p>
         </w:tc>
@@ -2728,7 +1921,7 @@
       <w:tr>
         <w:tc>
           <w:tcPr>
-            <w:tcW w:type="dxa" w:w="1350"/>
+            <w:tcW w:type="dxa" w:w="1500"/>
             <w:shd w:fill="D9EAF7"/>
             <w:vAlign w:val="top"/>
           </w:tcPr>
@@ -2741,234 +1934,15 @@
               <w:rPr>
                 <w:rFonts w:ascii="Aptos" w:hAnsi="Aptos"/>
                 <w:b/>
-                <w:sz w:val="17"/>
-              </w:rPr>
-              <w:t>Week 6: Jul 6-Jul 10</w:t>
-            </w:r>
-          </w:p>
-        </w:tc>
-        <w:tc>
-          <w:tcPr>
-            <w:tcW w:type="dxa" w:w="2650"/>
-            <w:vAlign w:val="top"/>
-          </w:tcPr>
-          <w:p>
-            <w:pPr>
-              <w:spacing w:after="40" w:line="240" w:lineRule="auto"/>
-              <w:ind w:left="115" w:hanging="115"/>
-            </w:pPr>
-            <w:r>
-              <w:rPr>
-                <w:rFonts w:ascii="Aptos" w:hAnsi="Aptos"/>
-                <w:b w:val="0"/>
-                <w:sz w:val="16"/>
-              </w:rPr>
-              <w:t xml:space="preserve">[ ] </w:t>
-            </w:r>
-            <w:r>
-              <w:rPr>
-                <w:rFonts w:ascii="Aptos" w:hAnsi="Aptos"/>
-                <w:b w:val="0"/>
-                <w:sz w:val="16"/>
-              </w:rPr>
-              <w:t>Lead end-to-end workflow review.</w:t>
-            </w:r>
-          </w:p>
-          <w:p>
-            <w:pPr>
-              <w:spacing w:after="40" w:line="240" w:lineRule="auto"/>
-              <w:ind w:left="115" w:hanging="115"/>
-            </w:pPr>
-            <w:r>
-              <w:rPr>
-                <w:rFonts w:ascii="Aptos" w:hAnsi="Aptos"/>
-                <w:b w:val="0"/>
-                <w:sz w:val="16"/>
-              </w:rPr>
-              <w:t xml:space="preserve">[ ] </w:t>
-            </w:r>
-            <w:r>
-              <w:rPr>
-                <w:rFonts w:ascii="Aptos" w:hAnsi="Aptos"/>
-                <w:b w:val="0"/>
-                <w:sz w:val="16"/>
-              </w:rPr>
-              <w:t>Check documentation progress and assign missing sections.</w:t>
-            </w:r>
-          </w:p>
-          <w:p>
-            <w:pPr>
-              <w:spacing w:after="40" w:line="240" w:lineRule="auto"/>
-              <w:ind w:left="115" w:hanging="115"/>
-            </w:pPr>
-            <w:r>
-              <w:rPr>
-                <w:rFonts w:ascii="Aptos" w:hAnsi="Aptos"/>
-                <w:b w:val="0"/>
-                <w:sz w:val="16"/>
-              </w:rPr>
-              <w:t xml:space="preserve">[ ] </w:t>
-            </w:r>
-            <w:r>
-              <w:rPr>
-                <w:rFonts w:ascii="Aptos" w:hAnsi="Aptos"/>
-                <w:b w:val="0"/>
-                <w:sz w:val="16"/>
-              </w:rPr>
-              <w:t>Approve final report layout and demo path.</w:t>
-            </w:r>
-          </w:p>
-        </w:tc>
-        <w:tc>
-          <w:tcPr>
-            <w:tcW w:type="dxa" w:w="2650"/>
-            <w:vAlign w:val="top"/>
-          </w:tcPr>
-          <w:p>
-            <w:pPr>
-              <w:spacing w:after="40" w:line="240" w:lineRule="auto"/>
-              <w:ind w:left="115" w:hanging="115"/>
-            </w:pPr>
-            <w:r>
-              <w:rPr>
-                <w:rFonts w:ascii="Aptos" w:hAnsi="Aptos"/>
-                <w:b w:val="0"/>
-                <w:sz w:val="16"/>
-              </w:rPr>
-              <w:t xml:space="preserve">[ ] </w:t>
-            </w:r>
-            <w:r>
-              <w:rPr>
-                <w:rFonts w:ascii="Aptos" w:hAnsi="Aptos"/>
-                <w:b w:val="0"/>
-                <w:sz w:val="16"/>
-              </w:rPr>
-              <w:t>Refine backend response formatting and API error handling.</w:t>
-            </w:r>
-          </w:p>
-          <w:p>
-            <w:pPr>
-              <w:spacing w:after="40" w:line="240" w:lineRule="auto"/>
-              <w:ind w:left="115" w:hanging="115"/>
-            </w:pPr>
-            <w:r>
-              <w:rPr>
-                <w:rFonts w:ascii="Aptos" w:hAnsi="Aptos"/>
-                <w:b w:val="0"/>
-                <w:sz w:val="16"/>
-              </w:rPr>
-              <w:t xml:space="preserve">[ ] </w:t>
-            </w:r>
-            <w:r>
-              <w:rPr>
-                <w:rFonts w:ascii="Aptos" w:hAnsi="Aptos"/>
-                <w:b w:val="0"/>
-                <w:sz w:val="16"/>
-              </w:rPr>
-              <w:t>Improve prompt consistency using examples and required JSON fields.</w:t>
-            </w:r>
-          </w:p>
-          <w:p>
-            <w:pPr>
-              <w:spacing w:after="40" w:line="240" w:lineRule="auto"/>
-              <w:ind w:left="115" w:hanging="115"/>
-            </w:pPr>
-            <w:r>
-              <w:rPr>
-                <w:rFonts w:ascii="Aptos" w:hAnsi="Aptos"/>
-                <w:b w:val="0"/>
-                <w:sz w:val="16"/>
-              </w:rPr>
-              <w:t xml:space="preserve">[ ] </w:t>
-            </w:r>
-            <w:r>
-              <w:rPr>
-                <w:rFonts w:ascii="Aptos" w:hAnsi="Aptos"/>
-                <w:b w:val="0"/>
-                <w:sz w:val="16"/>
-              </w:rPr>
-              <w:t>Support frontend needs for report display.</w:t>
-            </w:r>
-          </w:p>
-        </w:tc>
-        <w:tc>
-          <w:tcPr>
-            <w:tcW w:type="dxa" w:w="2650"/>
-            <w:vAlign w:val="top"/>
-          </w:tcPr>
-          <w:p>
-            <w:pPr>
-              <w:spacing w:after="40" w:line="240" w:lineRule="auto"/>
-              <w:ind w:left="115" w:hanging="115"/>
-            </w:pPr>
-            <w:r>
-              <w:rPr>
-                <w:rFonts w:ascii="Aptos" w:hAnsi="Aptos"/>
-                <w:b w:val="0"/>
-                <w:sz w:val="16"/>
-              </w:rPr>
-              <w:t xml:space="preserve">[ ] </w:t>
-            </w:r>
-            <w:r>
-              <w:rPr>
-                <w:rFonts w:ascii="Aptos" w:hAnsi="Aptos"/>
-                <w:b w:val="0"/>
-                <w:sz w:val="16"/>
-              </w:rPr>
-              <w:t>Polish report interface and responsive layout.</w:t>
-            </w:r>
-          </w:p>
-          <w:p>
-            <w:pPr>
-              <w:spacing w:after="40" w:line="240" w:lineRule="auto"/>
-              <w:ind w:left="115" w:hanging="115"/>
-            </w:pPr>
-            <w:r>
-              <w:rPr>
-                <w:rFonts w:ascii="Aptos" w:hAnsi="Aptos"/>
-                <w:b w:val="0"/>
-                <w:sz w:val="16"/>
-              </w:rPr>
-              <w:t xml:space="preserve">[ ] </w:t>
-            </w:r>
-            <w:r>
-              <w:rPr>
-                <w:rFonts w:ascii="Aptos" w:hAnsi="Aptos"/>
-                <w:b w:val="0"/>
-                <w:sz w:val="16"/>
-              </w:rPr>
-              <w:t>Add clear visual grouping for summary, IoCs, URLs, headers, and recommendations.</w:t>
-            </w:r>
-          </w:p>
-          <w:p>
-            <w:pPr>
-              <w:spacing w:after="40" w:line="240" w:lineRule="auto"/>
-              <w:ind w:left="115" w:hanging="115"/>
-            </w:pPr>
-            <w:r>
-              <w:rPr>
-                <w:rFonts w:ascii="Aptos" w:hAnsi="Aptos"/>
-                <w:b w:val="0"/>
-                <w:sz w:val="16"/>
-              </w:rPr>
-              <w:t xml:space="preserve">[ ] </w:t>
-            </w:r>
-            <w:r>
-              <w:rPr>
-                <w:rFonts w:ascii="Aptos" w:hAnsi="Aptos"/>
-                <w:b w:val="0"/>
-                <w:sz w:val="16"/>
-              </w:rPr>
-              <w:t>Test the full workflow in the browser with sample emails.</w:t>
-            </w:r>
-          </w:p>
-        </w:tc>
-      </w:tr>
-      <w:tr>
-        <w:tc>
-          <w:tcPr>
-            <w:tcW w:type="dxa" w:w="1350"/>
-            <w:shd w:fill="D9EAF7"/>
+                <w:sz w:val="16"/>
+              </w:rPr>
+              <w:t>Week 2: Jun 8-Jun 12</w:t>
+            </w:r>
+          </w:p>
+        </w:tc>
+        <w:tc>
+          <w:tcPr>
+            <w:tcW w:type="dxa" w:w="1200"/>
             <w:vAlign w:val="top"/>
           </w:tcPr>
           <w:p>
@@ -2980,21 +1954,21 @@
               <w:rPr>
                 <w:rFonts w:ascii="Aptos" w:hAnsi="Aptos"/>
                 <w:b/>
-                <w:sz w:val="17"/>
-              </w:rPr>
-              <w:t>Week 7: Jul 13-Jul 17</w:t>
-            </w:r>
-          </w:p>
-        </w:tc>
-        <w:tc>
-          <w:tcPr>
-            <w:tcW w:type="dxa" w:w="2650"/>
+                <w:sz w:val="16"/>
+              </w:rPr>
+              <w:t>Yuuki</w:t>
+            </w:r>
+          </w:p>
+        </w:tc>
+        <w:tc>
+          <w:tcPr>
+            <w:tcW w:type="dxa" w:w="6660"/>
             <w:vAlign w:val="top"/>
           </w:tcPr>
           <w:p>
             <w:pPr>
               <w:spacing w:after="40" w:line="240" w:lineRule="auto"/>
-              <w:ind w:left="115" w:hanging="115"/>
+              <w:ind w:left="173" w:hanging="173"/>
             </w:pPr>
             <w:r>
               <w:rPr>
@@ -3010,13 +1984,13 @@
                 <w:b w:val="0"/>
                 <w:sz w:val="16"/>
               </w:rPr>
-              <w:t>Lead testing review and prioritize bug fixes.</w:t>
+              <w:t>Finalize the project plan, timeline, weekly milestones, and success criteria.</w:t>
             </w:r>
           </w:p>
           <w:p>
             <w:pPr>
               <w:spacing w:after="40" w:line="240" w:lineRule="auto"/>
-              <w:ind w:left="115" w:hanging="115"/>
+              <w:ind w:left="173" w:hanging="173"/>
             </w:pPr>
             <w:r>
               <w:rPr>
@@ -3032,13 +2006,13 @@
                 <w:b w:val="0"/>
                 <w:sz w:val="16"/>
               </w:rPr>
-              <w:t>Assign final presentation sections and demo speaking roles.</w:t>
+              <w:t>Assign ownership for backend, frontend, AI integration, testing, and documentation.</w:t>
             </w:r>
           </w:p>
           <w:p>
             <w:pPr>
               <w:spacing w:after="40" w:line="240" w:lineRule="auto"/>
-              <w:ind w:left="115" w:hanging="115"/>
+              <w:ind w:left="173" w:hanging="173"/>
             </w:pPr>
             <w:r>
               <w:rPr>
@@ -3054,19 +2028,13 @@
                 <w:b w:val="0"/>
                 <w:sz w:val="16"/>
               </w:rPr>
-              <w:t>Compile project limitations and future improvement notes.</w:t>
-            </w:r>
-          </w:p>
-        </w:tc>
-        <w:tc>
-          <w:tcPr>
-            <w:tcW w:type="dxa" w:w="2650"/>
-            <w:vAlign w:val="top"/>
-          </w:tcPr>
+              <w:t>Set up or organize the repository, shared folders, and task-tracking file.</w:t>
+            </w:r>
+          </w:p>
           <w:p>
             <w:pPr>
               <w:spacing w:after="40" w:line="240" w:lineRule="auto"/>
-              <w:ind w:left="115" w:hanging="115"/>
+              <w:ind w:left="173" w:hanging="173"/>
             </w:pPr>
             <w:r>
               <w:rPr>
@@ -3082,123 +2050,7 @@
                 <w:b w:val="0"/>
                 <w:sz w:val="16"/>
               </w:rPr>
-              <w:t>Run parser and backend tests with legitimate and phishing examples.</w:t>
-            </w:r>
-          </w:p>
-          <w:p>
-            <w:pPr>
-              <w:spacing w:after="40" w:line="240" w:lineRule="auto"/>
-              <w:ind w:left="115" w:hanging="115"/>
-            </w:pPr>
-            <w:r>
-              <w:rPr>
-                <w:rFonts w:ascii="Aptos" w:hAnsi="Aptos"/>
-                <w:b w:val="0"/>
-                <w:sz w:val="16"/>
-              </w:rPr>
-              <w:t xml:space="preserve">[ ] </w:t>
-            </w:r>
-            <w:r>
-              <w:rPr>
-                <w:rFonts w:ascii="Aptos" w:hAnsi="Aptos"/>
-                <w:b w:val="0"/>
-                <w:sz w:val="16"/>
-              </w:rPr>
-              <w:t>Fix backend bugs found during testing.</w:t>
-            </w:r>
-          </w:p>
-          <w:p>
-            <w:pPr>
-              <w:spacing w:after="40" w:line="240" w:lineRule="auto"/>
-              <w:ind w:left="115" w:hanging="115"/>
-            </w:pPr>
-            <w:r>
-              <w:rPr>
-                <w:rFonts w:ascii="Aptos" w:hAnsi="Aptos"/>
-                <w:b w:val="0"/>
-                <w:sz w:val="16"/>
-              </w:rPr>
-              <w:t xml:space="preserve">[ ] </w:t>
-            </w:r>
-            <w:r>
-              <w:rPr>
-                <w:rFonts w:ascii="Aptos" w:hAnsi="Aptos"/>
-                <w:b w:val="0"/>
-                <w:sz w:val="16"/>
-              </w:rPr>
-              <w:t>Write backend/setup documentation for the user guide.</w:t>
-            </w:r>
-          </w:p>
-        </w:tc>
-        <w:tc>
-          <w:tcPr>
-            <w:tcW w:type="dxa" w:w="2650"/>
-            <w:vAlign w:val="top"/>
-          </w:tcPr>
-          <w:p>
-            <w:pPr>
-              <w:spacing w:after="40" w:line="240" w:lineRule="auto"/>
-              <w:ind w:left="115" w:hanging="115"/>
-            </w:pPr>
-            <w:r>
-              <w:rPr>
-                <w:rFonts w:ascii="Aptos" w:hAnsi="Aptos"/>
-                <w:b w:val="0"/>
-                <w:sz w:val="16"/>
-              </w:rPr>
-              <w:t xml:space="preserve">[ ] </w:t>
-            </w:r>
-            <w:r>
-              <w:rPr>
-                <w:rFonts w:ascii="Aptos" w:hAnsi="Aptos"/>
-                <w:b w:val="0"/>
-                <w:sz w:val="16"/>
-              </w:rPr>
-              <w:t>Test UI behavior across common screen sizes.</w:t>
-            </w:r>
-          </w:p>
-          <w:p>
-            <w:pPr>
-              <w:spacing w:after="40" w:line="240" w:lineRule="auto"/>
-              <w:ind w:left="115" w:hanging="115"/>
-            </w:pPr>
-            <w:r>
-              <w:rPr>
-                <w:rFonts w:ascii="Aptos" w:hAnsi="Aptos"/>
-                <w:b w:val="0"/>
-                <w:sz w:val="16"/>
-              </w:rPr>
-              <w:t xml:space="preserve">[ ] </w:t>
-            </w:r>
-            <w:r>
-              <w:rPr>
-                <w:rFonts w:ascii="Aptos" w:hAnsi="Aptos"/>
-                <w:b w:val="0"/>
-                <w:sz w:val="16"/>
-              </w:rPr>
-              <w:t>Fix report display and usability issues found during testing.</w:t>
-            </w:r>
-          </w:p>
-          <w:p>
-            <w:pPr>
-              <w:spacing w:after="40" w:line="240" w:lineRule="auto"/>
-              <w:ind w:left="115" w:hanging="115"/>
-            </w:pPr>
-            <w:r>
-              <w:rPr>
-                <w:rFonts w:ascii="Aptos" w:hAnsi="Aptos"/>
-                <w:b w:val="0"/>
-                <w:sz w:val="16"/>
-              </w:rPr>
-              <w:t xml:space="preserve">[ ] </w:t>
-            </w:r>
-            <w:r>
-              <w:rPr>
-                <w:rFonts w:ascii="Aptos" w:hAnsi="Aptos"/>
-                <w:b w:val="0"/>
-                <w:sz w:val="16"/>
-              </w:rPr>
-              <w:t>Draft screenshots or visuals for the presentation.</w:t>
+              <w:t>Confirm the minimum viable demo workflow for the final presentation.</w:t>
             </w:r>
           </w:p>
         </w:tc>
@@ -3206,7 +2058,7 @@
       <w:tr>
         <w:tc>
           <w:tcPr>
-            <w:tcW w:type="dxa" w:w="1350"/>
+            <w:tcW w:type="dxa" w:w="1500"/>
             <w:shd w:fill="D9EAF7"/>
             <w:vAlign w:val="top"/>
           </w:tcPr>
@@ -3219,234 +2071,15 @@
               <w:rPr>
                 <w:rFonts w:ascii="Aptos" w:hAnsi="Aptos"/>
                 <w:b/>
-                <w:sz w:val="17"/>
-              </w:rPr>
-              <w:t>Week 8: Jul 20-Jul 26</w:t>
-            </w:r>
-          </w:p>
-        </w:tc>
-        <w:tc>
-          <w:tcPr>
-            <w:tcW w:type="dxa" w:w="2650"/>
-            <w:vAlign w:val="top"/>
-          </w:tcPr>
-          <w:p>
-            <w:pPr>
-              <w:spacing w:after="40" w:line="240" w:lineRule="auto"/>
-              <w:ind w:left="115" w:hanging="115"/>
-            </w:pPr>
-            <w:r>
-              <w:rPr>
-                <w:rFonts w:ascii="Aptos" w:hAnsi="Aptos"/>
-                <w:b w:val="0"/>
-                <w:sz w:val="16"/>
-              </w:rPr>
-              <w:t xml:space="preserve">[ ] </w:t>
-            </w:r>
-            <w:r>
-              <w:rPr>
-                <w:rFonts w:ascii="Aptos" w:hAnsi="Aptos"/>
-                <w:b w:val="0"/>
-                <w:sz w:val="16"/>
-              </w:rPr>
-              <w:t>Finalize submission checklist and confirm all deliverables.</w:t>
-            </w:r>
-          </w:p>
-          <w:p>
-            <w:pPr>
-              <w:spacing w:after="40" w:line="240" w:lineRule="auto"/>
-              <w:ind w:left="115" w:hanging="115"/>
-            </w:pPr>
-            <w:r>
-              <w:rPr>
-                <w:rFonts w:ascii="Aptos" w:hAnsi="Aptos"/>
-                <w:b w:val="0"/>
-                <w:sz w:val="16"/>
-              </w:rPr>
-              <w:t xml:space="preserve">[ ] </w:t>
-            </w:r>
-            <w:r>
-              <w:rPr>
-                <w:rFonts w:ascii="Aptos" w:hAnsi="Aptos"/>
-                <w:b w:val="0"/>
-                <w:sz w:val="16"/>
-              </w:rPr>
-              <w:t>Lead demo rehearsal and timing practice.</w:t>
-            </w:r>
-          </w:p>
-          <w:p>
-            <w:pPr>
-              <w:spacing w:after="40" w:line="240" w:lineRule="auto"/>
-              <w:ind w:left="115" w:hanging="115"/>
-            </w:pPr>
-            <w:r>
-              <w:rPr>
-                <w:rFonts w:ascii="Aptos" w:hAnsi="Aptos"/>
-                <w:b w:val="0"/>
-                <w:sz w:val="16"/>
-              </w:rPr>
-              <w:t xml:space="preserve">[ ] </w:t>
-            </w:r>
-            <w:r>
-              <w:rPr>
-                <w:rFonts w:ascii="Aptos" w:hAnsi="Aptos"/>
-                <w:b w:val="0"/>
-                <w:sz w:val="16"/>
-              </w:rPr>
-              <w:t>Prepare backup demo plan in case live services are unavailable.</w:t>
-            </w:r>
-          </w:p>
-        </w:tc>
-        <w:tc>
-          <w:tcPr>
-            <w:tcW w:type="dxa" w:w="2650"/>
-            <w:vAlign w:val="top"/>
-          </w:tcPr>
-          <w:p>
-            <w:pPr>
-              <w:spacing w:after="40" w:line="240" w:lineRule="auto"/>
-              <w:ind w:left="115" w:hanging="115"/>
-            </w:pPr>
-            <w:r>
-              <w:rPr>
-                <w:rFonts w:ascii="Aptos" w:hAnsi="Aptos"/>
-                <w:b w:val="0"/>
-                <w:sz w:val="16"/>
-              </w:rPr>
-              <w:t xml:space="preserve">[ ] </w:t>
-            </w:r>
-            <w:r>
-              <w:rPr>
-                <w:rFonts w:ascii="Aptos" w:hAnsi="Aptos"/>
-                <w:b w:val="0"/>
-                <w:sz w:val="16"/>
-              </w:rPr>
-              <w:t>Freeze backend features and verify the demo dataset works.</w:t>
-            </w:r>
-          </w:p>
-          <w:p>
-            <w:pPr>
-              <w:spacing w:after="40" w:line="240" w:lineRule="auto"/>
-              <w:ind w:left="115" w:hanging="115"/>
-            </w:pPr>
-            <w:r>
-              <w:rPr>
-                <w:rFonts w:ascii="Aptos" w:hAnsi="Aptos"/>
-                <w:b w:val="0"/>
-                <w:sz w:val="16"/>
-              </w:rPr>
-              <w:t xml:space="preserve">[ ] </w:t>
-            </w:r>
-            <w:r>
-              <w:rPr>
-                <w:rFonts w:ascii="Aptos" w:hAnsi="Aptos"/>
-                <w:b w:val="0"/>
-                <w:sz w:val="16"/>
-              </w:rPr>
-              <w:t>Prepare mock/fallback analysis output if API access fails.</w:t>
-            </w:r>
-          </w:p>
-          <w:p>
-            <w:pPr>
-              <w:spacing w:after="40" w:line="240" w:lineRule="auto"/>
-              <w:ind w:left="115" w:hanging="115"/>
-            </w:pPr>
-            <w:r>
-              <w:rPr>
-                <w:rFonts w:ascii="Aptos" w:hAnsi="Aptos"/>
-                <w:b w:val="0"/>
-                <w:sz w:val="16"/>
-              </w:rPr>
-              <w:t xml:space="preserve">[ ] </w:t>
-            </w:r>
-            <w:r>
-              <w:rPr>
-                <w:rFonts w:ascii="Aptos" w:hAnsi="Aptos"/>
-                <w:b w:val="0"/>
-                <w:sz w:val="16"/>
-              </w:rPr>
-              <w:t>Review final technical documentation for accuracy.</w:t>
-            </w:r>
-          </w:p>
-        </w:tc>
-        <w:tc>
-          <w:tcPr>
-            <w:tcW w:type="dxa" w:w="2650"/>
-            <w:vAlign w:val="top"/>
-          </w:tcPr>
-          <w:p>
-            <w:pPr>
-              <w:spacing w:after="40" w:line="240" w:lineRule="auto"/>
-              <w:ind w:left="115" w:hanging="115"/>
-            </w:pPr>
-            <w:r>
-              <w:rPr>
-                <w:rFonts w:ascii="Aptos" w:hAnsi="Aptos"/>
-                <w:b w:val="0"/>
-                <w:sz w:val="16"/>
-              </w:rPr>
-              <w:t xml:space="preserve">[ ] </w:t>
-            </w:r>
-            <w:r>
-              <w:rPr>
-                <w:rFonts w:ascii="Aptos" w:hAnsi="Aptos"/>
-                <w:b w:val="0"/>
-                <w:sz w:val="16"/>
-              </w:rPr>
-              <w:t>Freeze frontend features and complete final UI polish.</w:t>
-            </w:r>
-          </w:p>
-          <w:p>
-            <w:pPr>
-              <w:spacing w:after="40" w:line="240" w:lineRule="auto"/>
-              <w:ind w:left="115" w:hanging="115"/>
-            </w:pPr>
-            <w:r>
-              <w:rPr>
-                <w:rFonts w:ascii="Aptos" w:hAnsi="Aptos"/>
-                <w:b w:val="0"/>
-                <w:sz w:val="16"/>
-              </w:rPr>
-              <w:t xml:space="preserve">[ ] </w:t>
-            </w:r>
-            <w:r>
-              <w:rPr>
-                <w:rFonts w:ascii="Aptos" w:hAnsi="Aptos"/>
-                <w:b w:val="0"/>
-                <w:sz w:val="16"/>
-              </w:rPr>
-              <w:t>Capture backup screenshots of the complete workflow.</w:t>
-            </w:r>
-          </w:p>
-          <w:p>
-            <w:pPr>
-              <w:spacing w:after="40" w:line="240" w:lineRule="auto"/>
-              <w:ind w:left="115" w:hanging="115"/>
-            </w:pPr>
-            <w:r>
-              <w:rPr>
-                <w:rFonts w:ascii="Aptos" w:hAnsi="Aptos"/>
-                <w:b w:val="0"/>
-                <w:sz w:val="16"/>
-              </w:rPr>
-              <w:t xml:space="preserve">[ ] </w:t>
-            </w:r>
-            <w:r>
-              <w:rPr>
-                <w:rFonts w:ascii="Aptos" w:hAnsi="Aptos"/>
-                <w:b w:val="0"/>
-                <w:sz w:val="16"/>
-              </w:rPr>
-              <w:t>Review final slides for visual consistency and report screenshots.</w:t>
-            </w:r>
-          </w:p>
-        </w:tc>
-      </w:tr>
-      <w:tr>
-        <w:tc>
-          <w:tcPr>
-            <w:tcW w:type="dxa" w:w="1350"/>
-            <w:shd w:fill="D9EAF7"/>
+                <w:sz w:val="16"/>
+              </w:rPr>
+              <w:t>Week 2: Jun 8-Jun 12</w:t>
+            </w:r>
+          </w:p>
+        </w:tc>
+        <w:tc>
+          <w:tcPr>
+            <w:tcW w:type="dxa" w:w="1200"/>
             <w:vAlign w:val="top"/>
           </w:tcPr>
           <w:p>
@@ -3458,21 +2091,21 @@
               <w:rPr>
                 <w:rFonts w:ascii="Aptos" w:hAnsi="Aptos"/>
                 <w:b/>
-                <w:sz w:val="17"/>
-              </w:rPr>
-              <w:t>Final: Jul 27-Jul 28</w:t>
-            </w:r>
-          </w:p>
-        </w:tc>
-        <w:tc>
-          <w:tcPr>
-            <w:tcW w:type="dxa" w:w="2650"/>
+                <w:sz w:val="16"/>
+              </w:rPr>
+              <w:t>Joseph</w:t>
+            </w:r>
+          </w:p>
+        </w:tc>
+        <w:tc>
+          <w:tcPr>
+            <w:tcW w:type="dxa" w:w="6660"/>
             <w:vAlign w:val="top"/>
           </w:tcPr>
           <w:p>
             <w:pPr>
               <w:spacing w:after="40" w:line="240" w:lineRule="auto"/>
-              <w:ind w:left="115" w:hanging="115"/>
+              <w:ind w:left="173" w:hanging="173"/>
             </w:pPr>
             <w:r>
               <w:rPr>
@@ -3488,13 +2121,13 @@
                 <w:b w:val="0"/>
                 <w:sz w:val="16"/>
               </w:rPr>
-              <w:t>Introduce the project, problem, scope, and team roles.</w:t>
+              <w:t>Select the backend framework and email parsing approach.</w:t>
             </w:r>
           </w:p>
           <w:p>
             <w:pPr>
               <w:spacing w:after="40" w:line="240" w:lineRule="auto"/>
-              <w:ind w:left="115" w:hanging="115"/>
+              <w:ind w:left="173" w:hanging="173"/>
             </w:pPr>
             <w:r>
               <w:rPr>
@@ -3510,13 +2143,13 @@
                 <w:b w:val="0"/>
                 <w:sz w:val="16"/>
               </w:rPr>
-              <w:t>Guide the live or recorded demo flow.</w:t>
+              <w:t>Draft endpoint names and request/response formats for .eml upload and pasted input.</w:t>
             </w:r>
           </w:p>
           <w:p>
             <w:pPr>
               <w:spacing w:after="40" w:line="240" w:lineRule="auto"/>
-              <w:ind w:left="115" w:hanging="115"/>
+              <w:ind w:left="173" w:hanging="173"/>
             </w:pPr>
             <w:r>
               <w:rPr>
@@ -3532,19 +2165,13 @@
                 <w:b w:val="0"/>
                 <w:sz w:val="16"/>
               </w:rPr>
-              <w:t>Answer schedule, project-management, and limitation questions.</w:t>
-            </w:r>
-          </w:p>
-        </w:tc>
-        <w:tc>
-          <w:tcPr>
-            <w:tcW w:type="dxa" w:w="2650"/>
-            <w:vAlign w:val="top"/>
-          </w:tcPr>
+              <w:t>Define parser output fields: sender, subject, headers, body, links, and attachments.</w:t>
+            </w:r>
+          </w:p>
           <w:p>
             <w:pPr>
               <w:spacing w:after="40" w:line="240" w:lineRule="auto"/>
-              <w:ind w:left="115" w:hanging="115"/>
+              <w:ind w:left="173" w:hanging="173"/>
             </w:pPr>
             <w:r>
               <w:rPr>
@@ -3560,63 +2187,62 @@
                 <w:b w:val="0"/>
                 <w:sz w:val="16"/>
               </w:rPr>
-              <w:t>Explain backend parsing, LLM integration, and technical decisions.</w:t>
-            </w:r>
-          </w:p>
+              <w:t>Document backend setup steps for the team.</w:t>
+            </w:r>
+          </w:p>
+        </w:tc>
+      </w:tr>
+      <w:tr>
+        <w:tc>
+          <w:tcPr>
+            <w:tcW w:type="dxa" w:w="1500"/>
+            <w:shd w:fill="D9EAF7"/>
+            <w:vAlign w:val="top"/>
+          </w:tcPr>
           <w:p>
             <w:pPr>
               <w:spacing w:after="40" w:line="240" w:lineRule="auto"/>
-              <w:ind w:left="115" w:hanging="115"/>
+              <w:jc w:val="center"/>
             </w:pPr>
             <w:r>
               <w:rPr>
                 <w:rFonts w:ascii="Aptos" w:hAnsi="Aptos"/>
-                <w:b w:val="0"/>
-                <w:sz w:val="16"/>
-              </w:rPr>
-              <w:t xml:space="preserve">[ ] </w:t>
-            </w:r>
-            <w:r>
-              <w:rPr>
-                <w:rFonts w:ascii="Aptos" w:hAnsi="Aptos"/>
-                <w:b w:val="0"/>
-                <w:sz w:val="16"/>
-              </w:rPr>
-              <w:t>Support the demo if backend or API issues occur.</w:t>
-            </w:r>
-          </w:p>
+                <w:b/>
+                <w:sz w:val="16"/>
+              </w:rPr>
+              <w:t>Week 2: Jun 8-Jun 12</w:t>
+            </w:r>
+          </w:p>
+        </w:tc>
+        <w:tc>
+          <w:tcPr>
+            <w:tcW w:type="dxa" w:w="1200"/>
+            <w:vAlign w:val="top"/>
+          </w:tcPr>
           <w:p>
             <w:pPr>
               <w:spacing w:after="40" w:line="240" w:lineRule="auto"/>
-              <w:ind w:left="115" w:hanging="115"/>
+              <w:jc w:val="center"/>
             </w:pPr>
             <w:r>
               <w:rPr>
                 <w:rFonts w:ascii="Aptos" w:hAnsi="Aptos"/>
-                <w:b w:val="0"/>
-                <w:sz w:val="16"/>
-              </w:rPr>
-              <w:t xml:space="preserve">[ ] </w:t>
-            </w:r>
-            <w:r>
-              <w:rPr>
-                <w:rFonts w:ascii="Aptos" w:hAnsi="Aptos"/>
-                <w:b w:val="0"/>
-                <w:sz w:val="16"/>
-              </w:rPr>
-              <w:t>Answer implementation and testing questions.</w:t>
-            </w:r>
-          </w:p>
-        </w:tc>
-        <w:tc>
-          <w:tcPr>
-            <w:tcW w:type="dxa" w:w="2650"/>
+                <w:b/>
+                <w:sz w:val="16"/>
+              </w:rPr>
+              <w:t>Bivaina</w:t>
+            </w:r>
+          </w:p>
+        </w:tc>
+        <w:tc>
+          <w:tcPr>
+            <w:tcW w:type="dxa" w:w="6660"/>
             <w:vAlign w:val="top"/>
           </w:tcPr>
           <w:p>
             <w:pPr>
               <w:spacing w:after="40" w:line="240" w:lineRule="auto"/>
-              <w:ind w:left="115" w:hanging="115"/>
+              <w:ind w:left="173" w:hanging="173"/>
             </w:pPr>
             <w:r>
               <w:rPr>
@@ -3632,13 +2258,13 @@
                 <w:b w:val="0"/>
                 <w:sz w:val="16"/>
               </w:rPr>
-              <w:t>Explain the user interface and report design.</w:t>
+              <w:t>Select the frontend structure and main page layout.</w:t>
             </w:r>
           </w:p>
           <w:p>
             <w:pPr>
               <w:spacing w:after="40" w:line="240" w:lineRule="auto"/>
-              <w:ind w:left="115" w:hanging="115"/>
+              <w:ind w:left="173" w:hanging="173"/>
             </w:pPr>
             <w:r>
               <w:rPr>
@@ -3654,13 +2280,13 @@
                 <w:b w:val="0"/>
                 <w:sz w:val="16"/>
               </w:rPr>
-              <w:t>Show how analysts review score, IoCs, and recommendations.</w:t>
+              <w:t>Create a wireframe for upload, pasted input, parsed preview, and final report sections.</w:t>
             </w:r>
           </w:p>
           <w:p>
             <w:pPr>
               <w:spacing w:after="40" w:line="240" w:lineRule="auto"/>
-              <w:ind w:left="115" w:hanging="115"/>
+              <w:ind w:left="173" w:hanging="173"/>
             </w:pPr>
             <w:r>
               <w:rPr>
@@ -3676,7 +2302,2906 @@
                 <w:b w:val="0"/>
                 <w:sz w:val="16"/>
               </w:rPr>
-              <w:t>Answer usability and frontend questions.</w:t>
+              <w:t>Define the UI fields needed from parser and LLM responses.</w:t>
+            </w:r>
+          </w:p>
+          <w:p>
+            <w:pPr>
+              <w:spacing w:after="40" w:line="240" w:lineRule="auto"/>
+              <w:ind w:left="173" w:hanging="173"/>
+            </w:pPr>
+            <w:r>
+              <w:rPr>
+                <w:rFonts w:ascii="Aptos" w:hAnsi="Aptos"/>
+                <w:b w:val="0"/>
+                <w:sz w:val="16"/>
+              </w:rPr>
+              <w:t xml:space="preserve">[ ] </w:t>
+            </w:r>
+            <w:r>
+              <w:rPr>
+                <w:rFonts w:ascii="Aptos" w:hAnsi="Aptos"/>
+                <w:b w:val="0"/>
+                <w:sz w:val="16"/>
+              </w:rPr>
+              <w:t>Document frontend setup steps for the team.</w:t>
+            </w:r>
+          </w:p>
+        </w:tc>
+      </w:tr>
+      <w:tr>
+        <w:tc>
+          <w:tcPr>
+            <w:tcW w:type="dxa" w:w="1500"/>
+            <w:shd w:fill="D9EAF7"/>
+            <w:vAlign w:val="top"/>
+          </w:tcPr>
+          <w:p>
+            <w:pPr>
+              <w:spacing w:after="40" w:line="240" w:lineRule="auto"/>
+              <w:jc w:val="center"/>
+            </w:pPr>
+            <w:r>
+              <w:rPr>
+                <w:rFonts w:ascii="Aptos" w:hAnsi="Aptos"/>
+                <w:b/>
+                <w:sz w:val="16"/>
+              </w:rPr>
+              <w:t>Week 3: Jun 15-Jun 19</w:t>
+            </w:r>
+          </w:p>
+        </w:tc>
+        <w:tc>
+          <w:tcPr>
+            <w:tcW w:type="dxa" w:w="1200"/>
+            <w:vAlign w:val="top"/>
+          </w:tcPr>
+          <w:p>
+            <w:pPr>
+              <w:spacing w:after="40" w:line="240" w:lineRule="auto"/>
+              <w:jc w:val="center"/>
+            </w:pPr>
+            <w:r>
+              <w:rPr>
+                <w:rFonts w:ascii="Aptos" w:hAnsi="Aptos"/>
+                <w:b/>
+                <w:sz w:val="16"/>
+              </w:rPr>
+              <w:t>Yuuki</w:t>
+            </w:r>
+          </w:p>
+        </w:tc>
+        <w:tc>
+          <w:tcPr>
+            <w:tcW w:type="dxa" w:w="6660"/>
+            <w:vAlign w:val="top"/>
+          </w:tcPr>
+          <w:p>
+            <w:pPr>
+              <w:spacing w:after="40" w:line="240" w:lineRule="auto"/>
+              <w:ind w:left="173" w:hanging="173"/>
+            </w:pPr>
+            <w:r>
+              <w:rPr>
+                <w:rFonts w:ascii="Aptos" w:hAnsi="Aptos"/>
+                <w:b w:val="0"/>
+                <w:sz w:val="16"/>
+              </w:rPr>
+              <w:t xml:space="preserve">[ ] </w:t>
+            </w:r>
+            <w:r>
+              <w:rPr>
+                <w:rFonts w:ascii="Aptos" w:hAnsi="Aptos"/>
+                <w:b w:val="0"/>
+                <w:sz w:val="16"/>
+              </w:rPr>
+              <w:t>Run a progress check on the first prototype and record blockers.</w:t>
+            </w:r>
+          </w:p>
+          <w:p>
+            <w:pPr>
+              <w:spacing w:after="40" w:line="240" w:lineRule="auto"/>
+              <w:ind w:left="173" w:hanging="173"/>
+            </w:pPr>
+            <w:r>
+              <w:rPr>
+                <w:rFonts w:ascii="Aptos" w:hAnsi="Aptos"/>
+                <w:b w:val="0"/>
+                <w:sz w:val="16"/>
+              </w:rPr>
+              <w:t xml:space="preserve">[ ] </w:t>
+            </w:r>
+            <w:r>
+              <w:rPr>
+                <w:rFonts w:ascii="Aptos" w:hAnsi="Aptos"/>
+                <w:b w:val="0"/>
+                <w:sz w:val="16"/>
+              </w:rPr>
+              <w:t>Review the workflow from email input to backend submission.</w:t>
+            </w:r>
+          </w:p>
+          <w:p>
+            <w:pPr>
+              <w:spacing w:after="40" w:line="240" w:lineRule="auto"/>
+              <w:ind w:left="173" w:hanging="173"/>
+            </w:pPr>
+            <w:r>
+              <w:rPr>
+                <w:rFonts w:ascii="Aptos" w:hAnsi="Aptos"/>
+                <w:b w:val="0"/>
+                <w:sz w:val="16"/>
+              </w:rPr>
+              <w:t xml:space="preserve">[ ] </w:t>
+            </w:r>
+            <w:r>
+              <w:rPr>
+                <w:rFonts w:ascii="Aptos" w:hAnsi="Aptos"/>
+                <w:b w:val="0"/>
+                <w:sz w:val="16"/>
+              </w:rPr>
+              <w:t>Confirm which sample emails will be used for early testing.</w:t>
+            </w:r>
+          </w:p>
+          <w:p>
+            <w:pPr>
+              <w:spacing w:after="40" w:line="240" w:lineRule="auto"/>
+              <w:ind w:left="173" w:hanging="173"/>
+            </w:pPr>
+            <w:r>
+              <w:rPr>
+                <w:rFonts w:ascii="Aptos" w:hAnsi="Aptos"/>
+                <w:b w:val="0"/>
+                <w:sz w:val="16"/>
+              </w:rPr>
+              <w:t xml:space="preserve">[ ] </w:t>
+            </w:r>
+            <w:r>
+              <w:rPr>
+                <w:rFonts w:ascii="Aptos" w:hAnsi="Aptos"/>
+                <w:b w:val="0"/>
+                <w:sz w:val="16"/>
+              </w:rPr>
+              <w:t>Update the weekly task tracker based on prototype progress.</w:t>
+            </w:r>
+          </w:p>
+        </w:tc>
+      </w:tr>
+      <w:tr>
+        <w:tc>
+          <w:tcPr>
+            <w:tcW w:type="dxa" w:w="1500"/>
+            <w:shd w:fill="D9EAF7"/>
+            <w:vAlign w:val="top"/>
+          </w:tcPr>
+          <w:p>
+            <w:pPr>
+              <w:spacing w:after="40" w:line="240" w:lineRule="auto"/>
+              <w:jc w:val="center"/>
+            </w:pPr>
+            <w:r>
+              <w:rPr>
+                <w:rFonts w:ascii="Aptos" w:hAnsi="Aptos"/>
+                <w:b/>
+                <w:sz w:val="16"/>
+              </w:rPr>
+              <w:t>Week 3: Jun 15-Jun 19</w:t>
+            </w:r>
+          </w:p>
+        </w:tc>
+        <w:tc>
+          <w:tcPr>
+            <w:tcW w:type="dxa" w:w="1200"/>
+            <w:vAlign w:val="top"/>
+          </w:tcPr>
+          <w:p>
+            <w:pPr>
+              <w:spacing w:after="40" w:line="240" w:lineRule="auto"/>
+              <w:jc w:val="center"/>
+            </w:pPr>
+            <w:r>
+              <w:rPr>
+                <w:rFonts w:ascii="Aptos" w:hAnsi="Aptos"/>
+                <w:b/>
+                <w:sz w:val="16"/>
+              </w:rPr>
+              <w:t>Joseph</w:t>
+            </w:r>
+          </w:p>
+        </w:tc>
+        <w:tc>
+          <w:tcPr>
+            <w:tcW w:type="dxa" w:w="6660"/>
+            <w:vAlign w:val="top"/>
+          </w:tcPr>
+          <w:p>
+            <w:pPr>
+              <w:spacing w:after="40" w:line="240" w:lineRule="auto"/>
+              <w:ind w:left="173" w:hanging="173"/>
+            </w:pPr>
+            <w:r>
+              <w:rPr>
+                <w:rFonts w:ascii="Aptos" w:hAnsi="Aptos"/>
+                <w:b w:val="0"/>
+                <w:sz w:val="16"/>
+              </w:rPr>
+              <w:t xml:space="preserve">[ ] </w:t>
+            </w:r>
+            <w:r>
+              <w:rPr>
+                <w:rFonts w:ascii="Aptos" w:hAnsi="Aptos"/>
+                <w:b w:val="0"/>
+                <w:sz w:val="16"/>
+              </w:rPr>
+              <w:t>Build the first backend endpoint for email submission.</w:t>
+            </w:r>
+          </w:p>
+          <w:p>
+            <w:pPr>
+              <w:spacing w:after="40" w:line="240" w:lineRule="auto"/>
+              <w:ind w:left="173" w:hanging="173"/>
+            </w:pPr>
+            <w:r>
+              <w:rPr>
+                <w:rFonts w:ascii="Aptos" w:hAnsi="Aptos"/>
+                <w:b w:val="0"/>
+                <w:sz w:val="16"/>
+              </w:rPr>
+              <w:t xml:space="preserve">[ ] </w:t>
+            </w:r>
+            <w:r>
+              <w:rPr>
+                <w:rFonts w:ascii="Aptos" w:hAnsi="Aptos"/>
+                <w:b w:val="0"/>
+                <w:sz w:val="16"/>
+              </w:rPr>
+              <w:t>Implement first-pass .eml parsing for sender, subject, body, and headers.</w:t>
+            </w:r>
+          </w:p>
+          <w:p>
+            <w:pPr>
+              <w:spacing w:after="40" w:line="240" w:lineRule="auto"/>
+              <w:ind w:left="173" w:hanging="173"/>
+            </w:pPr>
+            <w:r>
+              <w:rPr>
+                <w:rFonts w:ascii="Aptos" w:hAnsi="Aptos"/>
+                <w:b w:val="0"/>
+                <w:sz w:val="16"/>
+              </w:rPr>
+              <w:t xml:space="preserve">[ ] </w:t>
+            </w:r>
+            <w:r>
+              <w:rPr>
+                <w:rFonts w:ascii="Aptos" w:hAnsi="Aptos"/>
+                <w:b w:val="0"/>
+                <w:sz w:val="16"/>
+              </w:rPr>
+              <w:t>Return parser output in a structured format for frontend display.</w:t>
+            </w:r>
+          </w:p>
+          <w:p>
+            <w:pPr>
+              <w:spacing w:after="40" w:line="240" w:lineRule="auto"/>
+              <w:ind w:left="173" w:hanging="173"/>
+            </w:pPr>
+            <w:r>
+              <w:rPr>
+                <w:rFonts w:ascii="Aptos" w:hAnsi="Aptos"/>
+                <w:b w:val="0"/>
+                <w:sz w:val="16"/>
+              </w:rPr>
+              <w:t xml:space="preserve">[ ] </w:t>
+            </w:r>
+            <w:r>
+              <w:rPr>
+                <w:rFonts w:ascii="Aptos" w:hAnsi="Aptos"/>
+                <w:b w:val="0"/>
+                <w:sz w:val="16"/>
+              </w:rPr>
+              <w:t>Test the parser with at least two safe sample emails.</w:t>
+            </w:r>
+          </w:p>
+        </w:tc>
+      </w:tr>
+      <w:tr>
+        <w:tc>
+          <w:tcPr>
+            <w:tcW w:type="dxa" w:w="1500"/>
+            <w:shd w:fill="D9EAF7"/>
+            <w:vAlign w:val="top"/>
+          </w:tcPr>
+          <w:p>
+            <w:pPr>
+              <w:spacing w:after="40" w:line="240" w:lineRule="auto"/>
+              <w:jc w:val="center"/>
+            </w:pPr>
+            <w:r>
+              <w:rPr>
+                <w:rFonts w:ascii="Aptos" w:hAnsi="Aptos"/>
+                <w:b/>
+                <w:sz w:val="16"/>
+              </w:rPr>
+              <w:t>Week 3: Jun 15-Jun 19</w:t>
+            </w:r>
+          </w:p>
+        </w:tc>
+        <w:tc>
+          <w:tcPr>
+            <w:tcW w:type="dxa" w:w="1200"/>
+            <w:vAlign w:val="top"/>
+          </w:tcPr>
+          <w:p>
+            <w:pPr>
+              <w:spacing w:after="40" w:line="240" w:lineRule="auto"/>
+              <w:jc w:val="center"/>
+            </w:pPr>
+            <w:r>
+              <w:rPr>
+                <w:rFonts w:ascii="Aptos" w:hAnsi="Aptos"/>
+                <w:b/>
+                <w:sz w:val="16"/>
+              </w:rPr>
+              <w:t>Bivaina</w:t>
+            </w:r>
+          </w:p>
+        </w:tc>
+        <w:tc>
+          <w:tcPr>
+            <w:tcW w:type="dxa" w:w="6660"/>
+            <w:vAlign w:val="top"/>
+          </w:tcPr>
+          <w:p>
+            <w:pPr>
+              <w:spacing w:after="40" w:line="240" w:lineRule="auto"/>
+              <w:ind w:left="173" w:hanging="173"/>
+            </w:pPr>
+            <w:r>
+              <w:rPr>
+                <w:rFonts w:ascii="Aptos" w:hAnsi="Aptos"/>
+                <w:b w:val="0"/>
+                <w:sz w:val="16"/>
+              </w:rPr>
+              <w:t xml:space="preserve">[ ] </w:t>
+            </w:r>
+            <w:r>
+              <w:rPr>
+                <w:rFonts w:ascii="Aptos" w:hAnsi="Aptos"/>
+                <w:b w:val="0"/>
+                <w:sz w:val="16"/>
+              </w:rPr>
+              <w:t>Build the first .eml upload control.</w:t>
+            </w:r>
+          </w:p>
+          <w:p>
+            <w:pPr>
+              <w:spacing w:after="40" w:line="240" w:lineRule="auto"/>
+              <w:ind w:left="173" w:hanging="173"/>
+            </w:pPr>
+            <w:r>
+              <w:rPr>
+                <w:rFonts w:ascii="Aptos" w:hAnsi="Aptos"/>
+                <w:b w:val="0"/>
+                <w:sz w:val="16"/>
+              </w:rPr>
+              <w:t xml:space="preserve">[ ] </w:t>
+            </w:r>
+            <w:r>
+              <w:rPr>
+                <w:rFonts w:ascii="Aptos" w:hAnsi="Aptos"/>
+                <w:b w:val="0"/>
+                <w:sz w:val="16"/>
+              </w:rPr>
+              <w:t>Add the pasted raw email content input.</w:t>
+            </w:r>
+          </w:p>
+          <w:p>
+            <w:pPr>
+              <w:spacing w:after="40" w:line="240" w:lineRule="auto"/>
+              <w:ind w:left="173" w:hanging="173"/>
+            </w:pPr>
+            <w:r>
+              <w:rPr>
+                <w:rFonts w:ascii="Aptos" w:hAnsi="Aptos"/>
+                <w:b w:val="0"/>
+                <w:sz w:val="16"/>
+              </w:rPr>
+              <w:t xml:space="preserve">[ ] </w:t>
+            </w:r>
+            <w:r>
+              <w:rPr>
+                <w:rFonts w:ascii="Aptos" w:hAnsi="Aptos"/>
+                <w:b w:val="0"/>
+                <w:sz w:val="16"/>
+              </w:rPr>
+              <w:t>Connect the frontend form submission to the backend endpoint.</w:t>
+            </w:r>
+          </w:p>
+          <w:p>
+            <w:pPr>
+              <w:spacing w:after="40" w:line="240" w:lineRule="auto"/>
+              <w:ind w:left="173" w:hanging="173"/>
+            </w:pPr>
+            <w:r>
+              <w:rPr>
+                <w:rFonts w:ascii="Aptos" w:hAnsi="Aptos"/>
+                <w:b w:val="0"/>
+                <w:sz w:val="16"/>
+              </w:rPr>
+              <w:t xml:space="preserve">[ ] </w:t>
+            </w:r>
+            <w:r>
+              <w:rPr>
+                <w:rFonts w:ascii="Aptos" w:hAnsi="Aptos"/>
+                <w:b w:val="0"/>
+                <w:sz w:val="16"/>
+              </w:rPr>
+              <w:t>Display a basic success, error, or placeholder result state.</w:t>
+            </w:r>
+          </w:p>
+        </w:tc>
+      </w:tr>
+      <w:tr>
+        <w:tc>
+          <w:tcPr>
+            <w:tcW w:type="dxa" w:w="1500"/>
+            <w:shd w:fill="D9EAF7"/>
+            <w:vAlign w:val="top"/>
+          </w:tcPr>
+          <w:p>
+            <w:pPr>
+              <w:spacing w:after="40" w:line="240" w:lineRule="auto"/>
+              <w:jc w:val="center"/>
+            </w:pPr>
+            <w:r>
+              <w:rPr>
+                <w:rFonts w:ascii="Aptos" w:hAnsi="Aptos"/>
+                <w:b/>
+                <w:sz w:val="16"/>
+              </w:rPr>
+              <w:t>Week 4: Jun 22-Jun 26</w:t>
+            </w:r>
+          </w:p>
+        </w:tc>
+        <w:tc>
+          <w:tcPr>
+            <w:tcW w:type="dxa" w:w="1200"/>
+            <w:vAlign w:val="top"/>
+          </w:tcPr>
+          <w:p>
+            <w:pPr>
+              <w:spacing w:after="40" w:line="240" w:lineRule="auto"/>
+              <w:jc w:val="center"/>
+            </w:pPr>
+            <w:r>
+              <w:rPr>
+                <w:rFonts w:ascii="Aptos" w:hAnsi="Aptos"/>
+                <w:b/>
+                <w:sz w:val="16"/>
+              </w:rPr>
+              <w:t>Yuuki</w:t>
+            </w:r>
+          </w:p>
+        </w:tc>
+        <w:tc>
+          <w:tcPr>
+            <w:tcW w:type="dxa" w:w="6660"/>
+            <w:vAlign w:val="top"/>
+          </w:tcPr>
+          <w:p>
+            <w:pPr>
+              <w:spacing w:after="40" w:line="240" w:lineRule="auto"/>
+              <w:ind w:left="173" w:hanging="173"/>
+            </w:pPr>
+            <w:r>
+              <w:rPr>
+                <w:rFonts w:ascii="Aptos" w:hAnsi="Aptos"/>
+                <w:b w:val="0"/>
+                <w:sz w:val="16"/>
+              </w:rPr>
+              <w:t xml:space="preserve">[ ] </w:t>
+            </w:r>
+            <w:r>
+              <w:rPr>
+                <w:rFonts w:ascii="Aptos" w:hAnsi="Aptos"/>
+                <w:b w:val="0"/>
+                <w:sz w:val="16"/>
+              </w:rPr>
+              <w:t>Review parser output against the project scope and required report fields.</w:t>
+            </w:r>
+          </w:p>
+          <w:p>
+            <w:pPr>
+              <w:spacing w:after="40" w:line="240" w:lineRule="auto"/>
+              <w:ind w:left="173" w:hanging="173"/>
+            </w:pPr>
+            <w:r>
+              <w:rPr>
+                <w:rFonts w:ascii="Aptos" w:hAnsi="Aptos"/>
+                <w:b w:val="0"/>
+                <w:sz w:val="16"/>
+              </w:rPr>
+              <w:t xml:space="preserve">[ ] </w:t>
+            </w:r>
+            <w:r>
+              <w:rPr>
+                <w:rFonts w:ascii="Aptos" w:hAnsi="Aptos"/>
+                <w:b w:val="0"/>
+                <w:sz w:val="16"/>
+              </w:rPr>
+              <w:t>Confirm the sample test set includes legitimate and suspicious emails.</w:t>
+            </w:r>
+          </w:p>
+          <w:p>
+            <w:pPr>
+              <w:spacing w:after="40" w:line="240" w:lineRule="auto"/>
+              <w:ind w:left="173" w:hanging="173"/>
+            </w:pPr>
+            <w:r>
+              <w:rPr>
+                <w:rFonts w:ascii="Aptos" w:hAnsi="Aptos"/>
+                <w:b w:val="0"/>
+                <w:sz w:val="16"/>
+              </w:rPr>
+              <w:t xml:space="preserve">[ ] </w:t>
+            </w:r>
+            <w:r>
+              <w:rPr>
+                <w:rFonts w:ascii="Aptos" w:hAnsi="Aptos"/>
+                <w:b w:val="0"/>
+                <w:sz w:val="16"/>
+              </w:rPr>
+              <w:t>Check that invalid input handling is assigned and tracked.</w:t>
+            </w:r>
+          </w:p>
+          <w:p>
+            <w:pPr>
+              <w:spacing w:after="40" w:line="240" w:lineRule="auto"/>
+              <w:ind w:left="173" w:hanging="173"/>
+            </w:pPr>
+            <w:r>
+              <w:rPr>
+                <w:rFonts w:ascii="Aptos" w:hAnsi="Aptos"/>
+                <w:b w:val="0"/>
+                <w:sz w:val="16"/>
+              </w:rPr>
+              <w:t xml:space="preserve">[ ] </w:t>
+            </w:r>
+            <w:r>
+              <w:rPr>
+                <w:rFonts w:ascii="Aptos" w:hAnsi="Aptos"/>
+                <w:b w:val="0"/>
+                <w:sz w:val="16"/>
+              </w:rPr>
+              <w:t>Update documentation with any scope or schedule changes.</w:t>
+            </w:r>
+          </w:p>
+        </w:tc>
+      </w:tr>
+      <w:tr>
+        <w:tc>
+          <w:tcPr>
+            <w:tcW w:type="dxa" w:w="1500"/>
+            <w:shd w:fill="D9EAF7"/>
+            <w:vAlign w:val="top"/>
+          </w:tcPr>
+          <w:p>
+            <w:pPr>
+              <w:spacing w:after="40" w:line="240" w:lineRule="auto"/>
+              <w:jc w:val="center"/>
+            </w:pPr>
+            <w:r>
+              <w:rPr>
+                <w:rFonts w:ascii="Aptos" w:hAnsi="Aptos"/>
+                <w:b/>
+                <w:sz w:val="16"/>
+              </w:rPr>
+              <w:t>Week 4: Jun 22-Jun 26</w:t>
+            </w:r>
+          </w:p>
+        </w:tc>
+        <w:tc>
+          <w:tcPr>
+            <w:tcW w:type="dxa" w:w="1200"/>
+            <w:vAlign w:val="top"/>
+          </w:tcPr>
+          <w:p>
+            <w:pPr>
+              <w:spacing w:after="40" w:line="240" w:lineRule="auto"/>
+              <w:jc w:val="center"/>
+            </w:pPr>
+            <w:r>
+              <w:rPr>
+                <w:rFonts w:ascii="Aptos" w:hAnsi="Aptos"/>
+                <w:b/>
+                <w:sz w:val="16"/>
+              </w:rPr>
+              <w:t>Joseph</w:t>
+            </w:r>
+          </w:p>
+        </w:tc>
+        <w:tc>
+          <w:tcPr>
+            <w:tcW w:type="dxa" w:w="6660"/>
+            <w:vAlign w:val="top"/>
+          </w:tcPr>
+          <w:p>
+            <w:pPr>
+              <w:spacing w:after="40" w:line="240" w:lineRule="auto"/>
+              <w:ind w:left="173" w:hanging="173"/>
+            </w:pPr>
+            <w:r>
+              <w:rPr>
+                <w:rFonts w:ascii="Aptos" w:hAnsi="Aptos"/>
+                <w:b w:val="0"/>
+                <w:sz w:val="16"/>
+              </w:rPr>
+              <w:t xml:space="preserve">[ ] </w:t>
+            </w:r>
+            <w:r>
+              <w:rPr>
+                <w:rFonts w:ascii="Aptos" w:hAnsi="Aptos"/>
+                <w:b w:val="0"/>
+                <w:sz w:val="16"/>
+              </w:rPr>
+              <w:t>Extract URLs, attachment names, Reply-To, Return-Path, and key header fields.</w:t>
+            </w:r>
+          </w:p>
+          <w:p>
+            <w:pPr>
+              <w:spacing w:after="40" w:line="240" w:lineRule="auto"/>
+              <w:ind w:left="173" w:hanging="173"/>
+            </w:pPr>
+            <w:r>
+              <w:rPr>
+                <w:rFonts w:ascii="Aptos" w:hAnsi="Aptos"/>
+                <w:b w:val="0"/>
+                <w:sz w:val="16"/>
+              </w:rPr>
+              <w:t xml:space="preserve">[ ] </w:t>
+            </w:r>
+            <w:r>
+              <w:rPr>
+                <w:rFonts w:ascii="Aptos" w:hAnsi="Aptos"/>
+                <w:b w:val="0"/>
+                <w:sz w:val="16"/>
+              </w:rPr>
+              <w:t>Normalize parser output for LLM analysis and UI display.</w:t>
+            </w:r>
+          </w:p>
+          <w:p>
+            <w:pPr>
+              <w:spacing w:after="40" w:line="240" w:lineRule="auto"/>
+              <w:ind w:left="173" w:hanging="173"/>
+            </w:pPr>
+            <w:r>
+              <w:rPr>
+                <w:rFonts w:ascii="Aptos" w:hAnsi="Aptos"/>
+                <w:b w:val="0"/>
+                <w:sz w:val="16"/>
+              </w:rPr>
+              <w:t xml:space="preserve">[ ] </w:t>
+            </w:r>
+            <w:r>
+              <w:rPr>
+                <w:rFonts w:ascii="Aptos" w:hAnsi="Aptos"/>
+                <w:b w:val="0"/>
+                <w:sz w:val="16"/>
+              </w:rPr>
+              <w:t>Add error handling for invalid files, missing headers, and empty pasted content.</w:t>
+            </w:r>
+          </w:p>
+          <w:p>
+            <w:pPr>
+              <w:spacing w:after="40" w:line="240" w:lineRule="auto"/>
+              <w:ind w:left="173" w:hanging="173"/>
+            </w:pPr>
+            <w:r>
+              <w:rPr>
+                <w:rFonts w:ascii="Aptos" w:hAnsi="Aptos"/>
+                <w:b w:val="0"/>
+                <w:sz w:val="16"/>
+              </w:rPr>
+              <w:t xml:space="preserve">[ ] </w:t>
+            </w:r>
+            <w:r>
+              <w:rPr>
+                <w:rFonts w:ascii="Aptos" w:hAnsi="Aptos"/>
+                <w:b w:val="0"/>
+                <w:sz w:val="16"/>
+              </w:rPr>
+              <w:t>Create parser test cases for normal, malformed, benign, and suspicious examples.</w:t>
+            </w:r>
+          </w:p>
+        </w:tc>
+      </w:tr>
+      <w:tr>
+        <w:tc>
+          <w:tcPr>
+            <w:tcW w:type="dxa" w:w="1500"/>
+            <w:shd w:fill="D9EAF7"/>
+            <w:vAlign w:val="top"/>
+          </w:tcPr>
+          <w:p>
+            <w:pPr>
+              <w:spacing w:after="40" w:line="240" w:lineRule="auto"/>
+              <w:jc w:val="center"/>
+            </w:pPr>
+            <w:r>
+              <w:rPr>
+                <w:rFonts w:ascii="Aptos" w:hAnsi="Aptos"/>
+                <w:b/>
+                <w:sz w:val="16"/>
+              </w:rPr>
+              <w:t>Week 4: Jun 22-Jun 26</w:t>
+            </w:r>
+          </w:p>
+        </w:tc>
+        <w:tc>
+          <w:tcPr>
+            <w:tcW w:type="dxa" w:w="1200"/>
+            <w:vAlign w:val="top"/>
+          </w:tcPr>
+          <w:p>
+            <w:pPr>
+              <w:spacing w:after="40" w:line="240" w:lineRule="auto"/>
+              <w:jc w:val="center"/>
+            </w:pPr>
+            <w:r>
+              <w:rPr>
+                <w:rFonts w:ascii="Aptos" w:hAnsi="Aptos"/>
+                <w:b/>
+                <w:sz w:val="16"/>
+              </w:rPr>
+              <w:t>Bivaina</w:t>
+            </w:r>
+          </w:p>
+        </w:tc>
+        <w:tc>
+          <w:tcPr>
+            <w:tcW w:type="dxa" w:w="6660"/>
+            <w:vAlign w:val="top"/>
+          </w:tcPr>
+          <w:p>
+            <w:pPr>
+              <w:spacing w:after="40" w:line="240" w:lineRule="auto"/>
+              <w:ind w:left="173" w:hanging="173"/>
+            </w:pPr>
+            <w:r>
+              <w:rPr>
+                <w:rFonts w:ascii="Aptos" w:hAnsi="Aptos"/>
+                <w:b w:val="0"/>
+                <w:sz w:val="16"/>
+              </w:rPr>
+              <w:t xml:space="preserve">[ ] </w:t>
+            </w:r>
+            <w:r>
+              <w:rPr>
+                <w:rFonts w:ascii="Aptos" w:hAnsi="Aptos"/>
+                <w:b w:val="0"/>
+                <w:sz w:val="16"/>
+              </w:rPr>
+              <w:t>Display a parsed email preview before the final analysis report.</w:t>
+            </w:r>
+          </w:p>
+          <w:p>
+            <w:pPr>
+              <w:spacing w:after="40" w:line="240" w:lineRule="auto"/>
+              <w:ind w:left="173" w:hanging="173"/>
+            </w:pPr>
+            <w:r>
+              <w:rPr>
+                <w:rFonts w:ascii="Aptos" w:hAnsi="Aptos"/>
+                <w:b w:val="0"/>
+                <w:sz w:val="16"/>
+              </w:rPr>
+              <w:t xml:space="preserve">[ ] </w:t>
+            </w:r>
+            <w:r>
+              <w:rPr>
+                <w:rFonts w:ascii="Aptos" w:hAnsi="Aptos"/>
+                <w:b w:val="0"/>
+                <w:sz w:val="16"/>
+              </w:rPr>
+              <w:t>Add visible feedback for invalid file type, empty input, and processing states.</w:t>
+            </w:r>
+          </w:p>
+          <w:p>
+            <w:pPr>
+              <w:spacing w:after="40" w:line="240" w:lineRule="auto"/>
+              <w:ind w:left="173" w:hanging="173"/>
+            </w:pPr>
+            <w:r>
+              <w:rPr>
+                <w:rFonts w:ascii="Aptos" w:hAnsi="Aptos"/>
+                <w:b w:val="0"/>
+                <w:sz w:val="16"/>
+              </w:rPr>
+              <w:t xml:space="preserve">[ ] </w:t>
+            </w:r>
+            <w:r>
+              <w:rPr>
+                <w:rFonts w:ascii="Aptos" w:hAnsi="Aptos"/>
+                <w:b w:val="0"/>
+                <w:sz w:val="16"/>
+              </w:rPr>
+              <w:t>Adjust layout so long headers, URLs, and attachment names wrap cleanly.</w:t>
+            </w:r>
+          </w:p>
+          <w:p>
+            <w:pPr>
+              <w:spacing w:after="40" w:line="240" w:lineRule="auto"/>
+              <w:ind w:left="173" w:hanging="173"/>
+            </w:pPr>
+            <w:r>
+              <w:rPr>
+                <w:rFonts w:ascii="Aptos" w:hAnsi="Aptos"/>
+                <w:b w:val="0"/>
+                <w:sz w:val="16"/>
+              </w:rPr>
+              <w:t xml:space="preserve">[ ] </w:t>
+            </w:r>
+            <w:r>
+              <w:rPr>
+                <w:rFonts w:ascii="Aptos" w:hAnsi="Aptos"/>
+                <w:b w:val="0"/>
+                <w:sz w:val="16"/>
+              </w:rPr>
+              <w:t>Collect team feedback on the input and preview experience.</w:t>
+            </w:r>
+          </w:p>
+        </w:tc>
+      </w:tr>
+      <w:tr>
+        <w:tc>
+          <w:tcPr>
+            <w:tcW w:type="dxa" w:w="1500"/>
+            <w:shd w:fill="D9EAF7"/>
+            <w:vAlign w:val="top"/>
+          </w:tcPr>
+          <w:p>
+            <w:pPr>
+              <w:spacing w:after="40" w:line="240" w:lineRule="auto"/>
+              <w:jc w:val="center"/>
+            </w:pPr>
+            <w:r>
+              <w:rPr>
+                <w:rFonts w:ascii="Aptos" w:hAnsi="Aptos"/>
+                <w:b/>
+                <w:sz w:val="16"/>
+              </w:rPr>
+              <w:t>Week 5: Jun 29-Jul 3</w:t>
+            </w:r>
+          </w:p>
+        </w:tc>
+        <w:tc>
+          <w:tcPr>
+            <w:tcW w:type="dxa" w:w="1200"/>
+            <w:vAlign w:val="top"/>
+          </w:tcPr>
+          <w:p>
+            <w:pPr>
+              <w:spacing w:after="40" w:line="240" w:lineRule="auto"/>
+              <w:jc w:val="center"/>
+            </w:pPr>
+            <w:r>
+              <w:rPr>
+                <w:rFonts w:ascii="Aptos" w:hAnsi="Aptos"/>
+                <w:b/>
+                <w:sz w:val="16"/>
+              </w:rPr>
+              <w:t>Yuuki</w:t>
+            </w:r>
+          </w:p>
+        </w:tc>
+        <w:tc>
+          <w:tcPr>
+            <w:tcW w:type="dxa" w:w="6660"/>
+            <w:vAlign w:val="top"/>
+          </w:tcPr>
+          <w:p>
+            <w:pPr>
+              <w:spacing w:after="40" w:line="240" w:lineRule="auto"/>
+              <w:ind w:left="173" w:hanging="173"/>
+            </w:pPr>
+            <w:r>
+              <w:rPr>
+                <w:rFonts w:ascii="Aptos" w:hAnsi="Aptos"/>
+                <w:b w:val="0"/>
+                <w:sz w:val="16"/>
+              </w:rPr>
+              <w:t xml:space="preserve">[ ] </w:t>
+            </w:r>
+            <w:r>
+              <w:rPr>
+                <w:rFonts w:ascii="Aptos" w:hAnsi="Aptos"/>
+                <w:b w:val="0"/>
+                <w:sz w:val="16"/>
+              </w:rPr>
+              <w:t>Lead review of the LLM prompt, scoring expectations, and explanation quality.</w:t>
+            </w:r>
+          </w:p>
+          <w:p>
+            <w:pPr>
+              <w:spacing w:after="40" w:line="240" w:lineRule="auto"/>
+              <w:ind w:left="173" w:hanging="173"/>
+            </w:pPr>
+            <w:r>
+              <w:rPr>
+                <w:rFonts w:ascii="Aptos" w:hAnsi="Aptos"/>
+                <w:b w:val="0"/>
+                <w:sz w:val="16"/>
+              </w:rPr>
+              <w:t xml:space="preserve">[ ] </w:t>
+            </w:r>
+            <w:r>
+              <w:rPr>
+                <w:rFonts w:ascii="Aptos" w:hAnsi="Aptos"/>
+                <w:b w:val="0"/>
+                <w:sz w:val="16"/>
+              </w:rPr>
+              <w:t>Confirm the report fields match the project objectives and success criteria.</w:t>
+            </w:r>
+          </w:p>
+          <w:p>
+            <w:pPr>
+              <w:spacing w:after="40" w:line="240" w:lineRule="auto"/>
+              <w:ind w:left="173" w:hanging="173"/>
+            </w:pPr>
+            <w:r>
+              <w:rPr>
+                <w:rFonts w:ascii="Aptos" w:hAnsi="Aptos"/>
+                <w:b w:val="0"/>
+                <w:sz w:val="16"/>
+              </w:rPr>
+              <w:t xml:space="preserve">[ ] </w:t>
+            </w:r>
+            <w:r>
+              <w:rPr>
+                <w:rFonts w:ascii="Aptos" w:hAnsi="Aptos"/>
+                <w:b w:val="0"/>
+                <w:sz w:val="16"/>
+              </w:rPr>
+              <w:t>Start drafting documentation sections for approach, limitations, and workflow.</w:t>
+            </w:r>
+          </w:p>
+          <w:p>
+            <w:pPr>
+              <w:spacing w:after="40" w:line="240" w:lineRule="auto"/>
+              <w:ind w:left="173" w:hanging="173"/>
+            </w:pPr>
+            <w:r>
+              <w:rPr>
+                <w:rFonts w:ascii="Aptos" w:hAnsi="Aptos"/>
+                <w:b w:val="0"/>
+                <w:sz w:val="16"/>
+              </w:rPr>
+              <w:t xml:space="preserve">[ ] </w:t>
+            </w:r>
+            <w:r>
+              <w:rPr>
+                <w:rFonts w:ascii="Aptos" w:hAnsi="Aptos"/>
+                <w:b w:val="0"/>
+                <w:sz w:val="16"/>
+              </w:rPr>
+              <w:t>Track API access, cost, or fallback risks.</w:t>
+            </w:r>
+          </w:p>
+        </w:tc>
+      </w:tr>
+      <w:tr>
+        <w:tc>
+          <w:tcPr>
+            <w:tcW w:type="dxa" w:w="1500"/>
+            <w:shd w:fill="D9EAF7"/>
+            <w:vAlign w:val="top"/>
+          </w:tcPr>
+          <w:p>
+            <w:pPr>
+              <w:spacing w:after="40" w:line="240" w:lineRule="auto"/>
+              <w:jc w:val="center"/>
+            </w:pPr>
+            <w:r>
+              <w:rPr>
+                <w:rFonts w:ascii="Aptos" w:hAnsi="Aptos"/>
+                <w:b/>
+                <w:sz w:val="16"/>
+              </w:rPr>
+              <w:t>Week 5: Jun 29-Jul 3</w:t>
+            </w:r>
+          </w:p>
+        </w:tc>
+        <w:tc>
+          <w:tcPr>
+            <w:tcW w:type="dxa" w:w="1200"/>
+            <w:vAlign w:val="top"/>
+          </w:tcPr>
+          <w:p>
+            <w:pPr>
+              <w:spacing w:after="40" w:line="240" w:lineRule="auto"/>
+              <w:jc w:val="center"/>
+            </w:pPr>
+            <w:r>
+              <w:rPr>
+                <w:rFonts w:ascii="Aptos" w:hAnsi="Aptos"/>
+                <w:b/>
+                <w:sz w:val="16"/>
+              </w:rPr>
+              <w:t>Joseph</w:t>
+            </w:r>
+          </w:p>
+        </w:tc>
+        <w:tc>
+          <w:tcPr>
+            <w:tcW w:type="dxa" w:w="6660"/>
+            <w:vAlign w:val="top"/>
+          </w:tcPr>
+          <w:p>
+            <w:pPr>
+              <w:spacing w:after="40" w:line="240" w:lineRule="auto"/>
+              <w:ind w:left="173" w:hanging="173"/>
+            </w:pPr>
+            <w:r>
+              <w:rPr>
+                <w:rFonts w:ascii="Aptos" w:hAnsi="Aptos"/>
+                <w:b w:val="0"/>
+                <w:sz w:val="16"/>
+              </w:rPr>
+              <w:t xml:space="preserve">[ ] </w:t>
+            </w:r>
+            <w:r>
+              <w:rPr>
+                <w:rFonts w:ascii="Aptos" w:hAnsi="Aptos"/>
+                <w:b w:val="0"/>
+                <w:sz w:val="16"/>
+              </w:rPr>
+              <w:t>Integrate the selected LLM API or a mock-analysis fallback.</w:t>
+            </w:r>
+          </w:p>
+          <w:p>
+            <w:pPr>
+              <w:spacing w:after="40" w:line="240" w:lineRule="auto"/>
+              <w:ind w:left="173" w:hanging="173"/>
+            </w:pPr>
+            <w:r>
+              <w:rPr>
+                <w:rFonts w:ascii="Aptos" w:hAnsi="Aptos"/>
+                <w:b w:val="0"/>
+                <w:sz w:val="16"/>
+              </w:rPr>
+              <w:t xml:space="preserve">[ ] </w:t>
+            </w:r>
+            <w:r>
+              <w:rPr>
+                <w:rFonts w:ascii="Aptos" w:hAnsi="Aptos"/>
+                <w:b w:val="0"/>
+                <w:sz w:val="16"/>
+              </w:rPr>
+              <w:t>Send structured parser output into the analysis prompt.</w:t>
+            </w:r>
+          </w:p>
+          <w:p>
+            <w:pPr>
+              <w:spacing w:after="40" w:line="240" w:lineRule="auto"/>
+              <w:ind w:left="173" w:hanging="173"/>
+            </w:pPr>
+            <w:r>
+              <w:rPr>
+                <w:rFonts w:ascii="Aptos" w:hAnsi="Aptos"/>
+                <w:b w:val="0"/>
+                <w:sz w:val="16"/>
+              </w:rPr>
+              <w:t xml:space="preserve">[ ] </w:t>
+            </w:r>
+            <w:r>
+              <w:rPr>
+                <w:rFonts w:ascii="Aptos" w:hAnsi="Aptos"/>
+                <w:b w:val="0"/>
+                <w:sz w:val="16"/>
+              </w:rPr>
+              <w:t>Validate required response fields: score, risk level, IoCs, explanation, and recommendation.</w:t>
+            </w:r>
+          </w:p>
+          <w:p>
+            <w:pPr>
+              <w:spacing w:after="40" w:line="240" w:lineRule="auto"/>
+              <w:ind w:left="173" w:hanging="173"/>
+            </w:pPr>
+            <w:r>
+              <w:rPr>
+                <w:rFonts w:ascii="Aptos" w:hAnsi="Aptos"/>
+                <w:b w:val="0"/>
+                <w:sz w:val="16"/>
+              </w:rPr>
+              <w:t xml:space="preserve">[ ] </w:t>
+            </w:r>
+            <w:r>
+              <w:rPr>
+                <w:rFonts w:ascii="Aptos" w:hAnsi="Aptos"/>
+                <w:b w:val="0"/>
+                <w:sz w:val="16"/>
+              </w:rPr>
+              <w:t>Add prompt-injection safeguards so email content is treated only as evidence.</w:t>
+            </w:r>
+          </w:p>
+        </w:tc>
+      </w:tr>
+      <w:tr>
+        <w:tc>
+          <w:tcPr>
+            <w:tcW w:type="dxa" w:w="1500"/>
+            <w:shd w:fill="D9EAF7"/>
+            <w:vAlign w:val="top"/>
+          </w:tcPr>
+          <w:p>
+            <w:pPr>
+              <w:spacing w:after="40" w:line="240" w:lineRule="auto"/>
+              <w:jc w:val="center"/>
+            </w:pPr>
+            <w:r>
+              <w:rPr>
+                <w:rFonts w:ascii="Aptos" w:hAnsi="Aptos"/>
+                <w:b/>
+                <w:sz w:val="16"/>
+              </w:rPr>
+              <w:t>Week 5: Jun 29-Jul 3</w:t>
+            </w:r>
+          </w:p>
+        </w:tc>
+        <w:tc>
+          <w:tcPr>
+            <w:tcW w:type="dxa" w:w="1200"/>
+            <w:vAlign w:val="top"/>
+          </w:tcPr>
+          <w:p>
+            <w:pPr>
+              <w:spacing w:after="40" w:line="240" w:lineRule="auto"/>
+              <w:jc w:val="center"/>
+            </w:pPr>
+            <w:r>
+              <w:rPr>
+                <w:rFonts w:ascii="Aptos" w:hAnsi="Aptos"/>
+                <w:b/>
+                <w:sz w:val="16"/>
+              </w:rPr>
+              <w:t>Bivaina</w:t>
+            </w:r>
+          </w:p>
+        </w:tc>
+        <w:tc>
+          <w:tcPr>
+            <w:tcW w:type="dxa" w:w="6660"/>
+            <w:vAlign w:val="top"/>
+          </w:tcPr>
+          <w:p>
+            <w:pPr>
+              <w:spacing w:after="40" w:line="240" w:lineRule="auto"/>
+              <w:ind w:left="173" w:hanging="173"/>
+            </w:pPr>
+            <w:r>
+              <w:rPr>
+                <w:rFonts w:ascii="Aptos" w:hAnsi="Aptos"/>
+                <w:b w:val="0"/>
+                <w:sz w:val="16"/>
+              </w:rPr>
+              <w:t xml:space="preserve">[ ] </w:t>
+            </w:r>
+            <w:r>
+              <w:rPr>
+                <w:rFonts w:ascii="Aptos" w:hAnsi="Aptos"/>
+                <w:b w:val="0"/>
+                <w:sz w:val="16"/>
+              </w:rPr>
+              <w:t>Create report UI sections for score, risk level, summary, IoCs, and recommendations.</w:t>
+            </w:r>
+          </w:p>
+          <w:p>
+            <w:pPr>
+              <w:spacing w:after="40" w:line="240" w:lineRule="auto"/>
+              <w:ind w:left="173" w:hanging="173"/>
+            </w:pPr>
+            <w:r>
+              <w:rPr>
+                <w:rFonts w:ascii="Aptos" w:hAnsi="Aptos"/>
+                <w:b w:val="0"/>
+                <w:sz w:val="16"/>
+              </w:rPr>
+              <w:t xml:space="preserve">[ ] </w:t>
+            </w:r>
+            <w:r>
+              <w:rPr>
+                <w:rFonts w:ascii="Aptos" w:hAnsi="Aptos"/>
+                <w:b w:val="0"/>
+                <w:sz w:val="16"/>
+              </w:rPr>
+              <w:t>Add loading, error, and no-result states for the analysis request.</w:t>
+            </w:r>
+          </w:p>
+          <w:p>
+            <w:pPr>
+              <w:spacing w:after="40" w:line="240" w:lineRule="auto"/>
+              <w:ind w:left="173" w:hanging="173"/>
+            </w:pPr>
+            <w:r>
+              <w:rPr>
+                <w:rFonts w:ascii="Aptos" w:hAnsi="Aptos"/>
+                <w:b w:val="0"/>
+                <w:sz w:val="16"/>
+              </w:rPr>
+              <w:t xml:space="preserve">[ ] </w:t>
+            </w:r>
+            <w:r>
+              <w:rPr>
+                <w:rFonts w:ascii="Aptos" w:hAnsi="Aptos"/>
+                <w:b w:val="0"/>
+                <w:sz w:val="16"/>
+              </w:rPr>
+              <w:t>Render sample LLM responses and verify that long explanations remain readable.</w:t>
+            </w:r>
+          </w:p>
+          <w:p>
+            <w:pPr>
+              <w:spacing w:after="40" w:line="240" w:lineRule="auto"/>
+              <w:ind w:left="173" w:hanging="173"/>
+            </w:pPr>
+            <w:r>
+              <w:rPr>
+                <w:rFonts w:ascii="Aptos" w:hAnsi="Aptos"/>
+                <w:b w:val="0"/>
+                <w:sz w:val="16"/>
+              </w:rPr>
+              <w:t xml:space="preserve">[ ] </w:t>
+            </w:r>
+            <w:r>
+              <w:rPr>
+                <w:rFonts w:ascii="Aptos" w:hAnsi="Aptos"/>
+                <w:b w:val="0"/>
+                <w:sz w:val="16"/>
+              </w:rPr>
+              <w:t>Review the report layout with Yuuki and Joseph.</w:t>
+            </w:r>
+          </w:p>
+        </w:tc>
+      </w:tr>
+      <w:tr>
+        <w:tc>
+          <w:tcPr>
+            <w:tcW w:type="dxa" w:w="1500"/>
+            <w:shd w:fill="D9EAF7"/>
+            <w:vAlign w:val="top"/>
+          </w:tcPr>
+          <w:p>
+            <w:pPr>
+              <w:spacing w:after="40" w:line="240" w:lineRule="auto"/>
+              <w:jc w:val="center"/>
+            </w:pPr>
+            <w:r>
+              <w:rPr>
+                <w:rFonts w:ascii="Aptos" w:hAnsi="Aptos"/>
+                <w:b/>
+                <w:sz w:val="16"/>
+              </w:rPr>
+              <w:t>Week 6: Jul 6-Jul 10</w:t>
+            </w:r>
+          </w:p>
+        </w:tc>
+        <w:tc>
+          <w:tcPr>
+            <w:tcW w:type="dxa" w:w="1200"/>
+            <w:vAlign w:val="top"/>
+          </w:tcPr>
+          <w:p>
+            <w:pPr>
+              <w:spacing w:after="40" w:line="240" w:lineRule="auto"/>
+              <w:jc w:val="center"/>
+            </w:pPr>
+            <w:r>
+              <w:rPr>
+                <w:rFonts w:ascii="Aptos" w:hAnsi="Aptos"/>
+                <w:b/>
+                <w:sz w:val="16"/>
+              </w:rPr>
+              <w:t>Yuuki</w:t>
+            </w:r>
+          </w:p>
+        </w:tc>
+        <w:tc>
+          <w:tcPr>
+            <w:tcW w:type="dxa" w:w="6660"/>
+            <w:vAlign w:val="top"/>
+          </w:tcPr>
+          <w:p>
+            <w:pPr>
+              <w:spacing w:after="40" w:line="240" w:lineRule="auto"/>
+              <w:ind w:left="173" w:hanging="173"/>
+            </w:pPr>
+            <w:r>
+              <w:rPr>
+                <w:rFonts w:ascii="Aptos" w:hAnsi="Aptos"/>
+                <w:b w:val="0"/>
+                <w:sz w:val="16"/>
+              </w:rPr>
+              <w:t xml:space="preserve">[ ] </w:t>
+            </w:r>
+            <w:r>
+              <w:rPr>
+                <w:rFonts w:ascii="Aptos" w:hAnsi="Aptos"/>
+                <w:b w:val="0"/>
+                <w:sz w:val="16"/>
+              </w:rPr>
+              <w:t>Lead an end-to-end review from email input to generated report.</w:t>
+            </w:r>
+          </w:p>
+          <w:p>
+            <w:pPr>
+              <w:spacing w:after="40" w:line="240" w:lineRule="auto"/>
+              <w:ind w:left="173" w:hanging="173"/>
+            </w:pPr>
+            <w:r>
+              <w:rPr>
+                <w:rFonts w:ascii="Aptos" w:hAnsi="Aptos"/>
+                <w:b w:val="0"/>
+                <w:sz w:val="16"/>
+              </w:rPr>
+              <w:t xml:space="preserve">[ ] </w:t>
+            </w:r>
+            <w:r>
+              <w:rPr>
+                <w:rFonts w:ascii="Aptos" w:hAnsi="Aptos"/>
+                <w:b w:val="0"/>
+                <w:sz w:val="16"/>
+              </w:rPr>
+              <w:t>Assign missing documentation sections and due dates.</w:t>
+            </w:r>
+          </w:p>
+          <w:p>
+            <w:pPr>
+              <w:spacing w:after="40" w:line="240" w:lineRule="auto"/>
+              <w:ind w:left="173" w:hanging="173"/>
+            </w:pPr>
+            <w:r>
+              <w:rPr>
+                <w:rFonts w:ascii="Aptos" w:hAnsi="Aptos"/>
+                <w:b w:val="0"/>
+                <w:sz w:val="16"/>
+              </w:rPr>
+              <w:t xml:space="preserve">[ ] </w:t>
+            </w:r>
+            <w:r>
+              <w:rPr>
+                <w:rFonts w:ascii="Aptos" w:hAnsi="Aptos"/>
+                <w:b w:val="0"/>
+                <w:sz w:val="16"/>
+              </w:rPr>
+              <w:t>Approve the final demo path and report layout.</w:t>
+            </w:r>
+          </w:p>
+          <w:p>
+            <w:pPr>
+              <w:spacing w:after="40" w:line="240" w:lineRule="auto"/>
+              <w:ind w:left="173" w:hanging="173"/>
+            </w:pPr>
+            <w:r>
+              <w:rPr>
+                <w:rFonts w:ascii="Aptos" w:hAnsi="Aptos"/>
+                <w:b w:val="0"/>
+                <w:sz w:val="16"/>
+              </w:rPr>
+              <w:t xml:space="preserve">[ ] </w:t>
+            </w:r>
+            <w:r>
+              <w:rPr>
+                <w:rFonts w:ascii="Aptos" w:hAnsi="Aptos"/>
+                <w:b w:val="0"/>
+                <w:sz w:val="16"/>
+              </w:rPr>
+              <w:t>Record remaining bugs and prioritize must-fix items.</w:t>
+            </w:r>
+          </w:p>
+        </w:tc>
+      </w:tr>
+      <w:tr>
+        <w:tc>
+          <w:tcPr>
+            <w:tcW w:type="dxa" w:w="1500"/>
+            <w:shd w:fill="D9EAF7"/>
+            <w:vAlign w:val="top"/>
+          </w:tcPr>
+          <w:p>
+            <w:pPr>
+              <w:spacing w:after="40" w:line="240" w:lineRule="auto"/>
+              <w:jc w:val="center"/>
+            </w:pPr>
+            <w:r>
+              <w:rPr>
+                <w:rFonts w:ascii="Aptos" w:hAnsi="Aptos"/>
+                <w:b/>
+                <w:sz w:val="16"/>
+              </w:rPr>
+              <w:t>Week 6: Jul 6-Jul 10</w:t>
+            </w:r>
+          </w:p>
+        </w:tc>
+        <w:tc>
+          <w:tcPr>
+            <w:tcW w:type="dxa" w:w="1200"/>
+            <w:vAlign w:val="top"/>
+          </w:tcPr>
+          <w:p>
+            <w:pPr>
+              <w:spacing w:after="40" w:line="240" w:lineRule="auto"/>
+              <w:jc w:val="center"/>
+            </w:pPr>
+            <w:r>
+              <w:rPr>
+                <w:rFonts w:ascii="Aptos" w:hAnsi="Aptos"/>
+                <w:b/>
+                <w:sz w:val="16"/>
+              </w:rPr>
+              <w:t>Joseph</w:t>
+            </w:r>
+          </w:p>
+        </w:tc>
+        <w:tc>
+          <w:tcPr>
+            <w:tcW w:type="dxa" w:w="6660"/>
+            <w:vAlign w:val="top"/>
+          </w:tcPr>
+          <w:p>
+            <w:pPr>
+              <w:spacing w:after="40" w:line="240" w:lineRule="auto"/>
+              <w:ind w:left="173" w:hanging="173"/>
+            </w:pPr>
+            <w:r>
+              <w:rPr>
+                <w:rFonts w:ascii="Aptos" w:hAnsi="Aptos"/>
+                <w:b w:val="0"/>
+                <w:sz w:val="16"/>
+              </w:rPr>
+              <w:t xml:space="preserve">[ ] </w:t>
+            </w:r>
+            <w:r>
+              <w:rPr>
+                <w:rFonts w:ascii="Aptos" w:hAnsi="Aptos"/>
+                <w:b w:val="0"/>
+                <w:sz w:val="16"/>
+              </w:rPr>
+              <w:t>Refine backend response formatting and API error handling.</w:t>
+            </w:r>
+          </w:p>
+          <w:p>
+            <w:pPr>
+              <w:spacing w:after="40" w:line="240" w:lineRule="auto"/>
+              <w:ind w:left="173" w:hanging="173"/>
+            </w:pPr>
+            <w:r>
+              <w:rPr>
+                <w:rFonts w:ascii="Aptos" w:hAnsi="Aptos"/>
+                <w:b w:val="0"/>
+                <w:sz w:val="16"/>
+              </w:rPr>
+              <w:t xml:space="preserve">[ ] </w:t>
+            </w:r>
+            <w:r>
+              <w:rPr>
+                <w:rFonts w:ascii="Aptos" w:hAnsi="Aptos"/>
+                <w:b w:val="0"/>
+                <w:sz w:val="16"/>
+              </w:rPr>
+              <w:t>Improve prompt consistency with examples and required JSON fields.</w:t>
+            </w:r>
+          </w:p>
+          <w:p>
+            <w:pPr>
+              <w:spacing w:after="40" w:line="240" w:lineRule="auto"/>
+              <w:ind w:left="173" w:hanging="173"/>
+            </w:pPr>
+            <w:r>
+              <w:rPr>
+                <w:rFonts w:ascii="Aptos" w:hAnsi="Aptos"/>
+                <w:b w:val="0"/>
+                <w:sz w:val="16"/>
+              </w:rPr>
+              <w:t xml:space="preserve">[ ] </w:t>
+            </w:r>
+            <w:r>
+              <w:rPr>
+                <w:rFonts w:ascii="Aptos" w:hAnsi="Aptos"/>
+                <w:b w:val="0"/>
+                <w:sz w:val="16"/>
+              </w:rPr>
+              <w:t>Support frontend needs for risk labels, IoCs, URLs, and recommendations.</w:t>
+            </w:r>
+          </w:p>
+          <w:p>
+            <w:pPr>
+              <w:spacing w:after="40" w:line="240" w:lineRule="auto"/>
+              <w:ind w:left="173" w:hanging="173"/>
+            </w:pPr>
+            <w:r>
+              <w:rPr>
+                <w:rFonts w:ascii="Aptos" w:hAnsi="Aptos"/>
+                <w:b w:val="0"/>
+                <w:sz w:val="16"/>
+              </w:rPr>
+              <w:t xml:space="preserve">[ ] </w:t>
+            </w:r>
+            <w:r>
+              <w:rPr>
+                <w:rFonts w:ascii="Aptos" w:hAnsi="Aptos"/>
+                <w:b w:val="0"/>
+                <w:sz w:val="16"/>
+              </w:rPr>
+              <w:t>Verify the backend can run reliably for demo examples.</w:t>
+            </w:r>
+          </w:p>
+        </w:tc>
+      </w:tr>
+      <w:tr>
+        <w:tc>
+          <w:tcPr>
+            <w:tcW w:type="dxa" w:w="1500"/>
+            <w:shd w:fill="D9EAF7"/>
+            <w:vAlign w:val="top"/>
+          </w:tcPr>
+          <w:p>
+            <w:pPr>
+              <w:spacing w:after="40" w:line="240" w:lineRule="auto"/>
+              <w:jc w:val="center"/>
+            </w:pPr>
+            <w:r>
+              <w:rPr>
+                <w:rFonts w:ascii="Aptos" w:hAnsi="Aptos"/>
+                <w:b/>
+                <w:sz w:val="16"/>
+              </w:rPr>
+              <w:t>Week 6: Jul 6-Jul 10</w:t>
+            </w:r>
+          </w:p>
+        </w:tc>
+        <w:tc>
+          <w:tcPr>
+            <w:tcW w:type="dxa" w:w="1200"/>
+            <w:vAlign w:val="top"/>
+          </w:tcPr>
+          <w:p>
+            <w:pPr>
+              <w:spacing w:after="40" w:line="240" w:lineRule="auto"/>
+              <w:jc w:val="center"/>
+            </w:pPr>
+            <w:r>
+              <w:rPr>
+                <w:rFonts w:ascii="Aptos" w:hAnsi="Aptos"/>
+                <w:b/>
+                <w:sz w:val="16"/>
+              </w:rPr>
+              <w:t>Bivaina</w:t>
+            </w:r>
+          </w:p>
+        </w:tc>
+        <w:tc>
+          <w:tcPr>
+            <w:tcW w:type="dxa" w:w="6660"/>
+            <w:vAlign w:val="top"/>
+          </w:tcPr>
+          <w:p>
+            <w:pPr>
+              <w:spacing w:after="40" w:line="240" w:lineRule="auto"/>
+              <w:ind w:left="173" w:hanging="173"/>
+            </w:pPr>
+            <w:r>
+              <w:rPr>
+                <w:rFonts w:ascii="Aptos" w:hAnsi="Aptos"/>
+                <w:b w:val="0"/>
+                <w:sz w:val="16"/>
+              </w:rPr>
+              <w:t xml:space="preserve">[ ] </w:t>
+            </w:r>
+            <w:r>
+              <w:rPr>
+                <w:rFonts w:ascii="Aptos" w:hAnsi="Aptos"/>
+                <w:b w:val="0"/>
+                <w:sz w:val="16"/>
+              </w:rPr>
+              <w:t>Polish the report interface and responsive layout.</w:t>
+            </w:r>
+          </w:p>
+          <w:p>
+            <w:pPr>
+              <w:spacing w:after="40" w:line="240" w:lineRule="auto"/>
+              <w:ind w:left="173" w:hanging="173"/>
+            </w:pPr>
+            <w:r>
+              <w:rPr>
+                <w:rFonts w:ascii="Aptos" w:hAnsi="Aptos"/>
+                <w:b w:val="0"/>
+                <w:sz w:val="16"/>
+              </w:rPr>
+              <w:t xml:space="preserve">[ ] </w:t>
+            </w:r>
+            <w:r>
+              <w:rPr>
+                <w:rFonts w:ascii="Aptos" w:hAnsi="Aptos"/>
+                <w:b w:val="0"/>
+                <w:sz w:val="16"/>
+              </w:rPr>
+              <w:t>Group summary, IoCs, URLs, headers, attachments, and recommendations clearly.</w:t>
+            </w:r>
+          </w:p>
+          <w:p>
+            <w:pPr>
+              <w:spacing w:after="40" w:line="240" w:lineRule="auto"/>
+              <w:ind w:left="173" w:hanging="173"/>
+            </w:pPr>
+            <w:r>
+              <w:rPr>
+                <w:rFonts w:ascii="Aptos" w:hAnsi="Aptos"/>
+                <w:b w:val="0"/>
+                <w:sz w:val="16"/>
+              </w:rPr>
+              <w:t xml:space="preserve">[ ] </w:t>
+            </w:r>
+            <w:r>
+              <w:rPr>
+                <w:rFonts w:ascii="Aptos" w:hAnsi="Aptos"/>
+                <w:b w:val="0"/>
+                <w:sz w:val="16"/>
+              </w:rPr>
+              <w:t>Improve validation messages and form usability.</w:t>
+            </w:r>
+          </w:p>
+          <w:p>
+            <w:pPr>
+              <w:spacing w:after="40" w:line="240" w:lineRule="auto"/>
+              <w:ind w:left="173" w:hanging="173"/>
+            </w:pPr>
+            <w:r>
+              <w:rPr>
+                <w:rFonts w:ascii="Aptos" w:hAnsi="Aptos"/>
+                <w:b w:val="0"/>
+                <w:sz w:val="16"/>
+              </w:rPr>
+              <w:t xml:space="preserve">[ ] </w:t>
+            </w:r>
+            <w:r>
+              <w:rPr>
+                <w:rFonts w:ascii="Aptos" w:hAnsi="Aptos"/>
+                <w:b w:val="0"/>
+                <w:sz w:val="16"/>
+              </w:rPr>
+              <w:t>Test the full workflow in the browser with sample emails.</w:t>
+            </w:r>
+          </w:p>
+        </w:tc>
+      </w:tr>
+      <w:tr>
+        <w:tc>
+          <w:tcPr>
+            <w:tcW w:type="dxa" w:w="1500"/>
+            <w:shd w:fill="D9EAF7"/>
+            <w:vAlign w:val="top"/>
+          </w:tcPr>
+          <w:p>
+            <w:pPr>
+              <w:spacing w:after="40" w:line="240" w:lineRule="auto"/>
+              <w:jc w:val="center"/>
+            </w:pPr>
+            <w:r>
+              <w:rPr>
+                <w:rFonts w:ascii="Aptos" w:hAnsi="Aptos"/>
+                <w:b/>
+                <w:sz w:val="16"/>
+              </w:rPr>
+              <w:t>Week 7: Jul 13-Jul 17</w:t>
+            </w:r>
+          </w:p>
+        </w:tc>
+        <w:tc>
+          <w:tcPr>
+            <w:tcW w:type="dxa" w:w="1200"/>
+            <w:vAlign w:val="top"/>
+          </w:tcPr>
+          <w:p>
+            <w:pPr>
+              <w:spacing w:after="40" w:line="240" w:lineRule="auto"/>
+              <w:jc w:val="center"/>
+            </w:pPr>
+            <w:r>
+              <w:rPr>
+                <w:rFonts w:ascii="Aptos" w:hAnsi="Aptos"/>
+                <w:b/>
+                <w:sz w:val="16"/>
+              </w:rPr>
+              <w:t>Yuuki</w:t>
+            </w:r>
+          </w:p>
+        </w:tc>
+        <w:tc>
+          <w:tcPr>
+            <w:tcW w:type="dxa" w:w="6660"/>
+            <w:vAlign w:val="top"/>
+          </w:tcPr>
+          <w:p>
+            <w:pPr>
+              <w:spacing w:after="40" w:line="240" w:lineRule="auto"/>
+              <w:ind w:left="173" w:hanging="173"/>
+            </w:pPr>
+            <w:r>
+              <w:rPr>
+                <w:rFonts w:ascii="Aptos" w:hAnsi="Aptos"/>
+                <w:b w:val="0"/>
+                <w:sz w:val="16"/>
+              </w:rPr>
+              <w:t xml:space="preserve">[ ] </w:t>
+            </w:r>
+            <w:r>
+              <w:rPr>
+                <w:rFonts w:ascii="Aptos" w:hAnsi="Aptos"/>
+                <w:b w:val="0"/>
+                <w:sz w:val="16"/>
+              </w:rPr>
+              <w:t>Lead testing review and decide which bugs must be fixed before final demo.</w:t>
+            </w:r>
+          </w:p>
+          <w:p>
+            <w:pPr>
+              <w:spacing w:after="40" w:line="240" w:lineRule="auto"/>
+              <w:ind w:left="173" w:hanging="173"/>
+            </w:pPr>
+            <w:r>
+              <w:rPr>
+                <w:rFonts w:ascii="Aptos" w:hAnsi="Aptos"/>
+                <w:b w:val="0"/>
+                <w:sz w:val="16"/>
+              </w:rPr>
+              <w:t xml:space="preserve">[ ] </w:t>
+            </w:r>
+            <w:r>
+              <w:rPr>
+                <w:rFonts w:ascii="Aptos" w:hAnsi="Aptos"/>
+                <w:b w:val="0"/>
+                <w:sz w:val="16"/>
+              </w:rPr>
+              <w:t>Assign final presentation sections and demo speaking roles.</w:t>
+            </w:r>
+          </w:p>
+          <w:p>
+            <w:pPr>
+              <w:spacing w:after="40" w:line="240" w:lineRule="auto"/>
+              <w:ind w:left="173" w:hanging="173"/>
+            </w:pPr>
+            <w:r>
+              <w:rPr>
+                <w:rFonts w:ascii="Aptos" w:hAnsi="Aptos"/>
+                <w:b w:val="0"/>
+                <w:sz w:val="16"/>
+              </w:rPr>
+              <w:t xml:space="preserve">[ ] </w:t>
+            </w:r>
+            <w:r>
+              <w:rPr>
+                <w:rFonts w:ascii="Aptos" w:hAnsi="Aptos"/>
+                <w:b w:val="0"/>
+                <w:sz w:val="16"/>
+              </w:rPr>
+              <w:t>Compile limitations, ethics, privacy, and future improvement notes.</w:t>
+            </w:r>
+          </w:p>
+          <w:p>
+            <w:pPr>
+              <w:spacing w:after="40" w:line="240" w:lineRule="auto"/>
+              <w:ind w:left="173" w:hanging="173"/>
+            </w:pPr>
+            <w:r>
+              <w:rPr>
+                <w:rFonts w:ascii="Aptos" w:hAnsi="Aptos"/>
+                <w:b w:val="0"/>
+                <w:sz w:val="16"/>
+              </w:rPr>
+              <w:t xml:space="preserve">[ ] </w:t>
+            </w:r>
+            <w:r>
+              <w:rPr>
+                <w:rFonts w:ascii="Aptos" w:hAnsi="Aptos"/>
+                <w:b w:val="0"/>
+                <w:sz w:val="16"/>
+              </w:rPr>
+              <w:t>Check that documentation and slides are moving toward final form.</w:t>
+            </w:r>
+          </w:p>
+        </w:tc>
+      </w:tr>
+      <w:tr>
+        <w:tc>
+          <w:tcPr>
+            <w:tcW w:type="dxa" w:w="1500"/>
+            <w:shd w:fill="D9EAF7"/>
+            <w:vAlign w:val="top"/>
+          </w:tcPr>
+          <w:p>
+            <w:pPr>
+              <w:spacing w:after="40" w:line="240" w:lineRule="auto"/>
+              <w:jc w:val="center"/>
+            </w:pPr>
+            <w:r>
+              <w:rPr>
+                <w:rFonts w:ascii="Aptos" w:hAnsi="Aptos"/>
+                <w:b/>
+                <w:sz w:val="16"/>
+              </w:rPr>
+              <w:t>Week 7: Jul 13-Jul 17</w:t>
+            </w:r>
+          </w:p>
+        </w:tc>
+        <w:tc>
+          <w:tcPr>
+            <w:tcW w:type="dxa" w:w="1200"/>
+            <w:vAlign w:val="top"/>
+          </w:tcPr>
+          <w:p>
+            <w:pPr>
+              <w:spacing w:after="40" w:line="240" w:lineRule="auto"/>
+              <w:jc w:val="center"/>
+            </w:pPr>
+            <w:r>
+              <w:rPr>
+                <w:rFonts w:ascii="Aptos" w:hAnsi="Aptos"/>
+                <w:b/>
+                <w:sz w:val="16"/>
+              </w:rPr>
+              <w:t>Joseph</w:t>
+            </w:r>
+          </w:p>
+        </w:tc>
+        <w:tc>
+          <w:tcPr>
+            <w:tcW w:type="dxa" w:w="6660"/>
+            <w:vAlign w:val="top"/>
+          </w:tcPr>
+          <w:p>
+            <w:pPr>
+              <w:spacing w:after="40" w:line="240" w:lineRule="auto"/>
+              <w:ind w:left="173" w:hanging="173"/>
+            </w:pPr>
+            <w:r>
+              <w:rPr>
+                <w:rFonts w:ascii="Aptos" w:hAnsi="Aptos"/>
+                <w:b w:val="0"/>
+                <w:sz w:val="16"/>
+              </w:rPr>
+              <w:t xml:space="preserve">[ ] </w:t>
+            </w:r>
+            <w:r>
+              <w:rPr>
+                <w:rFonts w:ascii="Aptos" w:hAnsi="Aptos"/>
+                <w:b w:val="0"/>
+                <w:sz w:val="16"/>
+              </w:rPr>
+              <w:t>Run backend and parser tests with legitimate and phishing examples.</w:t>
+            </w:r>
+          </w:p>
+          <w:p>
+            <w:pPr>
+              <w:spacing w:after="40" w:line="240" w:lineRule="auto"/>
+              <w:ind w:left="173" w:hanging="173"/>
+            </w:pPr>
+            <w:r>
+              <w:rPr>
+                <w:rFonts w:ascii="Aptos" w:hAnsi="Aptos"/>
+                <w:b w:val="0"/>
+                <w:sz w:val="16"/>
+              </w:rPr>
+              <w:t xml:space="preserve">[ ] </w:t>
+            </w:r>
+            <w:r>
+              <w:rPr>
+                <w:rFonts w:ascii="Aptos" w:hAnsi="Aptos"/>
+                <w:b w:val="0"/>
+                <w:sz w:val="16"/>
+              </w:rPr>
+              <w:t>Fix backend bugs found during testing.</w:t>
+            </w:r>
+          </w:p>
+          <w:p>
+            <w:pPr>
+              <w:spacing w:after="40" w:line="240" w:lineRule="auto"/>
+              <w:ind w:left="173" w:hanging="173"/>
+            </w:pPr>
+            <w:r>
+              <w:rPr>
+                <w:rFonts w:ascii="Aptos" w:hAnsi="Aptos"/>
+                <w:b w:val="0"/>
+                <w:sz w:val="16"/>
+              </w:rPr>
+              <w:t xml:space="preserve">[ ] </w:t>
+            </w:r>
+            <w:r>
+              <w:rPr>
+                <w:rFonts w:ascii="Aptos" w:hAnsi="Aptos"/>
+                <w:b w:val="0"/>
+                <w:sz w:val="16"/>
+              </w:rPr>
+              <w:t>Document backend setup, API usage, fallback behavior, and known limitations.</w:t>
+            </w:r>
+          </w:p>
+          <w:p>
+            <w:pPr>
+              <w:spacing w:after="40" w:line="240" w:lineRule="auto"/>
+              <w:ind w:left="173" w:hanging="173"/>
+            </w:pPr>
+            <w:r>
+              <w:rPr>
+                <w:rFonts w:ascii="Aptos" w:hAnsi="Aptos"/>
+                <w:b w:val="0"/>
+                <w:sz w:val="16"/>
+              </w:rPr>
+              <w:t xml:space="preserve">[ ] </w:t>
+            </w:r>
+            <w:r>
+              <w:rPr>
+                <w:rFonts w:ascii="Aptos" w:hAnsi="Aptos"/>
+                <w:b w:val="0"/>
+                <w:sz w:val="16"/>
+              </w:rPr>
+              <w:t>Prepare technical talking points for the presentation.</w:t>
+            </w:r>
+          </w:p>
+        </w:tc>
+      </w:tr>
+      <w:tr>
+        <w:tc>
+          <w:tcPr>
+            <w:tcW w:type="dxa" w:w="1500"/>
+            <w:shd w:fill="D9EAF7"/>
+            <w:vAlign w:val="top"/>
+          </w:tcPr>
+          <w:p>
+            <w:pPr>
+              <w:spacing w:after="40" w:line="240" w:lineRule="auto"/>
+              <w:jc w:val="center"/>
+            </w:pPr>
+            <w:r>
+              <w:rPr>
+                <w:rFonts w:ascii="Aptos" w:hAnsi="Aptos"/>
+                <w:b/>
+                <w:sz w:val="16"/>
+              </w:rPr>
+              <w:t>Week 7: Jul 13-Jul 17</w:t>
+            </w:r>
+          </w:p>
+        </w:tc>
+        <w:tc>
+          <w:tcPr>
+            <w:tcW w:type="dxa" w:w="1200"/>
+            <w:vAlign w:val="top"/>
+          </w:tcPr>
+          <w:p>
+            <w:pPr>
+              <w:spacing w:after="40" w:line="240" w:lineRule="auto"/>
+              <w:jc w:val="center"/>
+            </w:pPr>
+            <w:r>
+              <w:rPr>
+                <w:rFonts w:ascii="Aptos" w:hAnsi="Aptos"/>
+                <w:b/>
+                <w:sz w:val="16"/>
+              </w:rPr>
+              <w:t>Bivaina</w:t>
+            </w:r>
+          </w:p>
+        </w:tc>
+        <w:tc>
+          <w:tcPr>
+            <w:tcW w:type="dxa" w:w="6660"/>
+            <w:vAlign w:val="top"/>
+          </w:tcPr>
+          <w:p>
+            <w:pPr>
+              <w:spacing w:after="40" w:line="240" w:lineRule="auto"/>
+              <w:ind w:left="173" w:hanging="173"/>
+            </w:pPr>
+            <w:r>
+              <w:rPr>
+                <w:rFonts w:ascii="Aptos" w:hAnsi="Aptos"/>
+                <w:b w:val="0"/>
+                <w:sz w:val="16"/>
+              </w:rPr>
+              <w:t xml:space="preserve">[ ] </w:t>
+            </w:r>
+            <w:r>
+              <w:rPr>
+                <w:rFonts w:ascii="Aptos" w:hAnsi="Aptos"/>
+                <w:b w:val="0"/>
+                <w:sz w:val="16"/>
+              </w:rPr>
+              <w:t>Test UI behavior across common screen sizes.</w:t>
+            </w:r>
+          </w:p>
+          <w:p>
+            <w:pPr>
+              <w:spacing w:after="40" w:line="240" w:lineRule="auto"/>
+              <w:ind w:left="173" w:hanging="173"/>
+            </w:pPr>
+            <w:r>
+              <w:rPr>
+                <w:rFonts w:ascii="Aptos" w:hAnsi="Aptos"/>
+                <w:b w:val="0"/>
+                <w:sz w:val="16"/>
+              </w:rPr>
+              <w:t xml:space="preserve">[ ] </w:t>
+            </w:r>
+            <w:r>
+              <w:rPr>
+                <w:rFonts w:ascii="Aptos" w:hAnsi="Aptos"/>
+                <w:b w:val="0"/>
+                <w:sz w:val="16"/>
+              </w:rPr>
+              <w:t>Fix report display, wrapping, validation, and usability issues found during testing.</w:t>
+            </w:r>
+          </w:p>
+          <w:p>
+            <w:pPr>
+              <w:spacing w:after="40" w:line="240" w:lineRule="auto"/>
+              <w:ind w:left="173" w:hanging="173"/>
+            </w:pPr>
+            <w:r>
+              <w:rPr>
+                <w:rFonts w:ascii="Aptos" w:hAnsi="Aptos"/>
+                <w:b w:val="0"/>
+                <w:sz w:val="16"/>
+              </w:rPr>
+              <w:t xml:space="preserve">[ ] </w:t>
+            </w:r>
+            <w:r>
+              <w:rPr>
+                <w:rFonts w:ascii="Aptos" w:hAnsi="Aptos"/>
+                <w:b w:val="0"/>
+                <w:sz w:val="16"/>
+              </w:rPr>
+              <w:t>Capture screenshots for slides, backup demo, and documentation.</w:t>
+            </w:r>
+          </w:p>
+          <w:p>
+            <w:pPr>
+              <w:spacing w:after="40" w:line="240" w:lineRule="auto"/>
+              <w:ind w:left="173" w:hanging="173"/>
+            </w:pPr>
+            <w:r>
+              <w:rPr>
+                <w:rFonts w:ascii="Aptos" w:hAnsi="Aptos"/>
+                <w:b w:val="0"/>
+                <w:sz w:val="16"/>
+              </w:rPr>
+              <w:t xml:space="preserve">[ ] </w:t>
+            </w:r>
+            <w:r>
+              <w:rPr>
+                <w:rFonts w:ascii="Aptos" w:hAnsi="Aptos"/>
+                <w:b w:val="0"/>
+                <w:sz w:val="16"/>
+              </w:rPr>
+              <w:t>Prepare UI/report-design talking points for the presentation.</w:t>
+            </w:r>
+          </w:p>
+        </w:tc>
+      </w:tr>
+      <w:tr>
+        <w:tc>
+          <w:tcPr>
+            <w:tcW w:type="dxa" w:w="1500"/>
+            <w:shd w:fill="D9EAF7"/>
+            <w:vAlign w:val="top"/>
+          </w:tcPr>
+          <w:p>
+            <w:pPr>
+              <w:spacing w:after="40" w:line="240" w:lineRule="auto"/>
+              <w:jc w:val="center"/>
+            </w:pPr>
+            <w:r>
+              <w:rPr>
+                <w:rFonts w:ascii="Aptos" w:hAnsi="Aptos"/>
+                <w:b/>
+                <w:sz w:val="16"/>
+              </w:rPr>
+              <w:t>Week 8: Jul 20-Jul 26</w:t>
+            </w:r>
+          </w:p>
+        </w:tc>
+        <w:tc>
+          <w:tcPr>
+            <w:tcW w:type="dxa" w:w="1200"/>
+            <w:vAlign w:val="top"/>
+          </w:tcPr>
+          <w:p>
+            <w:pPr>
+              <w:spacing w:after="40" w:line="240" w:lineRule="auto"/>
+              <w:jc w:val="center"/>
+            </w:pPr>
+            <w:r>
+              <w:rPr>
+                <w:rFonts w:ascii="Aptos" w:hAnsi="Aptos"/>
+                <w:b/>
+                <w:sz w:val="16"/>
+              </w:rPr>
+              <w:t>Yuuki</w:t>
+            </w:r>
+          </w:p>
+        </w:tc>
+        <w:tc>
+          <w:tcPr>
+            <w:tcW w:type="dxa" w:w="6660"/>
+            <w:vAlign w:val="top"/>
+          </w:tcPr>
+          <w:p>
+            <w:pPr>
+              <w:spacing w:after="40" w:line="240" w:lineRule="auto"/>
+              <w:ind w:left="173" w:hanging="173"/>
+            </w:pPr>
+            <w:r>
+              <w:rPr>
+                <w:rFonts w:ascii="Aptos" w:hAnsi="Aptos"/>
+                <w:b w:val="0"/>
+                <w:sz w:val="16"/>
+              </w:rPr>
+              <w:t xml:space="preserve">[ ] </w:t>
+            </w:r>
+            <w:r>
+              <w:rPr>
+                <w:rFonts w:ascii="Aptos" w:hAnsi="Aptos"/>
+                <w:b w:val="0"/>
+                <w:sz w:val="16"/>
+              </w:rPr>
+              <w:t>Finalize the submission checklist and confirm all required deliverables.</w:t>
+            </w:r>
+          </w:p>
+          <w:p>
+            <w:pPr>
+              <w:spacing w:after="40" w:line="240" w:lineRule="auto"/>
+              <w:ind w:left="173" w:hanging="173"/>
+            </w:pPr>
+            <w:r>
+              <w:rPr>
+                <w:rFonts w:ascii="Aptos" w:hAnsi="Aptos"/>
+                <w:b w:val="0"/>
+                <w:sz w:val="16"/>
+              </w:rPr>
+              <w:t xml:space="preserve">[ ] </w:t>
+            </w:r>
+            <w:r>
+              <w:rPr>
+                <w:rFonts w:ascii="Aptos" w:hAnsi="Aptos"/>
+                <w:b w:val="0"/>
+                <w:sz w:val="16"/>
+              </w:rPr>
+              <w:t>Lead demo rehearsal and timing practice.</w:t>
+            </w:r>
+          </w:p>
+          <w:p>
+            <w:pPr>
+              <w:spacing w:after="40" w:line="240" w:lineRule="auto"/>
+              <w:ind w:left="173" w:hanging="173"/>
+            </w:pPr>
+            <w:r>
+              <w:rPr>
+                <w:rFonts w:ascii="Aptos" w:hAnsi="Aptos"/>
+                <w:b w:val="0"/>
+                <w:sz w:val="16"/>
+              </w:rPr>
+              <w:t xml:space="preserve">[ ] </w:t>
+            </w:r>
+            <w:r>
+              <w:rPr>
+                <w:rFonts w:ascii="Aptos" w:hAnsi="Aptos"/>
+                <w:b w:val="0"/>
+                <w:sz w:val="16"/>
+              </w:rPr>
+              <w:t>Prepare the backup demo plan in case live services are unavailable.</w:t>
+            </w:r>
+          </w:p>
+          <w:p>
+            <w:pPr>
+              <w:spacing w:after="40" w:line="240" w:lineRule="auto"/>
+              <w:ind w:left="173" w:hanging="173"/>
+            </w:pPr>
+            <w:r>
+              <w:rPr>
+                <w:rFonts w:ascii="Aptos" w:hAnsi="Aptos"/>
+                <w:b w:val="0"/>
+                <w:sz w:val="16"/>
+              </w:rPr>
+              <w:t xml:space="preserve">[ ] </w:t>
+            </w:r>
+            <w:r>
+              <w:rPr>
+                <w:rFonts w:ascii="Aptos" w:hAnsi="Aptos"/>
+                <w:b w:val="0"/>
+                <w:sz w:val="16"/>
+              </w:rPr>
+              <w:t>Review the final project narrative for consistency across docs and slides.</w:t>
+            </w:r>
+          </w:p>
+        </w:tc>
+      </w:tr>
+      <w:tr>
+        <w:tc>
+          <w:tcPr>
+            <w:tcW w:type="dxa" w:w="1500"/>
+            <w:shd w:fill="D9EAF7"/>
+            <w:vAlign w:val="top"/>
+          </w:tcPr>
+          <w:p>
+            <w:pPr>
+              <w:spacing w:after="40" w:line="240" w:lineRule="auto"/>
+              <w:jc w:val="center"/>
+            </w:pPr>
+            <w:r>
+              <w:rPr>
+                <w:rFonts w:ascii="Aptos" w:hAnsi="Aptos"/>
+                <w:b/>
+                <w:sz w:val="16"/>
+              </w:rPr>
+              <w:t>Week 8: Jul 20-Jul 26</w:t>
+            </w:r>
+          </w:p>
+        </w:tc>
+        <w:tc>
+          <w:tcPr>
+            <w:tcW w:type="dxa" w:w="1200"/>
+            <w:vAlign w:val="top"/>
+          </w:tcPr>
+          <w:p>
+            <w:pPr>
+              <w:spacing w:after="40" w:line="240" w:lineRule="auto"/>
+              <w:jc w:val="center"/>
+            </w:pPr>
+            <w:r>
+              <w:rPr>
+                <w:rFonts w:ascii="Aptos" w:hAnsi="Aptos"/>
+                <w:b/>
+                <w:sz w:val="16"/>
+              </w:rPr>
+              <w:t>Joseph</w:t>
+            </w:r>
+          </w:p>
+        </w:tc>
+        <w:tc>
+          <w:tcPr>
+            <w:tcW w:type="dxa" w:w="6660"/>
+            <w:vAlign w:val="top"/>
+          </w:tcPr>
+          <w:p>
+            <w:pPr>
+              <w:spacing w:after="40" w:line="240" w:lineRule="auto"/>
+              <w:ind w:left="173" w:hanging="173"/>
+            </w:pPr>
+            <w:r>
+              <w:rPr>
+                <w:rFonts w:ascii="Aptos" w:hAnsi="Aptos"/>
+                <w:b w:val="0"/>
+                <w:sz w:val="16"/>
+              </w:rPr>
+              <w:t xml:space="preserve">[ ] </w:t>
+            </w:r>
+            <w:r>
+              <w:rPr>
+                <w:rFonts w:ascii="Aptos" w:hAnsi="Aptos"/>
+                <w:b w:val="0"/>
+                <w:sz w:val="16"/>
+              </w:rPr>
+              <w:t>Freeze backend features and verify the demo dataset works.</w:t>
+            </w:r>
+          </w:p>
+          <w:p>
+            <w:pPr>
+              <w:spacing w:after="40" w:line="240" w:lineRule="auto"/>
+              <w:ind w:left="173" w:hanging="173"/>
+            </w:pPr>
+            <w:r>
+              <w:rPr>
+                <w:rFonts w:ascii="Aptos" w:hAnsi="Aptos"/>
+                <w:b w:val="0"/>
+                <w:sz w:val="16"/>
+              </w:rPr>
+              <w:t xml:space="preserve">[ ] </w:t>
+            </w:r>
+            <w:r>
+              <w:rPr>
+                <w:rFonts w:ascii="Aptos" w:hAnsi="Aptos"/>
+                <w:b w:val="0"/>
+                <w:sz w:val="16"/>
+              </w:rPr>
+              <w:t>Prepare mock or fallback analysis output if API access fails.</w:t>
+            </w:r>
+          </w:p>
+          <w:p>
+            <w:pPr>
+              <w:spacing w:after="40" w:line="240" w:lineRule="auto"/>
+              <w:ind w:left="173" w:hanging="173"/>
+            </w:pPr>
+            <w:r>
+              <w:rPr>
+                <w:rFonts w:ascii="Aptos" w:hAnsi="Aptos"/>
+                <w:b w:val="0"/>
+                <w:sz w:val="16"/>
+              </w:rPr>
+              <w:t xml:space="preserve">[ ] </w:t>
+            </w:r>
+            <w:r>
+              <w:rPr>
+                <w:rFonts w:ascii="Aptos" w:hAnsi="Aptos"/>
+                <w:b w:val="0"/>
+                <w:sz w:val="16"/>
+              </w:rPr>
+              <w:t>Review final technical documentation for accuracy.</w:t>
+            </w:r>
+          </w:p>
+          <w:p>
+            <w:pPr>
+              <w:spacing w:after="40" w:line="240" w:lineRule="auto"/>
+              <w:ind w:left="173" w:hanging="173"/>
+            </w:pPr>
+            <w:r>
+              <w:rPr>
+                <w:rFonts w:ascii="Aptos" w:hAnsi="Aptos"/>
+                <w:b w:val="0"/>
+                <w:sz w:val="16"/>
+              </w:rPr>
+              <w:t xml:space="preserve">[ ] </w:t>
+            </w:r>
+            <w:r>
+              <w:rPr>
+                <w:rFonts w:ascii="Aptos" w:hAnsi="Aptos"/>
+                <w:b w:val="0"/>
+                <w:sz w:val="16"/>
+              </w:rPr>
+              <w:t>Confirm the backend can be started cleanly for the final demo.</w:t>
+            </w:r>
+          </w:p>
+        </w:tc>
+      </w:tr>
+      <w:tr>
+        <w:tc>
+          <w:tcPr>
+            <w:tcW w:type="dxa" w:w="1500"/>
+            <w:shd w:fill="D9EAF7"/>
+            <w:vAlign w:val="top"/>
+          </w:tcPr>
+          <w:p>
+            <w:pPr>
+              <w:spacing w:after="40" w:line="240" w:lineRule="auto"/>
+              <w:jc w:val="center"/>
+            </w:pPr>
+            <w:r>
+              <w:rPr>
+                <w:rFonts w:ascii="Aptos" w:hAnsi="Aptos"/>
+                <w:b/>
+                <w:sz w:val="16"/>
+              </w:rPr>
+              <w:t>Week 8: Jul 20-Jul 26</w:t>
+            </w:r>
+          </w:p>
+        </w:tc>
+        <w:tc>
+          <w:tcPr>
+            <w:tcW w:type="dxa" w:w="1200"/>
+            <w:vAlign w:val="top"/>
+          </w:tcPr>
+          <w:p>
+            <w:pPr>
+              <w:spacing w:after="40" w:line="240" w:lineRule="auto"/>
+              <w:jc w:val="center"/>
+            </w:pPr>
+            <w:r>
+              <w:rPr>
+                <w:rFonts w:ascii="Aptos" w:hAnsi="Aptos"/>
+                <w:b/>
+                <w:sz w:val="16"/>
+              </w:rPr>
+              <w:t>Bivaina</w:t>
+            </w:r>
+          </w:p>
+        </w:tc>
+        <w:tc>
+          <w:tcPr>
+            <w:tcW w:type="dxa" w:w="6660"/>
+            <w:vAlign w:val="top"/>
+          </w:tcPr>
+          <w:p>
+            <w:pPr>
+              <w:spacing w:after="40" w:line="240" w:lineRule="auto"/>
+              <w:ind w:left="173" w:hanging="173"/>
+            </w:pPr>
+            <w:r>
+              <w:rPr>
+                <w:rFonts w:ascii="Aptos" w:hAnsi="Aptos"/>
+                <w:b w:val="0"/>
+                <w:sz w:val="16"/>
+              </w:rPr>
+              <w:t xml:space="preserve">[ ] </w:t>
+            </w:r>
+            <w:r>
+              <w:rPr>
+                <w:rFonts w:ascii="Aptos" w:hAnsi="Aptos"/>
+                <w:b w:val="0"/>
+                <w:sz w:val="16"/>
+              </w:rPr>
+              <w:t>Freeze frontend features and complete final UI polish.</w:t>
+            </w:r>
+          </w:p>
+          <w:p>
+            <w:pPr>
+              <w:spacing w:after="40" w:line="240" w:lineRule="auto"/>
+              <w:ind w:left="173" w:hanging="173"/>
+            </w:pPr>
+            <w:r>
+              <w:rPr>
+                <w:rFonts w:ascii="Aptos" w:hAnsi="Aptos"/>
+                <w:b w:val="0"/>
+                <w:sz w:val="16"/>
+              </w:rPr>
+              <w:t xml:space="preserve">[ ] </w:t>
+            </w:r>
+            <w:r>
+              <w:rPr>
+                <w:rFonts w:ascii="Aptos" w:hAnsi="Aptos"/>
+                <w:b w:val="0"/>
+                <w:sz w:val="16"/>
+              </w:rPr>
+              <w:t>Capture backup screenshots of the complete workflow.</w:t>
+            </w:r>
+          </w:p>
+          <w:p>
+            <w:pPr>
+              <w:spacing w:after="40" w:line="240" w:lineRule="auto"/>
+              <w:ind w:left="173" w:hanging="173"/>
+            </w:pPr>
+            <w:r>
+              <w:rPr>
+                <w:rFonts w:ascii="Aptos" w:hAnsi="Aptos"/>
+                <w:b w:val="0"/>
+                <w:sz w:val="16"/>
+              </w:rPr>
+              <w:t xml:space="preserve">[ ] </w:t>
+            </w:r>
+            <w:r>
+              <w:rPr>
+                <w:rFonts w:ascii="Aptos" w:hAnsi="Aptos"/>
+                <w:b w:val="0"/>
+                <w:sz w:val="16"/>
+              </w:rPr>
+              <w:t>Review final slides for visual consistency and report screenshots.</w:t>
+            </w:r>
+          </w:p>
+          <w:p>
+            <w:pPr>
+              <w:spacing w:after="40" w:line="240" w:lineRule="auto"/>
+              <w:ind w:left="173" w:hanging="173"/>
+            </w:pPr>
+            <w:r>
+              <w:rPr>
+                <w:rFonts w:ascii="Aptos" w:hAnsi="Aptos"/>
+                <w:b w:val="0"/>
+                <w:sz w:val="16"/>
+              </w:rPr>
+              <w:t xml:space="preserve">[ ] </w:t>
+            </w:r>
+            <w:r>
+              <w:rPr>
+                <w:rFonts w:ascii="Aptos" w:hAnsi="Aptos"/>
+                <w:b w:val="0"/>
+                <w:sz w:val="16"/>
+              </w:rPr>
+              <w:t>Confirm the UI can be opened and demonstrated without layout issues.</w:t>
+            </w:r>
+          </w:p>
+        </w:tc>
+      </w:tr>
+      <w:tr>
+        <w:tc>
+          <w:tcPr>
+            <w:tcW w:type="dxa" w:w="1500"/>
+            <w:shd w:fill="D9EAF7"/>
+            <w:vAlign w:val="top"/>
+          </w:tcPr>
+          <w:p>
+            <w:pPr>
+              <w:spacing w:after="40" w:line="240" w:lineRule="auto"/>
+              <w:jc w:val="center"/>
+            </w:pPr>
+            <w:r>
+              <w:rPr>
+                <w:rFonts w:ascii="Aptos" w:hAnsi="Aptos"/>
+                <w:b/>
+                <w:sz w:val="16"/>
+              </w:rPr>
+              <w:t>Final: Jul 27-Jul 28</w:t>
+            </w:r>
+          </w:p>
+        </w:tc>
+        <w:tc>
+          <w:tcPr>
+            <w:tcW w:type="dxa" w:w="1200"/>
+            <w:vAlign w:val="top"/>
+          </w:tcPr>
+          <w:p>
+            <w:pPr>
+              <w:spacing w:after="40" w:line="240" w:lineRule="auto"/>
+              <w:jc w:val="center"/>
+            </w:pPr>
+            <w:r>
+              <w:rPr>
+                <w:rFonts w:ascii="Aptos" w:hAnsi="Aptos"/>
+                <w:b/>
+                <w:sz w:val="16"/>
+              </w:rPr>
+              <w:t>Yuuki</w:t>
+            </w:r>
+          </w:p>
+        </w:tc>
+        <w:tc>
+          <w:tcPr>
+            <w:tcW w:type="dxa" w:w="6660"/>
+            <w:vAlign w:val="top"/>
+          </w:tcPr>
+          <w:p>
+            <w:pPr>
+              <w:spacing w:after="40" w:line="240" w:lineRule="auto"/>
+              <w:ind w:left="173" w:hanging="173"/>
+            </w:pPr>
+            <w:r>
+              <w:rPr>
+                <w:rFonts w:ascii="Aptos" w:hAnsi="Aptos"/>
+                <w:b w:val="0"/>
+                <w:sz w:val="16"/>
+              </w:rPr>
+              <w:t xml:space="preserve">[ ] </w:t>
+            </w:r>
+            <w:r>
+              <w:rPr>
+                <w:rFonts w:ascii="Aptos" w:hAnsi="Aptos"/>
+                <w:b w:val="0"/>
+                <w:sz w:val="16"/>
+              </w:rPr>
+              <w:t>Introduce the project, problem, scope, and team roles.</w:t>
+            </w:r>
+          </w:p>
+          <w:p>
+            <w:pPr>
+              <w:spacing w:after="40" w:line="240" w:lineRule="auto"/>
+              <w:ind w:left="173" w:hanging="173"/>
+            </w:pPr>
+            <w:r>
+              <w:rPr>
+                <w:rFonts w:ascii="Aptos" w:hAnsi="Aptos"/>
+                <w:b w:val="0"/>
+                <w:sz w:val="16"/>
+              </w:rPr>
+              <w:t xml:space="preserve">[ ] </w:t>
+            </w:r>
+            <w:r>
+              <w:rPr>
+                <w:rFonts w:ascii="Aptos" w:hAnsi="Aptos"/>
+                <w:b w:val="0"/>
+                <w:sz w:val="16"/>
+              </w:rPr>
+              <w:t>Guide the live or recorded demo flow.</w:t>
+            </w:r>
+          </w:p>
+          <w:p>
+            <w:pPr>
+              <w:spacing w:after="40" w:line="240" w:lineRule="auto"/>
+              <w:ind w:left="173" w:hanging="173"/>
+            </w:pPr>
+            <w:r>
+              <w:rPr>
+                <w:rFonts w:ascii="Aptos" w:hAnsi="Aptos"/>
+                <w:b w:val="0"/>
+                <w:sz w:val="16"/>
+              </w:rPr>
+              <w:t xml:space="preserve">[ ] </w:t>
+            </w:r>
+            <w:r>
+              <w:rPr>
+                <w:rFonts w:ascii="Aptos" w:hAnsi="Aptos"/>
+                <w:b w:val="0"/>
+                <w:sz w:val="16"/>
+              </w:rPr>
+              <w:t>Explain schedule decisions, deliverables, limitations, and future work.</w:t>
+            </w:r>
+          </w:p>
+          <w:p>
+            <w:pPr>
+              <w:spacing w:after="40" w:line="240" w:lineRule="auto"/>
+              <w:ind w:left="173" w:hanging="173"/>
+            </w:pPr>
+            <w:r>
+              <w:rPr>
+                <w:rFonts w:ascii="Aptos" w:hAnsi="Aptos"/>
+                <w:b w:val="0"/>
+                <w:sz w:val="16"/>
+              </w:rPr>
+              <w:t xml:space="preserve">[ ] </w:t>
+            </w:r>
+            <w:r>
+              <w:rPr>
+                <w:rFonts w:ascii="Aptos" w:hAnsi="Aptos"/>
+                <w:b w:val="0"/>
+                <w:sz w:val="16"/>
+              </w:rPr>
+              <w:t>Answer project-management and scope questions.</w:t>
+            </w:r>
+          </w:p>
+        </w:tc>
+      </w:tr>
+      <w:tr>
+        <w:tc>
+          <w:tcPr>
+            <w:tcW w:type="dxa" w:w="1500"/>
+            <w:shd w:fill="D9EAF7"/>
+            <w:vAlign w:val="top"/>
+          </w:tcPr>
+          <w:p>
+            <w:pPr>
+              <w:spacing w:after="40" w:line="240" w:lineRule="auto"/>
+              <w:jc w:val="center"/>
+            </w:pPr>
+            <w:r>
+              <w:rPr>
+                <w:rFonts w:ascii="Aptos" w:hAnsi="Aptos"/>
+                <w:b/>
+                <w:sz w:val="16"/>
+              </w:rPr>
+              <w:t>Final: Jul 27-Jul 28</w:t>
+            </w:r>
+          </w:p>
+        </w:tc>
+        <w:tc>
+          <w:tcPr>
+            <w:tcW w:type="dxa" w:w="1200"/>
+            <w:vAlign w:val="top"/>
+          </w:tcPr>
+          <w:p>
+            <w:pPr>
+              <w:spacing w:after="40" w:line="240" w:lineRule="auto"/>
+              <w:jc w:val="center"/>
+            </w:pPr>
+            <w:r>
+              <w:rPr>
+                <w:rFonts w:ascii="Aptos" w:hAnsi="Aptos"/>
+                <w:b/>
+                <w:sz w:val="16"/>
+              </w:rPr>
+              <w:t>Joseph</w:t>
+            </w:r>
+          </w:p>
+        </w:tc>
+        <w:tc>
+          <w:tcPr>
+            <w:tcW w:type="dxa" w:w="6660"/>
+            <w:vAlign w:val="top"/>
+          </w:tcPr>
+          <w:p>
+            <w:pPr>
+              <w:spacing w:after="40" w:line="240" w:lineRule="auto"/>
+              <w:ind w:left="173" w:hanging="173"/>
+            </w:pPr>
+            <w:r>
+              <w:rPr>
+                <w:rFonts w:ascii="Aptos" w:hAnsi="Aptos"/>
+                <w:b w:val="0"/>
+                <w:sz w:val="16"/>
+              </w:rPr>
+              <w:t xml:space="preserve">[ ] </w:t>
+            </w:r>
+            <w:r>
+              <w:rPr>
+                <w:rFonts w:ascii="Aptos" w:hAnsi="Aptos"/>
+                <w:b w:val="0"/>
+                <w:sz w:val="16"/>
+              </w:rPr>
+              <w:t>Explain backend parsing, LLM integration, and technical decisions.</w:t>
+            </w:r>
+          </w:p>
+          <w:p>
+            <w:pPr>
+              <w:spacing w:after="40" w:line="240" w:lineRule="auto"/>
+              <w:ind w:left="173" w:hanging="173"/>
+            </w:pPr>
+            <w:r>
+              <w:rPr>
+                <w:rFonts w:ascii="Aptos" w:hAnsi="Aptos"/>
+                <w:b w:val="0"/>
+                <w:sz w:val="16"/>
+              </w:rPr>
+              <w:t xml:space="preserve">[ ] </w:t>
+            </w:r>
+            <w:r>
+              <w:rPr>
+                <w:rFonts w:ascii="Aptos" w:hAnsi="Aptos"/>
+                <w:b w:val="0"/>
+                <w:sz w:val="16"/>
+              </w:rPr>
+              <w:t>Support the demo if backend, parser, or API issues occur.</w:t>
+            </w:r>
+          </w:p>
+          <w:p>
+            <w:pPr>
+              <w:spacing w:after="40" w:line="240" w:lineRule="auto"/>
+              <w:ind w:left="173" w:hanging="173"/>
+            </w:pPr>
+            <w:r>
+              <w:rPr>
+                <w:rFonts w:ascii="Aptos" w:hAnsi="Aptos"/>
+                <w:b w:val="0"/>
+                <w:sz w:val="16"/>
+              </w:rPr>
+              <w:t xml:space="preserve">[ ] </w:t>
+            </w:r>
+            <w:r>
+              <w:rPr>
+                <w:rFonts w:ascii="Aptos" w:hAnsi="Aptos"/>
+                <w:b w:val="0"/>
+                <w:sz w:val="16"/>
+              </w:rPr>
+              <w:t>Answer implementation, testing, and reliability questions.</w:t>
+            </w:r>
+          </w:p>
+          <w:p>
+            <w:pPr>
+              <w:spacing w:after="40" w:line="240" w:lineRule="auto"/>
+              <w:ind w:left="173" w:hanging="173"/>
+            </w:pPr>
+            <w:r>
+              <w:rPr>
+                <w:rFonts w:ascii="Aptos" w:hAnsi="Aptos"/>
+                <w:b w:val="0"/>
+                <w:sz w:val="16"/>
+              </w:rPr>
+              <w:t xml:space="preserve">[ ] </w:t>
+            </w:r>
+            <w:r>
+              <w:rPr>
+                <w:rFonts w:ascii="Aptos" w:hAnsi="Aptos"/>
+                <w:b w:val="0"/>
+                <w:sz w:val="16"/>
+              </w:rPr>
+              <w:t>Help explain fallback behavior if the live API cannot be used.</w:t>
+            </w:r>
+          </w:p>
+        </w:tc>
+      </w:tr>
+      <w:tr>
+        <w:tc>
+          <w:tcPr>
+            <w:tcW w:type="dxa" w:w="1500"/>
+            <w:shd w:fill="D9EAF7"/>
+            <w:vAlign w:val="top"/>
+          </w:tcPr>
+          <w:p>
+            <w:pPr>
+              <w:spacing w:after="40" w:line="240" w:lineRule="auto"/>
+              <w:jc w:val="center"/>
+            </w:pPr>
+            <w:r>
+              <w:rPr>
+                <w:rFonts w:ascii="Aptos" w:hAnsi="Aptos"/>
+                <w:b/>
+                <w:sz w:val="16"/>
+              </w:rPr>
+              <w:t>Final: Jul 27-Jul 28</w:t>
+            </w:r>
+          </w:p>
+        </w:tc>
+        <w:tc>
+          <w:tcPr>
+            <w:tcW w:type="dxa" w:w="1200"/>
+            <w:vAlign w:val="top"/>
+          </w:tcPr>
+          <w:p>
+            <w:pPr>
+              <w:spacing w:after="40" w:line="240" w:lineRule="auto"/>
+              <w:jc w:val="center"/>
+            </w:pPr>
+            <w:r>
+              <w:rPr>
+                <w:rFonts w:ascii="Aptos" w:hAnsi="Aptos"/>
+                <w:b/>
+                <w:sz w:val="16"/>
+              </w:rPr>
+              <w:t>Bivaina</w:t>
+            </w:r>
+          </w:p>
+        </w:tc>
+        <w:tc>
+          <w:tcPr>
+            <w:tcW w:type="dxa" w:w="6660"/>
+            <w:vAlign w:val="top"/>
+          </w:tcPr>
+          <w:p>
+            <w:pPr>
+              <w:spacing w:after="40" w:line="240" w:lineRule="auto"/>
+              <w:ind w:left="173" w:hanging="173"/>
+            </w:pPr>
+            <w:r>
+              <w:rPr>
+                <w:rFonts w:ascii="Aptos" w:hAnsi="Aptos"/>
+                <w:b w:val="0"/>
+                <w:sz w:val="16"/>
+              </w:rPr>
+              <w:t xml:space="preserve">[ ] </w:t>
+            </w:r>
+            <w:r>
+              <w:rPr>
+                <w:rFonts w:ascii="Aptos" w:hAnsi="Aptos"/>
+                <w:b w:val="0"/>
+                <w:sz w:val="16"/>
+              </w:rPr>
+              <w:t>Explain the user interface and report design.</w:t>
+            </w:r>
+          </w:p>
+          <w:p>
+            <w:pPr>
+              <w:spacing w:after="40" w:line="240" w:lineRule="auto"/>
+              <w:ind w:left="173" w:hanging="173"/>
+            </w:pPr>
+            <w:r>
+              <w:rPr>
+                <w:rFonts w:ascii="Aptos" w:hAnsi="Aptos"/>
+                <w:b w:val="0"/>
+                <w:sz w:val="16"/>
+              </w:rPr>
+              <w:t xml:space="preserve">[ ] </w:t>
+            </w:r>
+            <w:r>
+              <w:rPr>
+                <w:rFonts w:ascii="Aptos" w:hAnsi="Aptos"/>
+                <w:b w:val="0"/>
+                <w:sz w:val="16"/>
+              </w:rPr>
+              <w:t>Show how analysts review score, IoCs, explanations, and recommendations.</w:t>
+            </w:r>
+          </w:p>
+          <w:p>
+            <w:pPr>
+              <w:spacing w:after="40" w:line="240" w:lineRule="auto"/>
+              <w:ind w:left="173" w:hanging="173"/>
+            </w:pPr>
+            <w:r>
+              <w:rPr>
+                <w:rFonts w:ascii="Aptos" w:hAnsi="Aptos"/>
+                <w:b w:val="0"/>
+                <w:sz w:val="16"/>
+              </w:rPr>
+              <w:t xml:space="preserve">[ ] </w:t>
+            </w:r>
+            <w:r>
+              <w:rPr>
+                <w:rFonts w:ascii="Aptos" w:hAnsi="Aptos"/>
+                <w:b w:val="0"/>
+                <w:sz w:val="16"/>
+              </w:rPr>
+              <w:t>Answer usability, accessibility, and frontend questions.</w:t>
+            </w:r>
+          </w:p>
+          <w:p>
+            <w:pPr>
+              <w:spacing w:after="40" w:line="240" w:lineRule="auto"/>
+              <w:ind w:left="173" w:hanging="173"/>
+            </w:pPr>
+            <w:r>
+              <w:rPr>
+                <w:rFonts w:ascii="Aptos" w:hAnsi="Aptos"/>
+                <w:b w:val="0"/>
+                <w:sz w:val="16"/>
+              </w:rPr>
+              <w:t xml:space="preserve">[ ] </w:t>
+            </w:r>
+            <w:r>
+              <w:rPr>
+                <w:rFonts w:ascii="Aptos" w:hAnsi="Aptos"/>
+                <w:b w:val="0"/>
+                <w:sz w:val="16"/>
+              </w:rPr>
+              <w:t>Support the demo if the report display or screenshots are needed.</w:t>
             </w:r>
           </w:p>
         </w:tc>
